--- a/Documents/Cahier des charge.docx
+++ b/Documents/Cahier des charge.docx
@@ -1,6 +1,6 @@
 
 <file path=word/document.xml><?xml version="1.0" encoding="utf-8"?>
-<w:document xmlns:wpc="http://schemas.microsoft.com/office/word/2010/wordprocessingCanvas" xmlns:cx="http://schemas.microsoft.com/office/drawing/2014/chartex" xmlns:cx1="http://schemas.microsoft.com/office/drawing/2015/9/8/chartex" xmlns:cx2="http://schemas.microsoft.com/office/drawing/2015/10/21/chartex" xmlns:cx3="http://schemas.microsoft.com/office/drawing/2016/5/9/chartex" xmlns:cx4="http://schemas.microsoft.com/office/drawing/2016/5/10/chartex" xmlns:cx5="http://schemas.microsoft.com/office/drawing/2016/5/11/chartex" xmlns:cx6="http://schemas.microsoft.com/office/drawing/2016/5/12/chartex" xmlns:cx7="http://schemas.microsoft.com/office/drawing/2016/5/13/chartex" xmlns:cx8="http://schemas.microsoft.com/office/drawing/2016/5/14/chartex" xmlns:mc="http://schemas.openxmlformats.org/markup-compatibility/2006" xmlns:aink="http://schemas.microsoft.com/office/drawing/2016/ink" xmlns:am3d="http://schemas.microsoft.com/office/drawing/2017/model3d" xmlns:o="urn:schemas-microsoft-com:office:office" xmlns:oel="http://schemas.microsoft.com/office/2019/extlst" xmlns:r="http://schemas.openxmlformats.org/officeDocument/2006/relationships" xmlns:m="http://schemas.openxmlformats.org/officeDocument/2006/math" xmlns:v="urn:schemas-microsoft-com:vml" xmlns:wp14="http://schemas.microsoft.com/office/word/2010/wordprocessingDrawing" xmlns:wp="http://schemas.openxmlformats.org/drawingml/2006/wordprocessingDrawing" xmlns:w10="urn:schemas-microsoft-com:office:word" xmlns:w="http://schemas.openxmlformats.org/wordprocessingml/2006/main" xmlns:w14="http://schemas.microsoft.com/office/word/2010/wordml" xmlns:w15="http://schemas.microsoft.com/office/word/2012/wordml" xmlns:w16cex="http://schemas.microsoft.com/office/word/2018/wordml/cex" xmlns:w16cid="http://schemas.microsoft.com/office/word/2016/wordml/cid" xmlns:w16="http://schemas.microsoft.com/office/word/2018/wordml" xmlns:w16du="http://schemas.microsoft.com/office/word/2023/wordml/word16du" xmlns:w16sdtdh="http://schemas.microsoft.com/office/word/2020/wordml/sdtdatahash" xmlns:w16sdtfl="http://schemas.microsoft.com/office/word/2024/wordml/sdtformatlock" xmlns:w16se="http://schemas.microsoft.com/office/word/2015/wordml/symex" xmlns:wpg="http://schemas.microsoft.com/office/word/2010/wordprocessingGroup" xmlns:wpi="http://schemas.microsoft.com/office/word/2010/wordprocessingInk" xmlns:wne="http://schemas.microsoft.com/office/word/2006/wordml" xmlns:wps="http://schemas.microsoft.com/office/word/2010/wordprocessingShape" mc:Ignorable="w14 w15 w16se w16cid w16 w16cex w16sdtdh w16sdtfl w16du wp14">
+<w:document xmlns:wpc="http://schemas.microsoft.com/office/word/2010/wordprocessingCanvas" xmlns:cx="http://schemas.microsoft.com/office/drawing/2014/chartex" xmlns:cx1="http://schemas.microsoft.com/office/drawing/2015/9/8/chartex" xmlns:cx2="http://schemas.microsoft.com/office/drawing/2015/10/21/chartex" xmlns:cx3="http://schemas.microsoft.com/office/drawing/2016/5/9/chartex" xmlns:cx4="http://schemas.microsoft.com/office/drawing/2016/5/10/chartex" xmlns:cx5="http://schemas.microsoft.com/office/drawing/2016/5/11/chartex" xmlns:cx6="http://schemas.microsoft.com/office/drawing/2016/5/12/chartex" xmlns:cx7="http://schemas.microsoft.com/office/drawing/2016/5/13/chartex" xmlns:cx8="http://schemas.microsoft.com/office/drawing/2016/5/14/chartex" xmlns:mc="http://schemas.openxmlformats.org/markup-compatibility/2006" xmlns:aink="http://schemas.microsoft.com/office/drawing/2016/ink" xmlns:am3d="http://schemas.microsoft.com/office/drawing/2017/model3d" xmlns:o="urn:schemas-microsoft-com:office:office" xmlns:oel="http://schemas.microsoft.com/office/2019/extlst" xmlns:r="http://schemas.openxmlformats.org/officeDocument/2006/relationships" xmlns:m="http://schemas.openxmlformats.org/officeDocument/2006/math" xmlns:v="urn:schemas-microsoft-com:vml" xmlns:wp14="http://schemas.microsoft.com/office/word/2010/wordprocessingDrawing" xmlns:wp="http://schemas.openxmlformats.org/drawingml/2006/wordprocessingDrawing" xmlns:w10="urn:schemas-microsoft-com:office:word" xmlns:w="http://schemas.openxmlformats.org/wordprocessingml/2006/main" xmlns:w14="http://schemas.microsoft.com/office/word/2010/wordml" xmlns:w15="http://schemas.microsoft.com/office/word/2012/wordml" xmlns:w16cex="http://schemas.microsoft.com/office/word/2018/wordml/cex" xmlns:w16cid="http://schemas.microsoft.com/office/word/2016/wordml/cid" xmlns:w16="http://schemas.microsoft.com/office/word/2018/wordml" xmlns:w16du="http://schemas.microsoft.com/office/word/2023/wordml/word16du" xmlns:w16sdtdh="http://schemas.microsoft.com/office/word/2020/wordml/sdtdatahash" xmlns:w16sdtfl="http://schemas.microsoft.com/office/word/2024/wordml/sdtformatlock" xmlns:w16se="http://schemas.microsoft.com/office/word/2015/wordml/symex" xmlns:wpg="http://schemas.microsoft.com/office/word/2010/wordprocessingGroup" xmlns:wpi="http://schemas.microsoft.com/office/word/2010/wordprocessingInk" xmlns:wne="http://schemas.microsoft.com/office/word/2006/wordml" xmlns:wps="http://schemas.microsoft.com/office/word/2010/wordprocessingShape" xmlns:a="http://schemas.openxmlformats.org/drawingml/2006/main" xmlns:pic="http://schemas.openxmlformats.org/drawingml/2006/picture" mc:Ignorable="w14 w15 w16se w16cid w16 w16cex w16sdtdh w16sdtfl w16du wp14">
   <w:body>
     <w:p>
       <w:pPr>
@@ -48,7 +48,7 @@
     <w:p>
       <w:pPr>
         <w:pBdr>
-          <w:bottom w:val="single" w:sz="12" w:space="8" w:color="1F4E79"/>
+          <w:bottom w:val="single" w:color="1F4E79" w:sz="12" w:space="8"/>
         </w:pBdr>
         <w:spacing w:after="600"/>
         <w:jc w:val="center"/>
@@ -217,12 +217,13 @@
           <w:tcPr>
             <w:tcW w:w="1399" w:type="dxa"/>
             <w:tcBorders>
-              <w:top w:val="single" w:sz="4" w:space="0" w:color="000000"/>
-              <w:left w:val="single" w:sz="4" w:space="0" w:color="000000"/>
-              <w:bottom w:val="single" w:sz="4" w:space="0" w:color="000000"/>
-              <w:right w:val="single" w:sz="4" w:space="0" w:color="000000"/>
+              <w:top w:val="single" w:color="000000" w:themeColor="text2" w:sz="4" w:space="0"/>
+              <w:left w:val="single" w:color="000000" w:themeColor="text2" w:sz="4" w:space="0"/>
+              <w:bottom w:val="single" w:color="000000" w:themeColor="text2" w:sz="4" w:space="0"/>
+              <w:right w:val="single" w:color="000000" w:themeColor="text2" w:sz="4" w:space="0"/>
             </w:tcBorders>
             <w:shd w:val="clear" w:color="auto" w:fill="1F4E79"/>
+            <w:tcMar/>
             <w:vAlign w:val="center"/>
           </w:tcPr>
           <w:p>
@@ -240,12 +241,13 @@
           <w:tcPr>
             <w:tcW w:w="1601" w:type="dxa"/>
             <w:tcBorders>
-              <w:top w:val="single" w:sz="4" w:space="0" w:color="000000"/>
-              <w:left w:val="single" w:sz="4" w:space="0" w:color="000000"/>
-              <w:bottom w:val="single" w:sz="4" w:space="0" w:color="000000"/>
-              <w:right w:val="single" w:sz="4" w:space="0" w:color="000000"/>
+              <w:top w:val="single" w:color="000000" w:themeColor="text2" w:sz="4" w:space="0"/>
+              <w:left w:val="single" w:color="000000" w:themeColor="text2" w:sz="4" w:space="0"/>
+              <w:bottom w:val="single" w:color="000000" w:themeColor="text2" w:sz="4" w:space="0"/>
+              <w:right w:val="single" w:color="000000" w:themeColor="text2" w:sz="4" w:space="0"/>
             </w:tcBorders>
             <w:shd w:val="clear" w:color="auto" w:fill="1F4E79"/>
+            <w:tcMar/>
             <w:vAlign w:val="center"/>
           </w:tcPr>
           <w:p>
@@ -263,12 +265,13 @@
           <w:tcPr>
             <w:tcW w:w="2800" w:type="dxa"/>
             <w:tcBorders>
-              <w:top w:val="single" w:sz="4" w:space="0" w:color="000000"/>
-              <w:left w:val="single" w:sz="4" w:space="0" w:color="000000"/>
-              <w:bottom w:val="single" w:sz="4" w:space="0" w:color="000000"/>
-              <w:right w:val="single" w:sz="4" w:space="0" w:color="000000"/>
+              <w:top w:val="single" w:color="000000" w:themeColor="text2" w:sz="4" w:space="0"/>
+              <w:left w:val="single" w:color="000000" w:themeColor="text2" w:sz="4" w:space="0"/>
+              <w:bottom w:val="single" w:color="000000" w:themeColor="text2" w:sz="4" w:space="0"/>
+              <w:right w:val="single" w:color="000000" w:themeColor="text2" w:sz="4" w:space="0"/>
             </w:tcBorders>
             <w:shd w:val="clear" w:color="auto" w:fill="1F4E79"/>
+            <w:tcMar/>
             <w:vAlign w:val="center"/>
           </w:tcPr>
           <w:p>
@@ -286,12 +289,13 @@
           <w:tcPr>
             <w:tcW w:w="3225" w:type="dxa"/>
             <w:tcBorders>
-              <w:top w:val="single" w:sz="4" w:space="0" w:color="000000"/>
-              <w:left w:val="single" w:sz="4" w:space="0" w:color="000000"/>
-              <w:bottom w:val="single" w:sz="4" w:space="0" w:color="000000"/>
-              <w:right w:val="single" w:sz="4" w:space="0" w:color="000000"/>
+              <w:top w:val="single" w:color="000000" w:themeColor="text2" w:sz="4" w:space="0"/>
+              <w:left w:val="single" w:color="000000" w:themeColor="text2" w:sz="4" w:space="0"/>
+              <w:bottom w:val="single" w:color="000000" w:themeColor="text2" w:sz="4" w:space="0"/>
+              <w:right w:val="single" w:color="000000" w:themeColor="text2" w:sz="4" w:space="0"/>
             </w:tcBorders>
             <w:shd w:val="clear" w:color="auto" w:fill="1F4E79"/>
+            <w:tcMar/>
             <w:vAlign w:val="center"/>
           </w:tcPr>
           <w:p>
@@ -311,11 +315,12 @@
           <w:tcPr>
             <w:tcW w:w="1399" w:type="dxa"/>
             <w:tcBorders>
-              <w:top w:val="single" w:sz="4" w:space="0" w:color="000000"/>
-              <w:left w:val="single" w:sz="4" w:space="0" w:color="000000"/>
-              <w:bottom w:val="single" w:sz="4" w:space="0" w:color="000000"/>
-              <w:right w:val="single" w:sz="4" w:space="0" w:color="000000"/>
+              <w:top w:val="single" w:color="000000" w:themeColor="text2" w:sz="4" w:space="0"/>
+              <w:left w:val="single" w:color="000000" w:themeColor="text2" w:sz="4" w:space="0"/>
+              <w:bottom w:val="single" w:color="000000" w:themeColor="text2" w:sz="4" w:space="0"/>
+              <w:right w:val="single" w:color="000000" w:themeColor="text2" w:sz="4" w:space="0"/>
             </w:tcBorders>
+            <w:tcMar/>
             <w:vAlign w:val="center"/>
           </w:tcPr>
           <w:p>
@@ -331,11 +336,12 @@
           <w:tcPr>
             <w:tcW w:w="1601" w:type="dxa"/>
             <w:tcBorders>
-              <w:top w:val="single" w:sz="4" w:space="0" w:color="000000"/>
-              <w:left w:val="single" w:sz="4" w:space="0" w:color="000000"/>
-              <w:bottom w:val="single" w:sz="4" w:space="0" w:color="000000"/>
-              <w:right w:val="single" w:sz="4" w:space="0" w:color="000000"/>
+              <w:top w:val="single" w:color="000000" w:themeColor="text2" w:sz="4" w:space="0"/>
+              <w:left w:val="single" w:color="000000" w:themeColor="text2" w:sz="4" w:space="0"/>
+              <w:bottom w:val="single" w:color="000000" w:themeColor="text2" w:sz="4" w:space="0"/>
+              <w:right w:val="single" w:color="000000" w:themeColor="text2" w:sz="4" w:space="0"/>
             </w:tcBorders>
+            <w:tcMar/>
             <w:vAlign w:val="center"/>
           </w:tcPr>
           <w:p>
@@ -351,11 +357,12 @@
           <w:tcPr>
             <w:tcW w:w="2800" w:type="dxa"/>
             <w:tcBorders>
-              <w:top w:val="single" w:sz="4" w:space="0" w:color="000000"/>
-              <w:left w:val="single" w:sz="4" w:space="0" w:color="000000"/>
-              <w:bottom w:val="single" w:sz="4" w:space="0" w:color="000000"/>
-              <w:right w:val="single" w:sz="4" w:space="0" w:color="000000"/>
+              <w:top w:val="single" w:color="000000" w:themeColor="text2" w:sz="4" w:space="0"/>
+              <w:left w:val="single" w:color="000000" w:themeColor="text2" w:sz="4" w:space="0"/>
+              <w:bottom w:val="single" w:color="000000" w:themeColor="text2" w:sz="4" w:space="0"/>
+              <w:right w:val="single" w:color="000000" w:themeColor="text2" w:sz="4" w:space="0"/>
             </w:tcBorders>
+            <w:tcMar/>
             <w:vAlign w:val="center"/>
           </w:tcPr>
           <w:p>
@@ -376,11 +383,12 @@
           <w:tcPr>
             <w:tcW w:w="3225" w:type="dxa"/>
             <w:tcBorders>
-              <w:top w:val="single" w:sz="4" w:space="0" w:color="000000"/>
-              <w:left w:val="single" w:sz="4" w:space="0" w:color="000000"/>
-              <w:bottom w:val="single" w:sz="4" w:space="0" w:color="000000"/>
-              <w:right w:val="single" w:sz="4" w:space="0" w:color="000000"/>
+              <w:top w:val="single" w:color="000000" w:themeColor="text2" w:sz="4" w:space="0"/>
+              <w:left w:val="single" w:color="000000" w:themeColor="text2" w:sz="4" w:space="0"/>
+              <w:bottom w:val="single" w:color="000000" w:themeColor="text2" w:sz="4" w:space="0"/>
+              <w:right w:val="single" w:color="000000" w:themeColor="text2" w:sz="4" w:space="0"/>
             </w:tcBorders>
+            <w:tcMar/>
             <w:vAlign w:val="center"/>
           </w:tcPr>
           <w:p>
@@ -404,11 +412,12 @@
           <w:tcPr>
             <w:tcW w:w="1399" w:type="dxa"/>
             <w:tcBorders>
-              <w:top w:val="single" w:sz="4" w:space="0" w:color="000000"/>
-              <w:left w:val="single" w:sz="4" w:space="0" w:color="000000"/>
-              <w:bottom w:val="single" w:sz="4" w:space="0" w:color="000000"/>
-              <w:right w:val="single" w:sz="4" w:space="0" w:color="000000"/>
+              <w:top w:val="single" w:color="000000" w:themeColor="text2" w:sz="4" w:space="0"/>
+              <w:left w:val="single" w:color="000000" w:themeColor="text2" w:sz="4" w:space="0"/>
+              <w:bottom w:val="single" w:color="000000" w:themeColor="text2" w:sz="4" w:space="0"/>
+              <w:right w:val="single" w:color="000000" w:themeColor="text2" w:sz="4" w:space="0"/>
             </w:tcBorders>
+            <w:tcMar/>
             <w:vAlign w:val="center"/>
           </w:tcPr>
           <w:p>
@@ -424,11 +433,12 @@
           <w:tcPr>
             <w:tcW w:w="1601" w:type="dxa"/>
             <w:tcBorders>
-              <w:top w:val="single" w:sz="4" w:space="0" w:color="000000"/>
-              <w:left w:val="single" w:sz="4" w:space="0" w:color="000000"/>
-              <w:bottom w:val="single" w:sz="4" w:space="0" w:color="000000"/>
-              <w:right w:val="single" w:sz="4" w:space="0" w:color="000000"/>
+              <w:top w:val="single" w:color="000000" w:themeColor="text2" w:sz="4" w:space="0"/>
+              <w:left w:val="single" w:color="000000" w:themeColor="text2" w:sz="4" w:space="0"/>
+              <w:bottom w:val="single" w:color="000000" w:themeColor="text2" w:sz="4" w:space="0"/>
+              <w:right w:val="single" w:color="000000" w:themeColor="text2" w:sz="4" w:space="0"/>
             </w:tcBorders>
+            <w:tcMar/>
             <w:vAlign w:val="center"/>
           </w:tcPr>
           <w:p>
@@ -441,11 +451,12 @@
           <w:tcPr>
             <w:tcW w:w="2800" w:type="dxa"/>
             <w:tcBorders>
-              <w:top w:val="single" w:sz="4" w:space="0" w:color="000000"/>
-              <w:left w:val="single" w:sz="4" w:space="0" w:color="000000"/>
-              <w:bottom w:val="single" w:sz="4" w:space="0" w:color="000000"/>
-              <w:right w:val="single" w:sz="4" w:space="0" w:color="000000"/>
+              <w:top w:val="single" w:color="000000" w:themeColor="text2" w:sz="4" w:space="0"/>
+              <w:left w:val="single" w:color="000000" w:themeColor="text2" w:sz="4" w:space="0"/>
+              <w:bottom w:val="single" w:color="000000" w:themeColor="text2" w:sz="4" w:space="0"/>
+              <w:right w:val="single" w:color="000000" w:themeColor="text2" w:sz="4" w:space="0"/>
             </w:tcBorders>
+            <w:tcMar/>
             <w:vAlign w:val="center"/>
           </w:tcPr>
           <w:p>
@@ -461,11 +472,12 @@
           <w:tcPr>
             <w:tcW w:w="3225" w:type="dxa"/>
             <w:tcBorders>
-              <w:top w:val="single" w:sz="4" w:space="0" w:color="000000"/>
-              <w:left w:val="single" w:sz="4" w:space="0" w:color="000000"/>
-              <w:bottom w:val="single" w:sz="4" w:space="0" w:color="000000"/>
-              <w:right w:val="single" w:sz="4" w:space="0" w:color="000000"/>
+              <w:top w:val="single" w:color="000000" w:themeColor="text2" w:sz="4" w:space="0"/>
+              <w:left w:val="single" w:color="000000" w:themeColor="text2" w:sz="4" w:space="0"/>
+              <w:bottom w:val="single" w:color="000000" w:themeColor="text2" w:sz="4" w:space="0"/>
+              <w:right w:val="single" w:color="000000" w:themeColor="text2" w:sz="4" w:space="0"/>
             </w:tcBorders>
+            <w:tcMar/>
             <w:vAlign w:val="center"/>
           </w:tcPr>
           <w:p>
@@ -491,6 +503,107 @@
                 <w:lang w:val="fr-FR"/>
               </w:rPr>
               <w:t>Parcours de la donnée</w:t>
+            </w:r>
+          </w:p>
+        </w:tc>
+      </w:tr>
+      <w:tr>
+        <w:trPr>
+          <w:trHeight w:val="300"/>
+        </w:trPr>
+        <w:tc>
+          <w:tcPr>
+            <w:tcW w:w="1400" w:type="dxa"/>
+            <w:tcBorders>
+              <w:top w:val="single" w:color="000000" w:themeColor="text2" w:sz="4" w:space="0"/>
+              <w:left w:val="single" w:color="000000" w:themeColor="text2" w:sz="4" w:space="0"/>
+              <w:bottom w:val="single" w:color="000000" w:themeColor="text2" w:sz="4" w:space="0"/>
+              <w:right w:val="single" w:color="000000" w:themeColor="text2" w:sz="4" w:space="0"/>
+            </w:tcBorders>
+            <w:tcMar/>
+            <w:vAlign w:val="center"/>
+          </w:tcPr>
+          <w:p>
+            <w:pPr>
+              <w:pStyle w:val="Normal"/>
+            </w:pPr>
+            <w:r>
+              <w:rPr>
+                <w:color w:val="000000" w:themeColor="text2" w:themeTint="FF" w:themeShade="FF"/>
+              </w:rPr>
+              <w:t>1.3</w:t>
+            </w:r>
+          </w:p>
+        </w:tc>
+        <w:tc>
+          <w:tcPr>
+            <w:tcW w:w="1601" w:type="dxa"/>
+            <w:tcBorders>
+              <w:top w:val="single" w:color="000000" w:themeColor="text2" w:sz="4" w:space="0"/>
+              <w:left w:val="single" w:color="000000" w:themeColor="text2" w:sz="4" w:space="0"/>
+              <w:bottom w:val="single" w:color="000000" w:themeColor="text2" w:sz="4" w:space="0"/>
+              <w:right w:val="single" w:color="000000" w:themeColor="text2" w:sz="4" w:space="0"/>
+            </w:tcBorders>
+            <w:tcMar/>
+            <w:vAlign w:val="center"/>
+          </w:tcPr>
+          <w:p>
+            <w:r>
+              <w:rPr/>
+              <w:t>24/09/2026</w:t>
+            </w:r>
+          </w:p>
+          <w:p>
+            <w:pPr>
+              <w:pStyle w:val="Normal"/>
+            </w:pPr>
+          </w:p>
+        </w:tc>
+        <w:tc>
+          <w:tcPr>
+            <w:tcW w:w="2800" w:type="dxa"/>
+            <w:tcBorders>
+              <w:top w:val="single" w:color="000000" w:themeColor="text2" w:sz="4" w:space="0"/>
+              <w:left w:val="single" w:color="000000" w:themeColor="text2" w:sz="4" w:space="0"/>
+              <w:bottom w:val="single" w:color="000000" w:themeColor="text2" w:sz="4" w:space="0"/>
+              <w:right w:val="single" w:color="000000" w:themeColor="text2" w:sz="4" w:space="0"/>
+            </w:tcBorders>
+            <w:tcMar/>
+            <w:vAlign w:val="center"/>
+          </w:tcPr>
+          <w:p>
+            <w:pPr>
+              <w:pStyle w:val="Normal"/>
+            </w:pPr>
+            <w:r>
+              <w:rPr>
+                <w:color w:val="000000" w:themeColor="text2" w:themeTint="FF" w:themeShade="FF"/>
+              </w:rPr>
+              <w:t>Mattis TOINET</w:t>
+            </w:r>
+          </w:p>
+        </w:tc>
+        <w:tc>
+          <w:tcPr>
+            <w:tcW w:w="3225" w:type="dxa"/>
+            <w:tcBorders>
+              <w:top w:val="single" w:color="000000" w:themeColor="text2" w:sz="4" w:space="0"/>
+              <w:left w:val="single" w:color="000000" w:themeColor="text2" w:sz="4" w:space="0"/>
+              <w:bottom w:val="single" w:color="000000" w:themeColor="text2" w:sz="4" w:space="0"/>
+              <w:right w:val="single" w:color="000000" w:themeColor="text2" w:sz="4" w:space="0"/>
+            </w:tcBorders>
+            <w:tcMar/>
+            <w:vAlign w:val="center"/>
+          </w:tcPr>
+          <w:p>
+            <w:pPr>
+              <w:pStyle w:val="Normal"/>
+            </w:pPr>
+            <w:r>
+              <w:rPr>
+                <w:lang w:val="fr-FR"/>
+              </w:rPr>
+              <w:t>Réfection complète du document + publication GitHub</w:t>
             </w:r>
           </w:p>
         </w:tc>
@@ -531,1380 +644,871 @@
         <w:p>
           <w:pPr>
             <w:pStyle w:val="TM1"/>
-            <w:rPr>
-              <w:rFonts w:asciiTheme="minorHAnsi" w:eastAsiaTheme="minorEastAsia" w:hAnsiTheme="minorHAnsi" w:cstheme="minorBidi"/>
-              <w:noProof/>
-              <w:kern w:val="2"/>
-              <w:sz w:val="24"/>
-              <w:szCs w:val="24"/>
-              <w:lang w:val="fr-FR" w:eastAsia="fr-FR" w:bidi="ar-SA"/>
-              <w14:ligatures w14:val="standardContextual"/>
-            </w:rPr>
+            <w:tabs>
+              <w:tab w:val="right" w:leader="dot" w:pos="9630"/>
+            </w:tabs>
           </w:pPr>
           <w:r>
             <w:fldChar w:fldCharType="begin"/>
           </w:r>
           <w:r>
-            <w:rPr>
-              <w:rStyle w:val="IndexLink"/>
-            </w:rPr>
-            <w:instrText xml:space="preserve"> TOC \o "1-2" \h</w:instrText>
-          </w:r>
-          <w:r>
-            <w:rPr>
-              <w:rStyle w:val="IndexLink"/>
-            </w:rPr>
+            <w:instrText xml:space="preserve">TOC \o "1-9" \z \u \h</w:instrText>
+          </w:r>
+          <w:r>
             <w:fldChar w:fldCharType="separate"/>
           </w:r>
-          <w:hyperlink w:anchor="_Toc241093926" w:history="1">
-            <w:r>
-              <w:rPr>
-                <w:rStyle w:val="Lienhypertexte"/>
-                <w:noProof/>
-                <w:lang w:val="fr-FR"/>
-              </w:rPr>
-              <w:t>1. Objet du document</w:t>
-            </w:r>
-            <w:r>
-              <w:rPr>
-                <w:noProof/>
-              </w:rPr>
-              <w:tab/>
-            </w:r>
-            <w:r>
-              <w:rPr>
-                <w:noProof/>
-              </w:rPr>
-              <w:fldChar w:fldCharType="begin"/>
-            </w:r>
-            <w:r>
-              <w:rPr>
-                <w:noProof/>
-              </w:rPr>
-              <w:instrText xml:space="preserve"> PAGEREF _Toc241093926 \h </w:instrText>
-            </w:r>
-            <w:r>
-              <w:rPr>
-                <w:noProof/>
-              </w:rPr>
-            </w:r>
-            <w:r>
-              <w:rPr>
-                <w:noProof/>
-              </w:rPr>
-              <w:fldChar w:fldCharType="separate"/>
-            </w:r>
-            <w:r>
-              <w:rPr>
-                <w:noProof/>
-              </w:rPr>
-              <w:t>4</w:t>
-            </w:r>
-            <w:r>
-              <w:rPr>
-                <w:noProof/>
-              </w:rPr>
-              <w:fldChar w:fldCharType="end"/>
-            </w:r>
-          </w:hyperlink>
+          <w:r>
+            <w:fldChar w:fldCharType="begin"/>
+          </w:r>
+          <w:r>
+            <w:instrText xml:space="preserve">HYPERLINK  \l  "_Toc1814919127" </w:instrText>
+          </w:r>
+          <w:r>
+            <w:fldChar w:fldCharType="separate"/>
+          </w:r>
+          <w:r>
+            <w:rPr/>
+            <w:t>1. Objet du document</w:t>
+          </w:r>
+          <w:r>
+            <w:tab/>
+          </w:r>
+          <w:r>
+            <w:fldChar w:fldCharType="begin"/>
+          </w:r>
+          <w:r>
+            <w:instrText xml:space="preserve">PAGEREF _Toc1814919127 \h</w:instrText>
+          </w:r>
+          <w:r>
+            <w:fldChar w:fldCharType="separate"/>
+          </w:r>
+          <w:r>
+            <w:rPr/>
+            <w:t>3</w:t>
+          </w:r>
+          <w:r>
+            <w:fldChar w:fldCharType="end"/>
+          </w:r>
+          <w:r>
+            <w:fldChar w:fldCharType="end"/>
+          </w:r>
         </w:p>
         <w:p>
           <w:pPr>
             <w:pStyle w:val="TM1"/>
-            <w:rPr>
-              <w:rFonts w:asciiTheme="minorHAnsi" w:eastAsiaTheme="minorEastAsia" w:hAnsiTheme="minorHAnsi" w:cstheme="minorBidi"/>
-              <w:noProof/>
-              <w:kern w:val="2"/>
-              <w:sz w:val="24"/>
-              <w:szCs w:val="24"/>
-              <w:lang w:val="fr-FR" w:eastAsia="fr-FR" w:bidi="ar-SA"/>
-              <w14:ligatures w14:val="standardContextual"/>
-            </w:rPr>
+            <w:tabs>
+              <w:tab w:val="right" w:leader="dot" w:pos="9630"/>
+            </w:tabs>
           </w:pPr>
-          <w:hyperlink w:anchor="_Toc241093927" w:history="1">
-            <w:r>
-              <w:rPr>
-                <w:rStyle w:val="Lienhypertexte"/>
-                <w:noProof/>
-                <w:lang w:val="fr-FR"/>
-              </w:rPr>
-              <w:t>2. Contexte et problématique</w:t>
-            </w:r>
-            <w:r>
-              <w:rPr>
-                <w:noProof/>
-              </w:rPr>
-              <w:tab/>
-            </w:r>
-            <w:r>
-              <w:rPr>
-                <w:noProof/>
-              </w:rPr>
-              <w:fldChar w:fldCharType="begin"/>
-            </w:r>
-            <w:r>
-              <w:rPr>
-                <w:noProof/>
-              </w:rPr>
-              <w:instrText xml:space="preserve"> PAGEREF _Toc241093927 \h </w:instrText>
-            </w:r>
-            <w:r>
-              <w:rPr>
-                <w:noProof/>
-              </w:rPr>
-            </w:r>
-            <w:r>
-              <w:rPr>
-                <w:noProof/>
-              </w:rPr>
-              <w:fldChar w:fldCharType="separate"/>
-            </w:r>
-            <w:r>
-              <w:rPr>
-                <w:noProof/>
-              </w:rPr>
-              <w:t>4</w:t>
-            </w:r>
-            <w:r>
-              <w:rPr>
-                <w:noProof/>
-              </w:rPr>
-              <w:fldChar w:fldCharType="end"/>
-            </w:r>
-          </w:hyperlink>
+          <w:r>
+            <w:fldChar w:fldCharType="begin"/>
+          </w:r>
+          <w:r>
+            <w:instrText xml:space="preserve">HYPERLINK  \l  "_Toc993427383" </w:instrText>
+          </w:r>
+          <w:r>
+            <w:fldChar w:fldCharType="separate"/>
+          </w:r>
+          <w:r>
+            <w:rPr/>
+            <w:t>2. Contexte et problématique</w:t>
+          </w:r>
+          <w:r>
+            <w:tab/>
+          </w:r>
+          <w:r>
+            <w:fldChar w:fldCharType="begin"/>
+          </w:r>
+          <w:r>
+            <w:instrText xml:space="preserve">PAGEREF _Toc993427383 \h</w:instrText>
+          </w:r>
+          <w:r>
+            <w:fldChar w:fldCharType="separate"/>
+          </w:r>
+          <w:r>
+            <w:rPr/>
+            <w:t>4</w:t>
+          </w:r>
+          <w:r>
+            <w:fldChar w:fldCharType="end"/>
+          </w:r>
+          <w:r>
+            <w:fldChar w:fldCharType="end"/>
+          </w:r>
         </w:p>
         <w:p>
           <w:pPr>
             <w:pStyle w:val="TM1"/>
-            <w:rPr>
-              <w:rFonts w:asciiTheme="minorHAnsi" w:eastAsiaTheme="minorEastAsia" w:hAnsiTheme="minorHAnsi" w:cstheme="minorBidi"/>
-              <w:noProof/>
-              <w:kern w:val="2"/>
-              <w:sz w:val="24"/>
-              <w:szCs w:val="24"/>
-              <w:lang w:val="fr-FR" w:eastAsia="fr-FR" w:bidi="ar-SA"/>
-              <w14:ligatures w14:val="standardContextual"/>
-            </w:rPr>
+            <w:tabs>
+              <w:tab w:val="right" w:leader="dot" w:pos="9630"/>
+            </w:tabs>
           </w:pPr>
-          <w:hyperlink w:anchor="_Toc241093928" w:history="1">
-            <w:r>
-              <w:rPr>
-                <w:rStyle w:val="Lienhypertexte"/>
-                <w:noProof/>
-                <w:lang w:val="fr-FR"/>
-              </w:rPr>
-              <w:t>3. Objectifs du projet</w:t>
-            </w:r>
-            <w:r>
-              <w:rPr>
-                <w:noProof/>
-              </w:rPr>
-              <w:tab/>
-            </w:r>
-            <w:r>
-              <w:rPr>
-                <w:noProof/>
-              </w:rPr>
-              <w:fldChar w:fldCharType="begin"/>
-            </w:r>
-            <w:r>
-              <w:rPr>
-                <w:noProof/>
-              </w:rPr>
-              <w:instrText xml:space="preserve"> PAGEREF _Toc241093928 \h </w:instrText>
-            </w:r>
-            <w:r>
-              <w:rPr>
-                <w:noProof/>
-              </w:rPr>
-            </w:r>
-            <w:r>
-              <w:rPr>
-                <w:noProof/>
-              </w:rPr>
-              <w:fldChar w:fldCharType="separate"/>
-            </w:r>
-            <w:r>
-              <w:rPr>
-                <w:noProof/>
-              </w:rPr>
-              <w:t>4</w:t>
-            </w:r>
-            <w:r>
-              <w:rPr>
-                <w:noProof/>
-              </w:rPr>
-              <w:fldChar w:fldCharType="end"/>
-            </w:r>
-          </w:hyperlink>
+          <w:r>
+            <w:fldChar w:fldCharType="begin"/>
+          </w:r>
+          <w:r>
+            <w:instrText xml:space="preserve">HYPERLINK  \l  "_Toc1175896931" </w:instrText>
+          </w:r>
+          <w:r>
+            <w:fldChar w:fldCharType="separate"/>
+          </w:r>
+          <w:r>
+            <w:rPr/>
+            <w:t>3. Objectifs du projet</w:t>
+          </w:r>
+          <w:r>
+            <w:tab/>
+          </w:r>
+          <w:r>
+            <w:fldChar w:fldCharType="begin"/>
+          </w:r>
+          <w:r>
+            <w:instrText xml:space="preserve">PAGEREF _Toc1175896931 \h</w:instrText>
+          </w:r>
+          <w:r>
+            <w:fldChar w:fldCharType="separate"/>
+          </w:r>
+          <w:r>
+            <w:rPr/>
+            <w:t>4</w:t>
+          </w:r>
+          <w:r>
+            <w:fldChar w:fldCharType="end"/>
+          </w:r>
+          <w:r>
+            <w:fldChar w:fldCharType="end"/>
+          </w:r>
         </w:p>
         <w:p>
           <w:pPr>
             <w:pStyle w:val="TM1"/>
-            <w:rPr>
-              <w:rFonts w:asciiTheme="minorHAnsi" w:eastAsiaTheme="minorEastAsia" w:hAnsiTheme="minorHAnsi" w:cstheme="minorBidi"/>
-              <w:noProof/>
-              <w:kern w:val="2"/>
-              <w:sz w:val="24"/>
-              <w:szCs w:val="24"/>
-              <w:lang w:val="fr-FR" w:eastAsia="fr-FR" w:bidi="ar-SA"/>
-              <w14:ligatures w14:val="standardContextual"/>
-            </w:rPr>
+            <w:tabs>
+              <w:tab w:val="right" w:leader="dot" w:pos="9630"/>
+            </w:tabs>
           </w:pPr>
-          <w:hyperlink w:anchor="_Toc241093929" w:history="1">
-            <w:r>
-              <w:rPr>
-                <w:rStyle w:val="Lienhypertexte"/>
-                <w:noProof/>
-                <w:lang w:val="fr-FR"/>
-              </w:rPr>
-              <w:t>4. Périmètre fonctionnel</w:t>
-            </w:r>
-            <w:r>
-              <w:rPr>
-                <w:noProof/>
-              </w:rPr>
-              <w:tab/>
-            </w:r>
-            <w:r>
-              <w:rPr>
-                <w:noProof/>
-              </w:rPr>
-              <w:fldChar w:fldCharType="begin"/>
-            </w:r>
-            <w:r>
-              <w:rPr>
-                <w:noProof/>
-              </w:rPr>
-              <w:instrText xml:space="preserve"> PAGEREF _Toc241093929 \h </w:instrText>
-            </w:r>
-            <w:r>
-              <w:rPr>
-                <w:noProof/>
-              </w:rPr>
-            </w:r>
-            <w:r>
-              <w:rPr>
-                <w:noProof/>
-              </w:rPr>
-              <w:fldChar w:fldCharType="separate"/>
-            </w:r>
-            <w:r>
-              <w:rPr>
-                <w:noProof/>
-              </w:rPr>
-              <w:t>5</w:t>
-            </w:r>
-            <w:r>
-              <w:rPr>
-                <w:noProof/>
-              </w:rPr>
-              <w:fldChar w:fldCharType="end"/>
-            </w:r>
-          </w:hyperlink>
+          <w:r>
+            <w:fldChar w:fldCharType="begin"/>
+          </w:r>
+          <w:r>
+            <w:instrText xml:space="preserve">HYPERLINK  \l  "_Toc255914708" </w:instrText>
+          </w:r>
+          <w:r>
+            <w:fldChar w:fldCharType="separate"/>
+          </w:r>
+          <w:r>
+            <w:rPr/>
+            <w:t>4. Périmètre fonctionnel</w:t>
+          </w:r>
+          <w:r>
+            <w:tab/>
+          </w:r>
+          <w:r>
+            <w:fldChar w:fldCharType="begin"/>
+          </w:r>
+          <w:r>
+            <w:instrText xml:space="preserve">PAGEREF _Toc255914708 \h</w:instrText>
+          </w:r>
+          <w:r>
+            <w:fldChar w:fldCharType="separate"/>
+          </w:r>
+          <w:r>
+            <w:rPr/>
+            <w:t>5</w:t>
+          </w:r>
+          <w:r>
+            <w:fldChar w:fldCharType="end"/>
+          </w:r>
+          <w:r>
+            <w:fldChar w:fldCharType="end"/>
+          </w:r>
         </w:p>
         <w:p>
           <w:pPr>
             <w:pStyle w:val="TM2"/>
-            <w:rPr>
-              <w:rFonts w:asciiTheme="minorHAnsi" w:eastAsiaTheme="minorEastAsia" w:hAnsiTheme="minorHAnsi" w:cstheme="minorBidi"/>
-              <w:noProof/>
-              <w:kern w:val="2"/>
-              <w:sz w:val="24"/>
-              <w:szCs w:val="24"/>
-              <w:lang w:val="fr-FR" w:eastAsia="fr-FR" w:bidi="ar-SA"/>
-              <w14:ligatures w14:val="standardContextual"/>
-            </w:rPr>
+            <w:tabs>
+              <w:tab w:val="right" w:leader="dot" w:pos="9345"/>
+            </w:tabs>
           </w:pPr>
-          <w:hyperlink w:anchor="_Toc241093930" w:history="1">
-            <w:r>
-              <w:rPr>
-                <w:rStyle w:val="Lienhypertexte"/>
-                <w:noProof/>
-                <w:lang w:val="fr-FR"/>
-              </w:rPr>
-              <w:t>4.1 Fonctionnalités incluses — version minimale viable (MVP)</w:t>
-            </w:r>
-            <w:r>
-              <w:rPr>
-                <w:noProof/>
-              </w:rPr>
-              <w:tab/>
-            </w:r>
-            <w:r>
-              <w:rPr>
-                <w:noProof/>
-              </w:rPr>
-              <w:fldChar w:fldCharType="begin"/>
-            </w:r>
-            <w:r>
-              <w:rPr>
-                <w:noProof/>
-              </w:rPr>
-              <w:instrText xml:space="preserve"> PAGEREF _Toc241093930 \h </w:instrText>
-            </w:r>
-            <w:r>
-              <w:rPr>
-                <w:noProof/>
-              </w:rPr>
-            </w:r>
-            <w:r>
-              <w:rPr>
-                <w:noProof/>
-              </w:rPr>
-              <w:fldChar w:fldCharType="separate"/>
-            </w:r>
-            <w:r>
-              <w:rPr>
-                <w:noProof/>
-              </w:rPr>
-              <w:t>5</w:t>
-            </w:r>
-            <w:r>
-              <w:rPr>
-                <w:noProof/>
-              </w:rPr>
-              <w:fldChar w:fldCharType="end"/>
-            </w:r>
-          </w:hyperlink>
+          <w:r>
+            <w:fldChar w:fldCharType="begin"/>
+          </w:r>
+          <w:r>
+            <w:instrText xml:space="preserve">HYPERLINK  \l  "_Toc2805555" </w:instrText>
+          </w:r>
+          <w:r>
+            <w:fldChar w:fldCharType="separate"/>
+          </w:r>
+          <w:r>
+            <w:rPr/>
+            <w:t>4.1 Fonctionnalités incluses — version minimale viable (MVP)</w:t>
+          </w:r>
+          <w:r>
+            <w:tab/>
+          </w:r>
+          <w:r>
+            <w:fldChar w:fldCharType="begin"/>
+          </w:r>
+          <w:r>
+            <w:instrText xml:space="preserve">PAGEREF _Toc2805555 \h</w:instrText>
+          </w:r>
+          <w:r>
+            <w:fldChar w:fldCharType="separate"/>
+          </w:r>
+          <w:r>
+            <w:rPr/>
+            <w:t>5</w:t>
+          </w:r>
+          <w:r>
+            <w:fldChar w:fldCharType="end"/>
+          </w:r>
+          <w:r>
+            <w:fldChar w:fldCharType="end"/>
+          </w:r>
         </w:p>
         <w:p>
           <w:pPr>
             <w:pStyle w:val="TM2"/>
-            <w:rPr>
-              <w:rFonts w:asciiTheme="minorHAnsi" w:eastAsiaTheme="minorEastAsia" w:hAnsiTheme="minorHAnsi" w:cstheme="minorBidi"/>
-              <w:noProof/>
-              <w:kern w:val="2"/>
-              <w:sz w:val="24"/>
-              <w:szCs w:val="24"/>
-              <w:lang w:val="fr-FR" w:eastAsia="fr-FR" w:bidi="ar-SA"/>
-              <w14:ligatures w14:val="standardContextual"/>
-            </w:rPr>
+            <w:tabs>
+              <w:tab w:val="right" w:leader="dot" w:pos="9345"/>
+            </w:tabs>
           </w:pPr>
-          <w:hyperlink w:anchor="_Toc241093931" w:history="1">
-            <w:r>
-              <w:rPr>
-                <w:rStyle w:val="Lienhypertexte"/>
-                <w:noProof/>
-                <w:lang w:val="fr-FR"/>
-              </w:rPr>
-              <w:t>4.2 Fonctionnalités optionnelles (si le temps le permet)</w:t>
-            </w:r>
-            <w:r>
-              <w:rPr>
-                <w:noProof/>
-              </w:rPr>
-              <w:tab/>
-            </w:r>
-            <w:r>
-              <w:rPr>
-                <w:noProof/>
-              </w:rPr>
-              <w:fldChar w:fldCharType="begin"/>
-            </w:r>
-            <w:r>
-              <w:rPr>
-                <w:noProof/>
-              </w:rPr>
-              <w:instrText xml:space="preserve"> PAGEREF _Toc241093931 \h </w:instrText>
-            </w:r>
-            <w:r>
-              <w:rPr>
-                <w:noProof/>
-              </w:rPr>
-            </w:r>
-            <w:r>
-              <w:rPr>
-                <w:noProof/>
-              </w:rPr>
-              <w:fldChar w:fldCharType="separate"/>
-            </w:r>
-            <w:r>
-              <w:rPr>
-                <w:noProof/>
-              </w:rPr>
-              <w:t>7</w:t>
-            </w:r>
-            <w:r>
-              <w:rPr>
-                <w:noProof/>
-              </w:rPr>
-              <w:fldChar w:fldCharType="end"/>
-            </w:r>
-          </w:hyperlink>
+          <w:r>
+            <w:fldChar w:fldCharType="begin"/>
+          </w:r>
+          <w:r>
+            <w:instrText xml:space="preserve">HYPERLINK  \l  "_Toc194881839" </w:instrText>
+          </w:r>
+          <w:r>
+            <w:fldChar w:fldCharType="separate"/>
+          </w:r>
+          <w:r>
+            <w:rPr/>
+            <w:t>4.2 Perspectives d'évolution</w:t>
+          </w:r>
+          <w:r>
+            <w:tab/>
+          </w:r>
+          <w:r>
+            <w:fldChar w:fldCharType="begin"/>
+          </w:r>
+          <w:r>
+            <w:instrText xml:space="preserve">PAGEREF _Toc194881839 \h</w:instrText>
+          </w:r>
+          <w:r>
+            <w:fldChar w:fldCharType="separate"/>
+          </w:r>
+          <w:r>
+            <w:rPr/>
+            <w:t>7</w:t>
+          </w:r>
+          <w:r>
+            <w:fldChar w:fldCharType="end"/>
+          </w:r>
+          <w:r>
+            <w:fldChar w:fldCharType="end"/>
+          </w:r>
         </w:p>
         <w:p>
           <w:pPr>
             <w:pStyle w:val="TM2"/>
-            <w:rPr>
-              <w:rFonts w:asciiTheme="minorHAnsi" w:eastAsiaTheme="minorEastAsia" w:hAnsiTheme="minorHAnsi" w:cstheme="minorBidi"/>
-              <w:noProof/>
-              <w:kern w:val="2"/>
-              <w:sz w:val="24"/>
-              <w:szCs w:val="24"/>
-              <w:lang w:val="fr-FR" w:eastAsia="fr-FR" w:bidi="ar-SA"/>
-              <w14:ligatures w14:val="standardContextual"/>
-            </w:rPr>
+            <w:tabs>
+              <w:tab w:val="right" w:leader="dot" w:pos="9345"/>
+            </w:tabs>
           </w:pPr>
-          <w:hyperlink w:anchor="_Toc241093932" w:history="1">
-            <w:r>
-              <w:rPr>
-                <w:rStyle w:val="Lienhypertexte"/>
-                <w:noProof/>
-                <w:lang w:val="fr-FR"/>
-              </w:rPr>
-              <w:t>4.3 Exclusions explicites (hors périmètre)</w:t>
-            </w:r>
-            <w:r>
-              <w:rPr>
-                <w:noProof/>
-              </w:rPr>
-              <w:tab/>
-            </w:r>
-            <w:r>
-              <w:rPr>
-                <w:noProof/>
-              </w:rPr>
-              <w:fldChar w:fldCharType="begin"/>
-            </w:r>
-            <w:r>
-              <w:rPr>
-                <w:noProof/>
-              </w:rPr>
-              <w:instrText xml:space="preserve"> PAGEREF _Toc241093932 \h </w:instrText>
-            </w:r>
-            <w:r>
-              <w:rPr>
-                <w:noProof/>
-              </w:rPr>
-            </w:r>
-            <w:r>
-              <w:rPr>
-                <w:noProof/>
-              </w:rPr>
-              <w:fldChar w:fldCharType="separate"/>
-            </w:r>
-            <w:r>
-              <w:rPr>
-                <w:noProof/>
-              </w:rPr>
-              <w:t>7</w:t>
-            </w:r>
-            <w:r>
-              <w:rPr>
-                <w:noProof/>
-              </w:rPr>
-              <w:fldChar w:fldCharType="end"/>
-            </w:r>
-          </w:hyperlink>
+          <w:r>
+            <w:fldChar w:fldCharType="begin"/>
+          </w:r>
+          <w:r>
+            <w:instrText xml:space="preserve">HYPERLINK  \l  "_Toc34271295" </w:instrText>
+          </w:r>
+          <w:r>
+            <w:fldChar w:fldCharType="separate"/>
+          </w:r>
+          <w:r>
+            <w:rPr/>
+            <w:t>4.3 Exclusions explicites (hors périmètre)</w:t>
+          </w:r>
+          <w:r>
+            <w:tab/>
+          </w:r>
+          <w:r>
+            <w:fldChar w:fldCharType="begin"/>
+          </w:r>
+          <w:r>
+            <w:instrText xml:space="preserve">PAGEREF _Toc34271295 \h</w:instrText>
+          </w:r>
+          <w:r>
+            <w:fldChar w:fldCharType="separate"/>
+          </w:r>
+          <w:r>
+            <w:rPr/>
+            <w:t>7</w:t>
+          </w:r>
+          <w:r>
+            <w:fldChar w:fldCharType="end"/>
+          </w:r>
+          <w:r>
+            <w:fldChar w:fldCharType="end"/>
+          </w:r>
         </w:p>
         <w:p>
           <w:pPr>
             <w:pStyle w:val="TM1"/>
-            <w:rPr>
-              <w:rFonts w:asciiTheme="minorHAnsi" w:eastAsiaTheme="minorEastAsia" w:hAnsiTheme="minorHAnsi" w:cstheme="minorBidi"/>
-              <w:noProof/>
-              <w:kern w:val="2"/>
-              <w:sz w:val="24"/>
-              <w:szCs w:val="24"/>
-              <w:lang w:val="fr-FR" w:eastAsia="fr-FR" w:bidi="ar-SA"/>
-              <w14:ligatures w14:val="standardContextual"/>
-            </w:rPr>
+            <w:tabs>
+              <w:tab w:val="right" w:leader="dot" w:pos="9630"/>
+            </w:tabs>
           </w:pPr>
-          <w:hyperlink w:anchor="_Toc241093933" w:history="1">
-            <w:r>
-              <w:rPr>
-                <w:rStyle w:val="Lienhypertexte"/>
-                <w:noProof/>
-                <w:lang w:val="fr-FR"/>
-              </w:rPr>
-              <w:t>5. Parcours de la donnée</w:t>
-            </w:r>
-            <w:r>
-              <w:rPr>
-                <w:noProof/>
-              </w:rPr>
-              <w:tab/>
-            </w:r>
-            <w:r>
-              <w:rPr>
-                <w:noProof/>
-              </w:rPr>
-              <w:fldChar w:fldCharType="begin"/>
-            </w:r>
-            <w:r>
-              <w:rPr>
-                <w:noProof/>
-              </w:rPr>
-              <w:instrText xml:space="preserve"> PAGEREF _Toc241093933 \h </w:instrText>
-            </w:r>
-            <w:r>
-              <w:rPr>
-                <w:noProof/>
-              </w:rPr>
-            </w:r>
-            <w:r>
-              <w:rPr>
-                <w:noProof/>
-              </w:rPr>
-              <w:fldChar w:fldCharType="separate"/>
-            </w:r>
-            <w:r>
-              <w:rPr>
-                <w:noProof/>
-              </w:rPr>
-              <w:t>7</w:t>
-            </w:r>
-            <w:r>
-              <w:rPr>
-                <w:noProof/>
-              </w:rPr>
-              <w:fldChar w:fldCharType="end"/>
-            </w:r>
-          </w:hyperlink>
+          <w:r>
+            <w:fldChar w:fldCharType="begin"/>
+          </w:r>
+          <w:r>
+            <w:instrText xml:space="preserve">HYPERLINK  \l  "_Toc248632147" </w:instrText>
+          </w:r>
+          <w:r>
+            <w:fldChar w:fldCharType="separate"/>
+          </w:r>
+          <w:r>
+            <w:rPr/>
+            <w:t>5. Parcours de la donnée</w:t>
+          </w:r>
+          <w:r>
+            <w:tab/>
+          </w:r>
+          <w:r>
+            <w:fldChar w:fldCharType="begin"/>
+          </w:r>
+          <w:r>
+            <w:instrText xml:space="preserve">PAGEREF _Toc248632147 \h</w:instrText>
+          </w:r>
+          <w:r>
+            <w:fldChar w:fldCharType="separate"/>
+          </w:r>
+          <w:r>
+            <w:rPr/>
+            <w:t>7</w:t>
+          </w:r>
+          <w:r>
+            <w:fldChar w:fldCharType="end"/>
+          </w:r>
+          <w:r>
+            <w:fldChar w:fldCharType="end"/>
+          </w:r>
         </w:p>
         <w:p>
           <w:pPr>
             <w:pStyle w:val="TM2"/>
-            <w:rPr>
-              <w:rFonts w:asciiTheme="minorHAnsi" w:eastAsiaTheme="minorEastAsia" w:hAnsiTheme="minorHAnsi" w:cstheme="minorBidi"/>
-              <w:noProof/>
-              <w:kern w:val="2"/>
-              <w:sz w:val="24"/>
-              <w:szCs w:val="24"/>
-              <w:lang w:val="fr-FR" w:eastAsia="fr-FR" w:bidi="ar-SA"/>
-              <w14:ligatures w14:val="standardContextual"/>
-            </w:rPr>
+            <w:tabs>
+              <w:tab w:val="right" w:leader="dot" w:pos="9345"/>
+            </w:tabs>
           </w:pPr>
-          <w:hyperlink w:anchor="_Toc241093934" w:history="1">
-            <w:r>
-              <w:rPr>
-                <w:rStyle w:val="Lienhypertexte"/>
-                <w:noProof/>
-                <w:lang w:val="fr-FR"/>
-              </w:rPr>
-              <w:t>5.1 Vue d'ensemble du parcours</w:t>
-            </w:r>
-            <w:r>
-              <w:rPr>
-                <w:noProof/>
-              </w:rPr>
-              <w:tab/>
-            </w:r>
-            <w:r>
-              <w:rPr>
-                <w:noProof/>
-              </w:rPr>
-              <w:fldChar w:fldCharType="begin"/>
-            </w:r>
-            <w:r>
-              <w:rPr>
-                <w:noProof/>
-              </w:rPr>
-              <w:instrText xml:space="preserve"> PAGEREF _Toc241093934 \h </w:instrText>
-            </w:r>
-            <w:r>
-              <w:rPr>
-                <w:noProof/>
-              </w:rPr>
-            </w:r>
-            <w:r>
-              <w:rPr>
-                <w:noProof/>
-              </w:rPr>
-              <w:fldChar w:fldCharType="separate"/>
-            </w:r>
-            <w:r>
-              <w:rPr>
-                <w:noProof/>
-              </w:rPr>
-              <w:t>7</w:t>
-            </w:r>
-            <w:r>
-              <w:rPr>
-                <w:noProof/>
-              </w:rPr>
-              <w:fldChar w:fldCharType="end"/>
-            </w:r>
-          </w:hyperlink>
+          <w:r>
+            <w:fldChar w:fldCharType="begin"/>
+          </w:r>
+          <w:r>
+            <w:instrText xml:space="preserve">HYPERLINK  \l  "_Toc23356867" </w:instrText>
+          </w:r>
+          <w:r>
+            <w:fldChar w:fldCharType="separate"/>
+          </w:r>
+          <w:r>
+            <w:rPr/>
+            <w:t>5.1 Vue d'ensemble du parcours</w:t>
+          </w:r>
+          <w:r>
+            <w:tab/>
+          </w:r>
+          <w:r>
+            <w:fldChar w:fldCharType="begin"/>
+          </w:r>
+          <w:r>
+            <w:instrText xml:space="preserve">PAGEREF _Toc23356867 \h</w:instrText>
+          </w:r>
+          <w:r>
+            <w:fldChar w:fldCharType="separate"/>
+          </w:r>
+          <w:r>
+            <w:rPr/>
+            <w:t>7</w:t>
+          </w:r>
+          <w:r>
+            <w:fldChar w:fldCharType="end"/>
+          </w:r>
+          <w:r>
+            <w:fldChar w:fldCharType="end"/>
+          </w:r>
         </w:p>
         <w:p>
           <w:pPr>
             <w:pStyle w:val="TM2"/>
-            <w:rPr>
-              <w:rFonts w:asciiTheme="minorHAnsi" w:eastAsiaTheme="minorEastAsia" w:hAnsiTheme="minorHAnsi" w:cstheme="minorBidi"/>
-              <w:noProof/>
-              <w:kern w:val="2"/>
-              <w:sz w:val="24"/>
-              <w:szCs w:val="24"/>
-              <w:lang w:val="fr-FR" w:eastAsia="fr-FR" w:bidi="ar-SA"/>
-              <w14:ligatures w14:val="standardContextual"/>
-            </w:rPr>
+            <w:tabs>
+              <w:tab w:val="right" w:leader="dot" w:pos="9345"/>
+            </w:tabs>
           </w:pPr>
-          <w:hyperlink w:anchor="_Toc241093935" w:history="1">
-            <w:r>
-              <w:rPr>
-                <w:rStyle w:val="Lienhypertexte"/>
-                <w:noProof/>
-                <w:lang w:val="fr-FR"/>
-              </w:rPr>
-              <w:t>5.2 Détail du parcours, étape par étape</w:t>
-            </w:r>
-            <w:r>
-              <w:rPr>
-                <w:noProof/>
-              </w:rPr>
-              <w:tab/>
-            </w:r>
-            <w:r>
-              <w:rPr>
-                <w:noProof/>
-              </w:rPr>
-              <w:fldChar w:fldCharType="begin"/>
-            </w:r>
-            <w:r>
-              <w:rPr>
-                <w:noProof/>
-              </w:rPr>
-              <w:instrText xml:space="preserve"> PAGEREF _Toc241093935 \h </w:instrText>
-            </w:r>
-            <w:r>
-              <w:rPr>
-                <w:noProof/>
-              </w:rPr>
-            </w:r>
-            <w:r>
-              <w:rPr>
-                <w:noProof/>
-              </w:rPr>
-              <w:fldChar w:fldCharType="separate"/>
-            </w:r>
-            <w:r>
-              <w:rPr>
-                <w:noProof/>
-              </w:rPr>
-              <w:t>8</w:t>
-            </w:r>
-            <w:r>
-              <w:rPr>
-                <w:noProof/>
-              </w:rPr>
-              <w:fldChar w:fldCharType="end"/>
-            </w:r>
-          </w:hyperlink>
+          <w:r>
+            <w:fldChar w:fldCharType="begin"/>
+          </w:r>
+          <w:r>
+            <w:instrText xml:space="preserve">HYPERLINK  \l  "_Toc1470963129" </w:instrText>
+          </w:r>
+          <w:r>
+            <w:fldChar w:fldCharType="separate"/>
+          </w:r>
+          <w:r>
+            <w:rPr/>
+            <w:t>5.2 Détail du parcours, étape par étape</w:t>
+          </w:r>
+          <w:r>
+            <w:tab/>
+          </w:r>
+          <w:r>
+            <w:fldChar w:fldCharType="begin"/>
+          </w:r>
+          <w:r>
+            <w:instrText xml:space="preserve">PAGEREF _Toc1470963129 \h</w:instrText>
+          </w:r>
+          <w:r>
+            <w:fldChar w:fldCharType="separate"/>
+          </w:r>
+          <w:r>
+            <w:rPr/>
+            <w:t>8</w:t>
+          </w:r>
+          <w:r>
+            <w:fldChar w:fldCharType="end"/>
+          </w:r>
+          <w:r>
+            <w:fldChar w:fldCharType="end"/>
+          </w:r>
         </w:p>
         <w:p>
           <w:pPr>
             <w:pStyle w:val="TM2"/>
-            <w:rPr>
-              <w:rFonts w:asciiTheme="minorHAnsi" w:eastAsiaTheme="minorEastAsia" w:hAnsiTheme="minorHAnsi" w:cstheme="minorBidi"/>
-              <w:noProof/>
-              <w:kern w:val="2"/>
-              <w:sz w:val="24"/>
-              <w:szCs w:val="24"/>
-              <w:lang w:val="fr-FR" w:eastAsia="fr-FR" w:bidi="ar-SA"/>
-              <w14:ligatures w14:val="standardContextual"/>
-            </w:rPr>
+            <w:tabs>
+              <w:tab w:val="right" w:leader="dot" w:pos="9345"/>
+            </w:tabs>
           </w:pPr>
-          <w:hyperlink w:anchor="_Toc241093936" w:history="1">
-            <w:r>
-              <w:rPr>
-                <w:rStyle w:val="Lienhypertexte"/>
-                <w:noProof/>
-                <w:lang w:val="fr-FR"/>
-              </w:rPr>
-              <w:t>5.3 Caractéristiques transverses du flux</w:t>
-            </w:r>
-            <w:r>
-              <w:rPr>
-                <w:noProof/>
-              </w:rPr>
-              <w:tab/>
-            </w:r>
-            <w:r>
-              <w:rPr>
-                <w:noProof/>
-              </w:rPr>
-              <w:fldChar w:fldCharType="begin"/>
-            </w:r>
-            <w:r>
-              <w:rPr>
-                <w:noProof/>
-              </w:rPr>
-              <w:instrText xml:space="preserve"> PAGEREF _Toc241093936 \h </w:instrText>
-            </w:r>
-            <w:r>
-              <w:rPr>
-                <w:noProof/>
-              </w:rPr>
-            </w:r>
-            <w:r>
-              <w:rPr>
-                <w:noProof/>
-              </w:rPr>
-              <w:fldChar w:fldCharType="separate"/>
-            </w:r>
-            <w:r>
-              <w:rPr>
-                <w:noProof/>
-              </w:rPr>
-              <w:t>8</w:t>
-            </w:r>
-            <w:r>
-              <w:rPr>
-                <w:noProof/>
-              </w:rPr>
-              <w:fldChar w:fldCharType="end"/>
-            </w:r>
-          </w:hyperlink>
+          <w:r>
+            <w:fldChar w:fldCharType="begin"/>
+          </w:r>
+          <w:r>
+            <w:instrText xml:space="preserve">HYPERLINK  \l  "_Toc2092260255" </w:instrText>
+          </w:r>
+          <w:r>
+            <w:fldChar w:fldCharType="separate"/>
+          </w:r>
+          <w:r>
+            <w:rPr/>
+            <w:t>5.3 Caractéristiques transverses du flux</w:t>
+          </w:r>
+          <w:r>
+            <w:tab/>
+          </w:r>
+          <w:r>
+            <w:fldChar w:fldCharType="begin"/>
+          </w:r>
+          <w:r>
+            <w:instrText xml:space="preserve">PAGEREF _Toc2092260255 \h</w:instrText>
+          </w:r>
+          <w:r>
+            <w:fldChar w:fldCharType="separate"/>
+          </w:r>
+          <w:r>
+            <w:rPr/>
+            <w:t>8</w:t>
+          </w:r>
+          <w:r>
+            <w:fldChar w:fldCharType="end"/>
+          </w:r>
+          <w:r>
+            <w:fldChar w:fldCharType="end"/>
+          </w:r>
         </w:p>
         <w:p>
           <w:pPr>
             <w:pStyle w:val="TM2"/>
-            <w:rPr>
-              <w:rFonts w:asciiTheme="minorHAnsi" w:eastAsiaTheme="minorEastAsia" w:hAnsiTheme="minorHAnsi" w:cstheme="minorBidi"/>
-              <w:noProof/>
-              <w:kern w:val="2"/>
-              <w:sz w:val="24"/>
-              <w:szCs w:val="24"/>
-              <w:lang w:val="fr-FR" w:eastAsia="fr-FR" w:bidi="ar-SA"/>
-              <w14:ligatures w14:val="standardContextual"/>
-            </w:rPr>
+            <w:tabs>
+              <w:tab w:val="right" w:leader="dot" w:pos="9345"/>
+            </w:tabs>
           </w:pPr>
-          <w:hyperlink w:anchor="_Toc241093937" w:history="1">
-            <w:r>
-              <w:rPr>
-                <w:rStyle w:val="Lienhypertexte"/>
-                <w:noProof/>
-                <w:lang w:val="fr-FR"/>
-              </w:rPr>
-              <w:t>5.4 Préservation et intégrité de la donnée</w:t>
-            </w:r>
-            <w:r>
-              <w:rPr>
-                <w:noProof/>
-              </w:rPr>
-              <w:tab/>
-            </w:r>
-            <w:r>
-              <w:rPr>
-                <w:noProof/>
-              </w:rPr>
-              <w:fldChar w:fldCharType="begin"/>
-            </w:r>
-            <w:r>
-              <w:rPr>
-                <w:noProof/>
-              </w:rPr>
-              <w:instrText xml:space="preserve"> PAGEREF _Toc241093937 \h </w:instrText>
-            </w:r>
-            <w:r>
-              <w:rPr>
-                <w:noProof/>
-              </w:rPr>
-            </w:r>
-            <w:r>
-              <w:rPr>
-                <w:noProof/>
-              </w:rPr>
-              <w:fldChar w:fldCharType="separate"/>
-            </w:r>
-            <w:r>
-              <w:rPr>
-                <w:noProof/>
-              </w:rPr>
-              <w:t>9</w:t>
-            </w:r>
-            <w:r>
-              <w:rPr>
-                <w:noProof/>
-              </w:rPr>
-              <w:fldChar w:fldCharType="end"/>
-            </w:r>
-          </w:hyperlink>
+          <w:r>
+            <w:fldChar w:fldCharType="begin"/>
+          </w:r>
+          <w:r>
+            <w:instrText xml:space="preserve">HYPERLINK  \l  "_Toc35234099" </w:instrText>
+          </w:r>
+          <w:r>
+            <w:fldChar w:fldCharType="separate"/>
+          </w:r>
+          <w:r>
+            <w:rPr/>
+            <w:t>5.4 Préservation et intégrité de la donnée</w:t>
+          </w:r>
+          <w:r>
+            <w:tab/>
+          </w:r>
+          <w:r>
+            <w:fldChar w:fldCharType="begin"/>
+          </w:r>
+          <w:r>
+            <w:instrText xml:space="preserve">PAGEREF _Toc35234099 \h</w:instrText>
+          </w:r>
+          <w:r>
+            <w:fldChar w:fldCharType="separate"/>
+          </w:r>
+          <w:r>
+            <w:rPr/>
+            <w:t>9</w:t>
+          </w:r>
+          <w:r>
+            <w:fldChar w:fldCharType="end"/>
+          </w:r>
+          <w:r>
+            <w:fldChar w:fldCharType="end"/>
+          </w:r>
         </w:p>
         <w:p>
           <w:pPr>
             <w:pStyle w:val="TM2"/>
-            <w:rPr>
-              <w:rFonts w:asciiTheme="minorHAnsi" w:eastAsiaTheme="minorEastAsia" w:hAnsiTheme="minorHAnsi" w:cstheme="minorBidi"/>
-              <w:noProof/>
-              <w:kern w:val="2"/>
-              <w:sz w:val="24"/>
-              <w:szCs w:val="24"/>
-              <w:lang w:val="fr-FR" w:eastAsia="fr-FR" w:bidi="ar-SA"/>
-              <w14:ligatures w14:val="standardContextual"/>
-            </w:rPr>
+            <w:tabs>
+              <w:tab w:val="right" w:leader="dot" w:pos="9345"/>
+            </w:tabs>
           </w:pPr>
-          <w:hyperlink w:anchor="_Toc241093938" w:history="1">
-            <w:r>
-              <w:rPr>
-                <w:rStyle w:val="Lienhypertexte"/>
-                <w:noProof/>
-                <w:lang w:val="fr-FR"/>
-              </w:rPr>
-              <w:t>5.5 Gestion des anomalies et des erreurs de collecte</w:t>
-            </w:r>
-            <w:r>
-              <w:rPr>
-                <w:noProof/>
-              </w:rPr>
-              <w:tab/>
-            </w:r>
-            <w:r>
-              <w:rPr>
-                <w:noProof/>
-              </w:rPr>
-              <w:fldChar w:fldCharType="begin"/>
-            </w:r>
-            <w:r>
-              <w:rPr>
-                <w:noProof/>
-              </w:rPr>
-              <w:instrText xml:space="preserve"> PAGEREF _Toc241093938 \h </w:instrText>
-            </w:r>
-            <w:r>
-              <w:rPr>
-                <w:noProof/>
-              </w:rPr>
-            </w:r>
-            <w:r>
-              <w:rPr>
-                <w:noProof/>
-              </w:rPr>
-              <w:fldChar w:fldCharType="separate"/>
-            </w:r>
-            <w:r>
-              <w:rPr>
-                <w:noProof/>
-              </w:rPr>
-              <w:t>9</w:t>
-            </w:r>
-            <w:r>
-              <w:rPr>
-                <w:noProof/>
-              </w:rPr>
-              <w:fldChar w:fldCharType="end"/>
-            </w:r>
-          </w:hyperlink>
+          <w:r>
+            <w:fldChar w:fldCharType="begin"/>
+          </w:r>
+          <w:r>
+            <w:instrText xml:space="preserve">HYPERLINK  \l  "_Toc611073125" </w:instrText>
+          </w:r>
+          <w:r>
+            <w:fldChar w:fldCharType="separate"/>
+          </w:r>
+          <w:r>
+            <w:rPr/>
+            <w:t>5.5 Gestion des anomalies et des erreurs de collecte</w:t>
+          </w:r>
+          <w:r>
+            <w:tab/>
+          </w:r>
+          <w:r>
+            <w:fldChar w:fldCharType="begin"/>
+          </w:r>
+          <w:r>
+            <w:instrText xml:space="preserve">PAGEREF _Toc611073125 \h</w:instrText>
+          </w:r>
+          <w:r>
+            <w:fldChar w:fldCharType="separate"/>
+          </w:r>
+          <w:r>
+            <w:rPr/>
+            <w:t>9</w:t>
+          </w:r>
+          <w:r>
+            <w:fldChar w:fldCharType="end"/>
+          </w:r>
+          <w:r>
+            <w:fldChar w:fldCharType="end"/>
+          </w:r>
         </w:p>
         <w:p>
           <w:pPr>
             <w:pStyle w:val="TM2"/>
-            <w:rPr>
-              <w:rFonts w:asciiTheme="minorHAnsi" w:eastAsiaTheme="minorEastAsia" w:hAnsiTheme="minorHAnsi" w:cstheme="minorBidi"/>
-              <w:noProof/>
-              <w:kern w:val="2"/>
-              <w:sz w:val="24"/>
-              <w:szCs w:val="24"/>
-              <w:lang w:val="fr-FR" w:eastAsia="fr-FR" w:bidi="ar-SA"/>
-              <w14:ligatures w14:val="standardContextual"/>
-            </w:rPr>
+            <w:tabs>
+              <w:tab w:val="right" w:leader="dot" w:pos="9345"/>
+            </w:tabs>
           </w:pPr>
-          <w:hyperlink w:anchor="_Toc241093939" w:history="1">
-            <w:r>
-              <w:rPr>
-                <w:rStyle w:val="Lienhypertexte"/>
-                <w:noProof/>
-                <w:lang w:val="fr-FR"/>
-              </w:rPr>
-              <w:t>5.6 Politique de conservation et de suppression</w:t>
-            </w:r>
-            <w:r>
-              <w:rPr>
-                <w:noProof/>
-              </w:rPr>
-              <w:tab/>
-            </w:r>
-            <w:r>
-              <w:rPr>
-                <w:noProof/>
-              </w:rPr>
-              <w:fldChar w:fldCharType="begin"/>
-            </w:r>
-            <w:r>
-              <w:rPr>
-                <w:noProof/>
-              </w:rPr>
-              <w:instrText xml:space="preserve"> PAGEREF _Toc241093939 \h </w:instrText>
-            </w:r>
-            <w:r>
-              <w:rPr>
-                <w:noProof/>
-              </w:rPr>
-            </w:r>
-            <w:r>
-              <w:rPr>
-                <w:noProof/>
-              </w:rPr>
-              <w:fldChar w:fldCharType="separate"/>
-            </w:r>
-            <w:r>
-              <w:rPr>
-                <w:noProof/>
-              </w:rPr>
-              <w:t>9</w:t>
-            </w:r>
-            <w:r>
-              <w:rPr>
-                <w:noProof/>
-              </w:rPr>
-              <w:fldChar w:fldCharType="end"/>
-            </w:r>
-          </w:hyperlink>
+          <w:r>
+            <w:fldChar w:fldCharType="begin"/>
+          </w:r>
+          <w:r>
+            <w:instrText xml:space="preserve">HYPERLINK  \l  "_Toc904464518" </w:instrText>
+          </w:r>
+          <w:r>
+            <w:fldChar w:fldCharType="separate"/>
+          </w:r>
+          <w:r>
+            <w:rPr/>
+            <w:t>5.6 Politique de conservation et de suppression</w:t>
+          </w:r>
+          <w:r>
+            <w:tab/>
+          </w:r>
+          <w:r>
+            <w:fldChar w:fldCharType="begin"/>
+          </w:r>
+          <w:r>
+            <w:instrText xml:space="preserve">PAGEREF _Toc904464518 \h</w:instrText>
+          </w:r>
+          <w:r>
+            <w:fldChar w:fldCharType="separate"/>
+          </w:r>
+          <w:r>
+            <w:rPr/>
+            <w:t>9</w:t>
+          </w:r>
+          <w:r>
+            <w:fldChar w:fldCharType="end"/>
+          </w:r>
+          <w:r>
+            <w:fldChar w:fldCharType="end"/>
+          </w:r>
         </w:p>
         <w:p>
           <w:pPr>
             <w:pStyle w:val="TM2"/>
-            <w:rPr>
-              <w:rFonts w:asciiTheme="minorHAnsi" w:eastAsiaTheme="minorEastAsia" w:hAnsiTheme="minorHAnsi" w:cstheme="minorBidi"/>
-              <w:noProof/>
-              <w:kern w:val="2"/>
-              <w:sz w:val="24"/>
-              <w:szCs w:val="24"/>
-              <w:lang w:val="fr-FR" w:eastAsia="fr-FR" w:bidi="ar-SA"/>
-              <w14:ligatures w14:val="standardContextual"/>
-            </w:rPr>
+            <w:tabs>
+              <w:tab w:val="right" w:leader="dot" w:pos="9345"/>
+            </w:tabs>
           </w:pPr>
-          <w:hyperlink w:anchor="_Toc241093940" w:history="1">
-            <w:r>
-              <w:rPr>
-                <w:rStyle w:val="Lienhypertexte"/>
-                <w:noProof/>
-                <w:lang w:val="fr-FR"/>
-              </w:rPr>
-              <w:t>5.7 Accessibilité de la donnée</w:t>
-            </w:r>
-            <w:r>
-              <w:rPr>
-                <w:noProof/>
-              </w:rPr>
-              <w:tab/>
-            </w:r>
-            <w:r>
-              <w:rPr>
-                <w:noProof/>
-              </w:rPr>
-              <w:fldChar w:fldCharType="begin"/>
-            </w:r>
-            <w:r>
-              <w:rPr>
-                <w:noProof/>
-              </w:rPr>
-              <w:instrText xml:space="preserve"> PAGEREF _Toc241093940 \h </w:instrText>
-            </w:r>
-            <w:r>
-              <w:rPr>
-                <w:noProof/>
-              </w:rPr>
-            </w:r>
-            <w:r>
-              <w:rPr>
-                <w:noProof/>
-              </w:rPr>
-              <w:fldChar w:fldCharType="separate"/>
-            </w:r>
-            <w:r>
-              <w:rPr>
-                <w:noProof/>
-              </w:rPr>
-              <w:t>10</w:t>
-            </w:r>
-            <w:r>
-              <w:rPr>
-                <w:noProof/>
-              </w:rPr>
-              <w:fldChar w:fldCharType="end"/>
-            </w:r>
-          </w:hyperlink>
+          <w:r>
+            <w:fldChar w:fldCharType="begin"/>
+          </w:r>
+          <w:r>
+            <w:instrText xml:space="preserve">HYPERLINK  \l  "_Toc1182698662" </w:instrText>
+          </w:r>
+          <w:r>
+            <w:fldChar w:fldCharType="separate"/>
+          </w:r>
+          <w:r>
+            <w:rPr/>
+            <w:t>5.7 Accessibilité de la donnée</w:t>
+          </w:r>
+          <w:r>
+            <w:tab/>
+          </w:r>
+          <w:r>
+            <w:fldChar w:fldCharType="begin"/>
+          </w:r>
+          <w:r>
+            <w:instrText xml:space="preserve">PAGEREF _Toc1182698662 \h</w:instrText>
+          </w:r>
+          <w:r>
+            <w:fldChar w:fldCharType="separate"/>
+          </w:r>
+          <w:r>
+            <w:rPr/>
+            <w:t>10</w:t>
+          </w:r>
+          <w:r>
+            <w:fldChar w:fldCharType="end"/>
+          </w:r>
+          <w:r>
+            <w:fldChar w:fldCharType="end"/>
+          </w:r>
         </w:p>
         <w:p>
           <w:pPr>
             <w:pStyle w:val="TM1"/>
-            <w:rPr>
-              <w:rFonts w:asciiTheme="minorHAnsi" w:eastAsiaTheme="minorEastAsia" w:hAnsiTheme="minorHAnsi" w:cstheme="minorBidi"/>
-              <w:noProof/>
-              <w:kern w:val="2"/>
-              <w:sz w:val="24"/>
-              <w:szCs w:val="24"/>
-              <w:lang w:val="fr-FR" w:eastAsia="fr-FR" w:bidi="ar-SA"/>
-              <w14:ligatures w14:val="standardContextual"/>
-            </w:rPr>
+            <w:tabs>
+              <w:tab w:val="right" w:leader="dot" w:pos="9630"/>
+            </w:tabs>
           </w:pPr>
-          <w:hyperlink w:anchor="_Toc241093941" w:history="1">
-            <w:r>
-              <w:rPr>
-                <w:rStyle w:val="Lienhypertexte"/>
-                <w:noProof/>
-                <w:lang w:val="fr-FR"/>
-              </w:rPr>
-              <w:t>6. Profils utilisateurs et besoins</w:t>
-            </w:r>
-            <w:r>
-              <w:rPr>
-                <w:noProof/>
-              </w:rPr>
-              <w:tab/>
-            </w:r>
-            <w:r>
-              <w:rPr>
-                <w:noProof/>
-              </w:rPr>
-              <w:fldChar w:fldCharType="begin"/>
-            </w:r>
-            <w:r>
-              <w:rPr>
-                <w:noProof/>
-              </w:rPr>
-              <w:instrText xml:space="preserve"> PAGEREF _Toc241093941 \h </w:instrText>
-            </w:r>
-            <w:r>
-              <w:rPr>
-                <w:noProof/>
-              </w:rPr>
-            </w:r>
-            <w:r>
-              <w:rPr>
-                <w:noProof/>
-              </w:rPr>
-              <w:fldChar w:fldCharType="separate"/>
-            </w:r>
-            <w:r>
-              <w:rPr>
-                <w:noProof/>
-              </w:rPr>
-              <w:t>10</w:t>
-            </w:r>
-            <w:r>
-              <w:rPr>
-                <w:noProof/>
-              </w:rPr>
-              <w:fldChar w:fldCharType="end"/>
-            </w:r>
-          </w:hyperlink>
+          <w:r>
+            <w:fldChar w:fldCharType="begin"/>
+          </w:r>
+          <w:r>
+            <w:instrText xml:space="preserve">HYPERLINK  \l  "_Toc402482198" </w:instrText>
+          </w:r>
+          <w:r>
+            <w:fldChar w:fldCharType="separate"/>
+          </w:r>
+          <w:r>
+            <w:rPr/>
+            <w:t>6. Profils utilisateurs et besoins</w:t>
+          </w:r>
+          <w:r>
+            <w:tab/>
+          </w:r>
+          <w:r>
+            <w:fldChar w:fldCharType="begin"/>
+          </w:r>
+          <w:r>
+            <w:instrText xml:space="preserve">PAGEREF _Toc402482198 \h</w:instrText>
+          </w:r>
+          <w:r>
+            <w:fldChar w:fldCharType="separate"/>
+          </w:r>
+          <w:r>
+            <w:rPr/>
+            <w:t>10</w:t>
+          </w:r>
+          <w:r>
+            <w:fldChar w:fldCharType="end"/>
+          </w:r>
+          <w:r>
+            <w:fldChar w:fldCharType="end"/>
+          </w:r>
         </w:p>
         <w:p>
           <w:pPr>
             <w:pStyle w:val="TM2"/>
-            <w:rPr>
-              <w:rFonts w:asciiTheme="minorHAnsi" w:eastAsiaTheme="minorEastAsia" w:hAnsiTheme="minorHAnsi" w:cstheme="minorBidi"/>
-              <w:noProof/>
-              <w:kern w:val="2"/>
-              <w:sz w:val="24"/>
-              <w:szCs w:val="24"/>
-              <w:lang w:val="fr-FR" w:eastAsia="fr-FR" w:bidi="ar-SA"/>
-              <w14:ligatures w14:val="standardContextual"/>
-            </w:rPr>
+            <w:tabs>
+              <w:tab w:val="right" w:leader="dot" w:pos="9345"/>
+            </w:tabs>
           </w:pPr>
-          <w:hyperlink w:anchor="_Toc241093942" w:history="1">
-            <w:r>
-              <w:rPr>
-                <w:rStyle w:val="Lienhypertexte"/>
-                <w:noProof/>
-                <w:lang w:val="fr-FR"/>
-              </w:rPr>
-              <w:t>6.1 Profils identifiés</w:t>
-            </w:r>
-            <w:r>
-              <w:rPr>
-                <w:noProof/>
-              </w:rPr>
-              <w:tab/>
-            </w:r>
-            <w:r>
-              <w:rPr>
-                <w:noProof/>
-              </w:rPr>
-              <w:fldChar w:fldCharType="begin"/>
-            </w:r>
-            <w:r>
-              <w:rPr>
-                <w:noProof/>
-              </w:rPr>
-              <w:instrText xml:space="preserve"> PAGEREF _Toc241093942 \h </w:instrText>
-            </w:r>
-            <w:r>
-              <w:rPr>
-                <w:noProof/>
-              </w:rPr>
-            </w:r>
-            <w:r>
-              <w:rPr>
-                <w:noProof/>
-              </w:rPr>
-              <w:fldChar w:fldCharType="separate"/>
-            </w:r>
-            <w:r>
-              <w:rPr>
-                <w:noProof/>
-              </w:rPr>
-              <w:t>10</w:t>
-            </w:r>
-            <w:r>
-              <w:rPr>
-                <w:noProof/>
-              </w:rPr>
-              <w:fldChar w:fldCharType="end"/>
-            </w:r>
-          </w:hyperlink>
+          <w:r>
+            <w:fldChar w:fldCharType="begin"/>
+          </w:r>
+          <w:r>
+            <w:instrText xml:space="preserve">HYPERLINK  \l  "_Toc779096501" </w:instrText>
+          </w:r>
+          <w:r>
+            <w:fldChar w:fldCharType="separate"/>
+          </w:r>
+          <w:r>
+            <w:rPr/>
+            <w:t>6.1 Profils identifiés</w:t>
+          </w:r>
+          <w:r>
+            <w:tab/>
+          </w:r>
+          <w:r>
+            <w:fldChar w:fldCharType="begin"/>
+          </w:r>
+          <w:r>
+            <w:instrText xml:space="preserve">PAGEREF _Toc779096501 \h</w:instrText>
+          </w:r>
+          <w:r>
+            <w:fldChar w:fldCharType="separate"/>
+          </w:r>
+          <w:r>
+            <w:rPr/>
+            <w:t>10</w:t>
+          </w:r>
+          <w:r>
+            <w:fldChar w:fldCharType="end"/>
+          </w:r>
+          <w:r>
+            <w:fldChar w:fldCharType="end"/>
+          </w:r>
         </w:p>
         <w:p>
           <w:pPr>
             <w:pStyle w:val="TM2"/>
-            <w:rPr>
-              <w:rFonts w:asciiTheme="minorHAnsi" w:eastAsiaTheme="minorEastAsia" w:hAnsiTheme="minorHAnsi" w:cstheme="minorBidi"/>
-              <w:noProof/>
-              <w:kern w:val="2"/>
-              <w:sz w:val="24"/>
-              <w:szCs w:val="24"/>
-              <w:lang w:val="fr-FR" w:eastAsia="fr-FR" w:bidi="ar-SA"/>
-              <w14:ligatures w14:val="standardContextual"/>
-            </w:rPr>
+            <w:tabs>
+              <w:tab w:val="right" w:leader="dot" w:pos="9345"/>
+            </w:tabs>
           </w:pPr>
-          <w:hyperlink w:anchor="_Toc241093943" w:history="1">
-            <w:r>
-              <w:rPr>
-                <w:rStyle w:val="Lienhypertexte"/>
-                <w:noProof/>
-                <w:lang w:val="fr-FR"/>
-              </w:rPr>
-              <w:t>6.2 Besoins et niveau technique</w:t>
-            </w:r>
-            <w:r>
-              <w:rPr>
-                <w:noProof/>
-              </w:rPr>
-              <w:tab/>
-            </w:r>
-            <w:r>
-              <w:rPr>
-                <w:noProof/>
-              </w:rPr>
-              <w:fldChar w:fldCharType="begin"/>
-            </w:r>
-            <w:r>
-              <w:rPr>
-                <w:noProof/>
-              </w:rPr>
-              <w:instrText xml:space="preserve"> PAGEREF _Toc241093943 \h </w:instrText>
-            </w:r>
-            <w:r>
-              <w:rPr>
-                <w:noProof/>
-              </w:rPr>
-            </w:r>
-            <w:r>
-              <w:rPr>
-                <w:noProof/>
-              </w:rPr>
-              <w:fldChar w:fldCharType="separate"/>
-            </w:r>
-            <w:r>
-              <w:rPr>
-                <w:noProof/>
-              </w:rPr>
-              <w:t>10</w:t>
-            </w:r>
-            <w:r>
-              <w:rPr>
-                <w:noProof/>
-              </w:rPr>
-              <w:fldChar w:fldCharType="end"/>
-            </w:r>
-          </w:hyperlink>
+          <w:r>
+            <w:fldChar w:fldCharType="begin"/>
+          </w:r>
+          <w:r>
+            <w:instrText xml:space="preserve">HYPERLINK  \l  "_Toc1858625126" </w:instrText>
+          </w:r>
+          <w:r>
+            <w:fldChar w:fldCharType="separate"/>
+          </w:r>
+          <w:r>
+            <w:rPr/>
+            <w:t>6.2 Besoins et niveau technique</w:t>
+          </w:r>
+          <w:r>
+            <w:tab/>
+          </w:r>
+          <w:r>
+            <w:fldChar w:fldCharType="begin"/>
+          </w:r>
+          <w:r>
+            <w:instrText xml:space="preserve">PAGEREF _Toc1858625126 \h</w:instrText>
+          </w:r>
+          <w:r>
+            <w:fldChar w:fldCharType="separate"/>
+          </w:r>
+          <w:r>
+            <w:rPr/>
+            <w:t>10</w:t>
+          </w:r>
+          <w:r>
+            <w:fldChar w:fldCharType="end"/>
+          </w:r>
+          <w:r>
+            <w:fldChar w:fldCharType="end"/>
+          </w:r>
         </w:p>
         <w:p>
           <w:pPr>
             <w:pStyle w:val="TM1"/>
-            <w:rPr>
-              <w:rFonts w:asciiTheme="minorHAnsi" w:eastAsiaTheme="minorEastAsia" w:hAnsiTheme="minorHAnsi" w:cstheme="minorBidi"/>
-              <w:noProof/>
-              <w:kern w:val="2"/>
-              <w:sz w:val="24"/>
-              <w:szCs w:val="24"/>
-              <w:lang w:val="fr-FR" w:eastAsia="fr-FR" w:bidi="ar-SA"/>
-              <w14:ligatures w14:val="standardContextual"/>
-            </w:rPr>
+            <w:tabs>
+              <w:tab w:val="right" w:leader="dot" w:pos="9630"/>
+            </w:tabs>
           </w:pPr>
-          <w:hyperlink w:anchor="_Toc241093944" w:history="1">
-            <w:r>
-              <w:rPr>
-                <w:rStyle w:val="Lienhypertexte"/>
-                <w:noProof/>
-                <w:lang w:val="fr-FR"/>
-              </w:rPr>
-              <w:t>7. Besoins métiers et parcours utilisateurs</w:t>
-            </w:r>
-            <w:r>
-              <w:rPr>
-                <w:noProof/>
-              </w:rPr>
-              <w:tab/>
-            </w:r>
-            <w:r>
-              <w:rPr>
-                <w:noProof/>
-              </w:rPr>
-              <w:fldChar w:fldCharType="begin"/>
-            </w:r>
-            <w:r>
-              <w:rPr>
-                <w:noProof/>
-              </w:rPr>
-              <w:instrText xml:space="preserve"> PAGEREF _Toc241093944 \h </w:instrText>
-            </w:r>
-            <w:r>
-              <w:rPr>
-                <w:noProof/>
-              </w:rPr>
-            </w:r>
-            <w:r>
-              <w:rPr>
-                <w:noProof/>
-              </w:rPr>
-              <w:fldChar w:fldCharType="separate"/>
-            </w:r>
-            <w:r>
-              <w:rPr>
-                <w:noProof/>
-              </w:rPr>
-              <w:t>10</w:t>
-            </w:r>
-            <w:r>
-              <w:rPr>
-                <w:noProof/>
-              </w:rPr>
-              <w:fldChar w:fldCharType="end"/>
-            </w:r>
-          </w:hyperlink>
+          <w:r>
+            <w:fldChar w:fldCharType="begin"/>
+          </w:r>
+          <w:r>
+            <w:instrText xml:space="preserve">HYPERLINK  \l  "_Toc1735189230" </w:instrText>
+          </w:r>
+          <w:r>
+            <w:fldChar w:fldCharType="separate"/>
+          </w:r>
+          <w:r>
+            <w:rPr/>
+            <w:t>7. Besoins métiers et parcours utilisateurs</w:t>
+          </w:r>
+          <w:r>
+            <w:tab/>
+          </w:r>
+          <w:r>
+            <w:fldChar w:fldCharType="begin"/>
+          </w:r>
+          <w:r>
+            <w:instrText xml:space="preserve">PAGEREF _Toc1735189230 \h</w:instrText>
+          </w:r>
+          <w:r>
+            <w:fldChar w:fldCharType="separate"/>
+          </w:r>
+          <w:r>
+            <w:rPr/>
+            <w:t>10</w:t>
+          </w:r>
+          <w:r>
+            <w:fldChar w:fldCharType="end"/>
+          </w:r>
+          <w:r>
+            <w:fldChar w:fldCharType="end"/>
+          </w:r>
         </w:p>
         <w:p>
           <w:pPr>
             <w:pStyle w:val="TM1"/>
-            <w:rPr>
-              <w:rFonts w:asciiTheme="minorHAnsi" w:eastAsiaTheme="minorEastAsia" w:hAnsiTheme="minorHAnsi" w:cstheme="minorBidi"/>
-              <w:noProof/>
-              <w:kern w:val="2"/>
-              <w:sz w:val="24"/>
-              <w:szCs w:val="24"/>
-              <w:lang w:val="fr-FR" w:eastAsia="fr-FR" w:bidi="ar-SA"/>
-              <w14:ligatures w14:val="standardContextual"/>
-            </w:rPr>
+            <w:tabs>
+              <w:tab w:val="right" w:leader="dot" w:pos="9630"/>
+            </w:tabs>
           </w:pPr>
-          <w:hyperlink w:anchor="_Toc241093945" w:history="1">
-            <w:r>
-              <w:rPr>
-                <w:rStyle w:val="Lienhypertexte"/>
-                <w:noProof/>
-              </w:rPr>
-              <w:t>8. Contraintes et environnement d'exécution</w:t>
-            </w:r>
-            <w:r>
-              <w:rPr>
-                <w:noProof/>
-              </w:rPr>
-              <w:tab/>
-            </w:r>
-            <w:r>
-              <w:rPr>
-                <w:noProof/>
-              </w:rPr>
-              <w:fldChar w:fldCharType="begin"/>
-            </w:r>
-            <w:r>
-              <w:rPr>
-                <w:noProof/>
-              </w:rPr>
-              <w:instrText xml:space="preserve"> PAGEREF _Toc241093945 \h </w:instrText>
-            </w:r>
-            <w:r>
-              <w:rPr>
-                <w:noProof/>
-              </w:rPr>
-            </w:r>
-            <w:r>
-              <w:rPr>
-                <w:noProof/>
-              </w:rPr>
-              <w:fldChar w:fldCharType="separate"/>
-            </w:r>
-            <w:r>
-              <w:rPr>
-                <w:noProof/>
-              </w:rPr>
-              <w:t>10</w:t>
-            </w:r>
-            <w:r>
-              <w:rPr>
-                <w:noProof/>
-              </w:rPr>
-              <w:fldChar w:fldCharType="end"/>
-            </w:r>
-          </w:hyperlink>
-        </w:p>
-        <w:p>
-          <w:pPr>
-            <w:pStyle w:val="TM1"/>
-            <w:rPr>
-              <w:rFonts w:asciiTheme="minorHAnsi" w:eastAsiaTheme="minorEastAsia" w:hAnsiTheme="minorHAnsi" w:cstheme="minorBidi"/>
-              <w:noProof/>
-              <w:kern w:val="2"/>
-              <w:sz w:val="24"/>
-              <w:szCs w:val="24"/>
-              <w:lang w:val="fr-FR" w:eastAsia="fr-FR" w:bidi="ar-SA"/>
-              <w14:ligatures w14:val="standardContextual"/>
-            </w:rPr>
-          </w:pPr>
-          <w:hyperlink w:anchor="_Toc241093946" w:history="1">
-            <w:r>
-              <w:rPr>
-                <w:rStyle w:val="Lienhypertexte"/>
-                <w:noProof/>
-              </w:rPr>
-              <w:t>9. Planning et jalons</w:t>
-            </w:r>
-            <w:r>
-              <w:rPr>
-                <w:noProof/>
-              </w:rPr>
-              <w:tab/>
-            </w:r>
-            <w:r>
-              <w:rPr>
-                <w:noProof/>
-              </w:rPr>
-              <w:fldChar w:fldCharType="begin"/>
-            </w:r>
-            <w:r>
-              <w:rPr>
-                <w:noProof/>
-              </w:rPr>
-              <w:instrText xml:space="preserve"> PAGEREF _Toc241093946 \h </w:instrText>
-            </w:r>
-            <w:r>
-              <w:rPr>
-                <w:noProof/>
-              </w:rPr>
-            </w:r>
-            <w:r>
-              <w:rPr>
-                <w:noProof/>
-              </w:rPr>
-              <w:fldChar w:fldCharType="separate"/>
-            </w:r>
-            <w:r>
-              <w:rPr>
-                <w:noProof/>
-              </w:rPr>
-              <w:t>10</w:t>
-            </w:r>
-            <w:r>
-              <w:rPr>
-                <w:noProof/>
-              </w:rPr>
-              <w:fldChar w:fldCharType="end"/>
-            </w:r>
-          </w:hyperlink>
+          <w:r>
+            <w:fldChar w:fldCharType="begin"/>
+          </w:r>
+          <w:r>
+            <w:instrText xml:space="preserve">HYPERLINK  \l  "_Toc700362229" </w:instrText>
+          </w:r>
+          <w:r>
+            <w:fldChar w:fldCharType="separate"/>
+          </w:r>
+          <w:r>
+            <w:rPr/>
+            <w:t>9. Planning et jalons</w:t>
+          </w:r>
+          <w:r>
+            <w:tab/>
+          </w:r>
+          <w:r>
+            <w:fldChar w:fldCharType="begin"/>
+          </w:r>
+          <w:r>
+            <w:instrText xml:space="preserve">PAGEREF _Toc700362229 \h</w:instrText>
+          </w:r>
+          <w:r>
+            <w:fldChar w:fldCharType="separate"/>
+          </w:r>
+          <w:r>
+            <w:rPr/>
+            <w:t>11</w:t>
+          </w:r>
+          <w:r>
+            <w:fldChar w:fldCharType="end"/>
+          </w:r>
+          <w:r>
+            <w:fldChar w:fldCharType="end"/>
+          </w:r>
         </w:p>
         <w:p>
           <w:pPr>
@@ -1964,14 +1568,14 @@
           <w:lang w:val="fr-FR"/>
         </w:rPr>
       </w:pPr>
-      <w:bookmarkStart w:id="0" w:name="_Toc241093926"/>
+      <w:bookmarkStart w:name="_Toc1814919127" w:id="1523227752"/>
       <w:r>
         <w:rPr>
           <w:lang w:val="fr-FR"/>
         </w:rPr>
         <w:t>1. Objet du document</w:t>
       </w:r>
-      <w:bookmarkEnd w:id="0"/>
+      <w:bookmarkEnd w:id="1523227752"/>
     </w:p>
     <w:p>
       <w:pPr>
@@ -2011,14 +1615,14 @@
           <w:lang w:val="fr-FR"/>
         </w:rPr>
       </w:pPr>
-      <w:bookmarkStart w:id="1" w:name="_Toc241093927"/>
+      <w:bookmarkStart w:name="_Toc993427383" w:id="876728620"/>
       <w:r>
         <w:rPr>
           <w:lang w:val="fr-FR"/>
         </w:rPr>
         <w:t>2. Contexte et problématique</w:t>
       </w:r>
-      <w:bookmarkEnd w:id="1"/>
+      <w:bookmarkEnd w:id="876728620"/>
     </w:p>
     <w:p>
       <w:pPr>
@@ -2034,19 +1638,41 @@
         </w:rPr>
         <w:t xml:space="preserve">Le suivi de l'état de fonctionnement d'un parc d'équipements réseau (commutateurs, routeurs, </w:t>
       </w:r>
-      <w:proofErr w:type="spellStart"/>
       <w:r>
         <w:rPr>
           <w:lang w:val="fr-FR"/>
         </w:rPr>
         <w:t>pare-feux</w:t>
       </w:r>
-      <w:proofErr w:type="spellEnd"/>
-      <w:r>
-        <w:rPr>
-          <w:lang w:val="fr-FR"/>
-        </w:rPr>
-        <w:t>, serveurs...) est une nécessité opérationnelle pour toute infrastructure informatique. En l'absence d'outil de supervision, une panne ou une dégradation de performance n'est détectée que lorsque ses effets deviennent visibles pour les utilisateurs finaux (perte de connectivité, ralentissement, service indisponible), ce qui retarde d'autant la détection de l'incident et l'intervention.</w:t>
+      <w:r>
+        <w:rPr>
+          <w:lang w:val="fr-FR"/>
+        </w:rPr>
+        <w:t>, serveurs...) est une nécessité opérationnelle pour toute infrastructure informatique. En l'absence d'outil de supervision, une panne ou une dégradation de performance n'est détectée que lorsque ses effets deviennent visibles pour les utilisateurs finaux (perte de connectivité, ralentissement, service</w:t>
+      </w:r>
+      <w:r>
+        <w:rPr>
+          <w:lang w:val="fr-FR"/>
+        </w:rPr>
+        <w:t>s</w:t>
+      </w:r>
+      <w:r>
+        <w:rPr>
+          <w:lang w:val="fr-FR"/>
+        </w:rPr>
+        <w:t xml:space="preserve"> indisponible</w:t>
+      </w:r>
+      <w:r>
+        <w:rPr>
+          <w:lang w:val="fr-FR"/>
+        </w:rPr>
+        <w:t>s</w:t>
+      </w:r>
+      <w:r>
+        <w:rPr>
+          <w:lang w:val="fr-FR"/>
+        </w:rPr>
+        <w:t>), ce qui retarde d'autant la détection de l'incident et l'intervention.</w:t>
       </w:r>
     </w:p>
     <w:p>
@@ -2177,14 +1803,14 @@
           <w:lang w:val="fr-FR"/>
         </w:rPr>
       </w:pPr>
-      <w:bookmarkStart w:id="2" w:name="_Toc241093928"/>
+      <w:bookmarkStart w:name="_Toc1175896931" w:id="2005647076"/>
       <w:r>
         <w:rPr>
           <w:lang w:val="fr-FR"/>
         </w:rPr>
         <w:t>3. Objectifs du projet</w:t>
       </w:r>
-      <w:bookmarkEnd w:id="2"/>
+      <w:bookmarkEnd w:id="2005647076"/>
     </w:p>
     <w:p>
       <w:pPr>
@@ -2318,14 +1944,14 @@
           <w:lang w:val="fr-FR"/>
         </w:rPr>
       </w:pPr>
-      <w:bookmarkStart w:id="3" w:name="_Toc241093929"/>
+      <w:bookmarkStart w:name="_Toc255914708" w:id="92737852"/>
       <w:r>
         <w:rPr>
           <w:lang w:val="fr-FR"/>
         </w:rPr>
         <w:t>4. Périmètre fonctionnel</w:t>
       </w:r>
-      <w:bookmarkEnd w:id="3"/>
+      <w:bookmarkEnd w:id="92737852"/>
     </w:p>
     <w:p>
       <w:pPr>
@@ -2335,14 +1961,14 @@
           <w:lang w:val="fr-FR"/>
         </w:rPr>
       </w:pPr>
-      <w:bookmarkStart w:id="4" w:name="_Toc241093930"/>
+      <w:bookmarkStart w:name="_Toc2805555" w:id="1554991723"/>
       <w:r>
         <w:rPr>
           <w:lang w:val="fr-FR"/>
         </w:rPr>
         <w:t>4.1 Fonctionnalités incluses — version minimale viable (MVP)</w:t>
       </w:r>
-      <w:bookmarkEnd w:id="4"/>
+      <w:bookmarkEnd w:id="1554991723"/>
     </w:p>
     <w:p>
       <w:pPr>
@@ -3194,14 +2820,20 @@
           <w:lang w:val="fr-FR"/>
         </w:rPr>
       </w:pPr>
-      <w:bookmarkStart w:id="5" w:name="_Toc241093931"/>
-      <w:r>
-        <w:rPr>
-          <w:lang w:val="fr-FR"/>
-        </w:rPr>
-        <w:t>4.2 Fonctionnalités optionnelles (si le temps le permet)</w:t>
-      </w:r>
-      <w:bookmarkEnd w:id="5"/>
+      <w:bookmarkStart w:name="_Toc194881839" w:id="1690309219"/>
+      <w:r>
+        <w:rPr>
+          <w:lang w:val="fr-FR"/>
+        </w:rPr>
+        <w:t xml:space="preserve">4.2 </w:t>
+      </w:r>
+      <w:r>
+        <w:rPr>
+          <w:lang w:val="fr-FR"/>
+        </w:rPr>
+        <w:t>Perspectives d'évolution</w:t>
+      </w:r>
+      <w:bookmarkEnd w:id="1690309219"/>
     </w:p>
     <w:p>
       <w:pPr>
@@ -3214,7 +2846,37 @@
         <w:rPr>
           <w:lang w:val="fr-FR"/>
         </w:rPr>
-        <w:t>Les fonctionnalités suivantes sont identifiées comme souhaitables mais non garanties, compte tenu du volume horaire disponible (32 heures, recherche et documentation comprises). Elles seront traitées par ordre de priorité si le planning le permet :</w:t>
+        <w:t xml:space="preserve">Les fonctionnalités suivantes sont identifiées comme souhaitables </w:t>
+      </w:r>
+      <w:r>
+        <w:rPr>
+          <w:lang w:val="fr-FR"/>
+        </w:rPr>
+        <w:t xml:space="preserve">dans une version aboutie du logiciel, </w:t>
+      </w:r>
+      <w:r>
+        <w:rPr>
+          <w:lang w:val="fr-FR"/>
+        </w:rPr>
+        <w:t xml:space="preserve">mais </w:t>
+      </w:r>
+      <w:r>
+        <w:rPr>
+          <w:lang w:val="fr-FR"/>
+        </w:rPr>
+        <w:t xml:space="preserve">ne </w:t>
+      </w:r>
+      <w:r>
+        <w:rPr>
+          <w:lang w:val="fr-FR"/>
+        </w:rPr>
+        <w:t xml:space="preserve">seront pas prises en charge dans la version initiale qui sera présenté </w:t>
+      </w:r>
+      <w:r>
+        <w:rPr>
+          <w:lang w:val="fr-FR"/>
+        </w:rPr>
+        <w:t>:</w:t>
       </w:r>
     </w:p>
     <w:p>
@@ -3257,20 +2919,45 @@
     </w:p>
     <w:p>
       <w:pPr>
+        <w:pStyle w:val="Paragraphedeliste"/>
+        <w:numPr>
+          <w:ilvl w:val="0"/>
+          <w:numId w:val="2"/>
+        </w:numPr>
+        <w:spacing w:after="70"/>
+        <w:rPr>
+          <w:lang w:val="fr-FR"/>
+        </w:rPr>
+      </w:pPr>
+      <w:r>
+        <w:rPr>
+          <w:lang w:val="fr-FR"/>
+        </w:rPr>
+        <w:t>La gestion multi-utilisateur</w:t>
+      </w:r>
+      <w:r>
+        <w:rPr>
+          <w:lang w:val="fr-FR"/>
+        </w:rPr>
+        <w:t xml:space="preserve"> avec droits d'accès différenciés (authentification, rôles, permissions).</w:t>
+      </w:r>
+    </w:p>
+    <w:p>
+      <w:pPr>
         <w:pStyle w:val="Titre2"/>
         <w:spacing w:before="280" w:after="140"/>
         <w:rPr>
           <w:lang w:val="fr-FR"/>
         </w:rPr>
       </w:pPr>
-      <w:bookmarkStart w:id="6" w:name="_Toc241093932"/>
+      <w:bookmarkStart w:name="_Toc34271295" w:id="1872849071"/>
       <w:r>
         <w:rPr>
           <w:lang w:val="fr-FR"/>
         </w:rPr>
         <w:t>4.3 Exclusions explicites (hors périmètre)</w:t>
       </w:r>
-      <w:bookmarkEnd w:id="6"/>
+      <w:bookmarkEnd w:id="1872849071"/>
     </w:p>
     <w:p>
       <w:pPr>
@@ -3317,19 +3004,11 @@
           <w:lang w:val="fr-FR"/>
         </w:rPr>
       </w:pPr>
-      <w:proofErr w:type="gramStart"/>
-      <w:r>
-        <w:rPr>
-          <w:lang w:val="fr-FR"/>
-        </w:rPr>
-        <w:t>La gestion multi-utilisateurs</w:t>
-      </w:r>
-      <w:proofErr w:type="gramEnd"/>
-      <w:r>
-        <w:rPr>
-          <w:lang w:val="fr-FR"/>
-        </w:rPr>
-        <w:t xml:space="preserve"> avec droits d'accès différenciés (authentification, rôles, permissions).</w:t>
+      <w:r>
+        <w:rPr>
+          <w:lang w:val="fr-FR"/>
+        </w:rPr>
+        <w:t>La haute disponibilité ou la répartition de charge de l'outil de supervision lui-même.</w:t>
       </w:r>
     </w:p>
     <w:p>
@@ -3348,7 +3027,7 @@
         <w:rPr>
           <w:lang w:val="fr-FR"/>
         </w:rPr>
-        <w:t>La haute disponibilité ou la répartition de charge de l'outil de supervision lui-même.</w:t>
+        <w:t>L'hébergement en production sur une infrastructure dédiée (cloud ou serveurs internes) : le projet restant un développement académique, l'exécution est prévue sur les postes personnels des membres du binôme.</w:t>
       </w:r>
     </w:p>
     <w:p>
@@ -3367,25 +3046,6 @@
         <w:rPr>
           <w:lang w:val="fr-FR"/>
         </w:rPr>
-        <w:t>L'hébergement en production sur une infrastructure dédiée (cloud ou serveurs internes) : le projet restant un développement académique, l'exécution est prévue sur les postes personnels des membres du binôme.</w:t>
-      </w:r>
-    </w:p>
-    <w:p>
-      <w:pPr>
-        <w:pStyle w:val="Paragraphedeliste"/>
-        <w:numPr>
-          <w:ilvl w:val="0"/>
-          <w:numId w:val="1"/>
-        </w:numPr>
-        <w:spacing w:after="70"/>
-        <w:rPr>
-          <w:lang w:val="fr-FR"/>
-        </w:rPr>
-      </w:pPr>
-      <w:r>
-        <w:rPr>
-          <w:lang w:val="fr-FR"/>
-        </w:rPr>
         <w:t>L'envoi de notifications externes (</w:t>
       </w:r>
       <w:proofErr w:type="gramStart"/>
@@ -3420,16 +3080,13 @@
     <w:p>
       <w:pPr>
         <w:spacing w:after="200"/>
-        <w:rPr>
-          <w:lang w:val="fr-FR"/>
-        </w:rPr>
-      </w:pPr>
-      <w:r>
-        <w:rPr>
-          <w:b/>
-          <w:bCs/>
-          <w:i/>
-          <w:iCs/>
+      </w:pPr>
+      <w:r>
+        <w:rPr>
+          <w:b w:val="1"/>
+          <w:bCs w:val="1"/>
+          <w:i w:val="1"/>
+          <w:iCs w:val="1"/>
           <w:color w:val="8A5B00"/>
           <w:lang w:val="fr-FR"/>
         </w:rPr>
@@ -3437,13 +3094,36 @@
       </w:r>
       <w:r>
         <w:rPr>
-          <w:i/>
-          <w:iCs/>
+          <w:i w:val="1"/>
+          <w:iCs w:val="1"/>
           <w:color w:val="8A5B00"/>
           <w:lang w:val="fr-FR"/>
         </w:rPr>
         <w:t>cette liste est une proposition initiale ; elle doit être revue et complétée avec le binôme au fur et à mesure de l'avancement, notamment si de nouvelles contraintes de temps apparaissent.</w:t>
       </w:r>
+    </w:p>
+    <w:p>
+      <w:pPr>
+        <w:spacing w:after="200"/>
+        <w:rPr>
+          <w:i w:val="1"/>
+          <w:iCs w:val="1"/>
+          <w:color w:val="8A5B00"/>
+          <w:lang w:val="fr-FR"/>
+        </w:rPr>
+      </w:pPr>
+    </w:p>
+    <w:p>
+      <w:pPr>
+        <w:pStyle w:val="Normal"/>
+        <w:spacing w:after="200"/>
+        <w:rPr>
+          <w:i w:val="1"/>
+          <w:iCs w:val="1"/>
+          <w:color w:val="8A5B00"/>
+          <w:lang w:val="fr-FR"/>
+        </w:rPr>
+      </w:pPr>
     </w:p>
     <w:p>
       <w:pPr>
@@ -3453,14 +3133,14 @@
           <w:lang w:val="fr-FR"/>
         </w:rPr>
       </w:pPr>
-      <w:bookmarkStart w:id="7" w:name="_Toc241093933"/>
+      <w:bookmarkStart w:name="_Toc248632147" w:id="1769872327"/>
       <w:r>
         <w:rPr>
           <w:lang w:val="fr-FR"/>
         </w:rPr>
         <w:t>5. Parcours de la donnée</w:t>
       </w:r>
-      <w:bookmarkEnd w:id="7"/>
+      <w:bookmarkEnd w:id="1769872327"/>
     </w:p>
     <w:p>
       <w:pPr>
@@ -3485,14 +3165,14 @@
           <w:lang w:val="fr-FR"/>
         </w:rPr>
       </w:pPr>
-      <w:bookmarkStart w:id="8" w:name="_Toc241093934"/>
+      <w:bookmarkStart w:name="_Toc23356867" w:id="997794331"/>
       <w:r>
         <w:rPr>
           <w:lang w:val="fr-FR"/>
         </w:rPr>
         <w:t>5.1 Vue d'ensemble du parcours</w:t>
       </w:r>
-      <w:bookmarkEnd w:id="8"/>
+      <w:bookmarkEnd w:id="997794331"/>
     </w:p>
     <w:p>
       <w:pPr>
@@ -3565,14 +3245,14 @@
           <w:lang w:val="fr-FR"/>
         </w:rPr>
       </w:pPr>
-      <w:bookmarkStart w:id="9" w:name="_Toc241093935"/>
+      <w:bookmarkStart w:name="_Toc1470963129" w:id="768976703"/>
       <w:r>
         <w:rPr>
           <w:lang w:val="fr-FR"/>
         </w:rPr>
         <w:t>5.2 Détail du parcours, étape par étape</w:t>
       </w:r>
-      <w:bookmarkEnd w:id="9"/>
+      <w:bookmarkEnd w:id="768976703"/>
     </w:p>
     <w:p>
       <w:pPr>
@@ -3610,12 +3290,13 @@
           <w:tcPr>
             <w:tcW w:w="1899" w:type="dxa"/>
             <w:tcBorders>
-              <w:top w:val="single" w:sz="4" w:space="0" w:color="000000"/>
-              <w:left w:val="single" w:sz="4" w:space="0" w:color="000000"/>
-              <w:bottom w:val="single" w:sz="4" w:space="0" w:color="000000"/>
-              <w:right w:val="single" w:sz="4" w:space="0" w:color="000000"/>
+              <w:top w:val="single" w:color="000000" w:themeColor="text2" w:sz="4" w:space="0"/>
+              <w:left w:val="single" w:color="000000" w:themeColor="text2" w:sz="4" w:space="0"/>
+              <w:bottom w:val="single" w:color="000000" w:themeColor="text2" w:sz="4" w:space="0"/>
+              <w:right w:val="single" w:color="000000" w:themeColor="text2" w:sz="4" w:space="0"/>
             </w:tcBorders>
             <w:shd w:val="clear" w:color="auto" w:fill="1F4E79"/>
+            <w:tcMar/>
             <w:vAlign w:val="center"/>
           </w:tcPr>
           <w:p>
@@ -3633,12 +3314,13 @@
           <w:tcPr>
             <w:tcW w:w="7126" w:type="dxa"/>
             <w:tcBorders>
-              <w:top w:val="single" w:sz="4" w:space="0" w:color="000000"/>
-              <w:left w:val="single" w:sz="4" w:space="0" w:color="000000"/>
-              <w:bottom w:val="single" w:sz="4" w:space="0" w:color="000000"/>
-              <w:right w:val="single" w:sz="4" w:space="0" w:color="000000"/>
+              <w:top w:val="single" w:color="000000" w:themeColor="text2" w:sz="4" w:space="0"/>
+              <w:left w:val="single" w:color="000000" w:themeColor="text2" w:sz="4" w:space="0"/>
+              <w:bottom w:val="single" w:color="000000" w:themeColor="text2" w:sz="4" w:space="0"/>
+              <w:right w:val="single" w:color="000000" w:themeColor="text2" w:sz="4" w:space="0"/>
             </w:tcBorders>
             <w:shd w:val="clear" w:color="auto" w:fill="1F4E79"/>
+            <w:tcMar/>
             <w:vAlign w:val="center"/>
           </w:tcPr>
           <w:p>
@@ -3664,11 +3346,12 @@
           <w:tcPr>
             <w:tcW w:w="1899" w:type="dxa"/>
             <w:tcBorders>
-              <w:top w:val="single" w:sz="4" w:space="0" w:color="000000"/>
-              <w:left w:val="single" w:sz="4" w:space="0" w:color="000000"/>
-              <w:bottom w:val="single" w:sz="4" w:space="0" w:color="000000"/>
-              <w:right w:val="single" w:sz="4" w:space="0" w:color="000000"/>
+              <w:top w:val="single" w:color="000000" w:themeColor="text2" w:sz="4" w:space="0"/>
+              <w:left w:val="single" w:color="000000" w:themeColor="text2" w:sz="4" w:space="0"/>
+              <w:bottom w:val="single" w:color="000000" w:themeColor="text2" w:sz="4" w:space="0"/>
+              <w:right w:val="single" w:color="000000" w:themeColor="text2" w:sz="4" w:space="0"/>
             </w:tcBorders>
+            <w:tcMar/>
             <w:vAlign w:val="center"/>
           </w:tcPr>
           <w:p>
@@ -3681,11 +3364,12 @@
           <w:tcPr>
             <w:tcW w:w="7126" w:type="dxa"/>
             <w:tcBorders>
-              <w:top w:val="single" w:sz="4" w:space="0" w:color="000000"/>
-              <w:left w:val="single" w:sz="4" w:space="0" w:color="000000"/>
-              <w:bottom w:val="single" w:sz="4" w:space="0" w:color="000000"/>
-              <w:right w:val="single" w:sz="4" w:space="0" w:color="000000"/>
+              <w:top w:val="single" w:color="000000" w:themeColor="text2" w:sz="4" w:space="0"/>
+              <w:left w:val="single" w:color="000000" w:themeColor="text2" w:sz="4" w:space="0"/>
+              <w:bottom w:val="single" w:color="000000" w:themeColor="text2" w:sz="4" w:space="0"/>
+              <w:right w:val="single" w:color="000000" w:themeColor="text2" w:sz="4" w:space="0"/>
             </w:tcBorders>
+            <w:tcMar/>
             <w:vAlign w:val="center"/>
           </w:tcPr>
           <w:p>
@@ -3708,11 +3392,12 @@
           <w:tcPr>
             <w:tcW w:w="1899" w:type="dxa"/>
             <w:tcBorders>
-              <w:top w:val="single" w:sz="4" w:space="0" w:color="000000"/>
-              <w:left w:val="single" w:sz="4" w:space="0" w:color="000000"/>
-              <w:bottom w:val="single" w:sz="4" w:space="0" w:color="000000"/>
-              <w:right w:val="single" w:sz="4" w:space="0" w:color="000000"/>
+              <w:top w:val="single" w:color="000000" w:themeColor="text2" w:sz="4" w:space="0"/>
+              <w:left w:val="single" w:color="000000" w:themeColor="text2" w:sz="4" w:space="0"/>
+              <w:bottom w:val="single" w:color="000000" w:themeColor="text2" w:sz="4" w:space="0"/>
+              <w:right w:val="single" w:color="000000" w:themeColor="text2" w:sz="4" w:space="0"/>
             </w:tcBorders>
+            <w:tcMar/>
             <w:vAlign w:val="center"/>
           </w:tcPr>
           <w:p>
@@ -3725,11 +3410,12 @@
           <w:tcPr>
             <w:tcW w:w="7126" w:type="dxa"/>
             <w:tcBorders>
-              <w:top w:val="single" w:sz="4" w:space="0" w:color="000000"/>
-              <w:left w:val="single" w:sz="4" w:space="0" w:color="000000"/>
-              <w:bottom w:val="single" w:sz="4" w:space="0" w:color="000000"/>
-              <w:right w:val="single" w:sz="4" w:space="0" w:color="000000"/>
+              <w:top w:val="single" w:color="000000" w:themeColor="text2" w:sz="4" w:space="0"/>
+              <w:left w:val="single" w:color="000000" w:themeColor="text2" w:sz="4" w:space="0"/>
+              <w:bottom w:val="single" w:color="000000" w:themeColor="text2" w:sz="4" w:space="0"/>
+              <w:right w:val="single" w:color="000000" w:themeColor="text2" w:sz="4" w:space="0"/>
             </w:tcBorders>
+            <w:tcMar/>
             <w:vAlign w:val="center"/>
           </w:tcPr>
           <w:p>
@@ -3752,11 +3438,12 @@
           <w:tcPr>
             <w:tcW w:w="1899" w:type="dxa"/>
             <w:tcBorders>
-              <w:top w:val="single" w:sz="4" w:space="0" w:color="000000"/>
-              <w:left w:val="single" w:sz="4" w:space="0" w:color="000000"/>
-              <w:bottom w:val="single" w:sz="4" w:space="0" w:color="000000"/>
-              <w:right w:val="single" w:sz="4" w:space="0" w:color="000000"/>
+              <w:top w:val="single" w:color="000000" w:themeColor="text2" w:sz="4" w:space="0"/>
+              <w:left w:val="single" w:color="000000" w:themeColor="text2" w:sz="4" w:space="0"/>
+              <w:bottom w:val="single" w:color="000000" w:themeColor="text2" w:sz="4" w:space="0"/>
+              <w:right w:val="single" w:color="000000" w:themeColor="text2" w:sz="4" w:space="0"/>
             </w:tcBorders>
+            <w:tcMar/>
             <w:vAlign w:val="center"/>
           </w:tcPr>
           <w:p>
@@ -3771,11 +3458,12 @@
           <w:tcPr>
             <w:tcW w:w="7126" w:type="dxa"/>
             <w:tcBorders>
-              <w:top w:val="single" w:sz="4" w:space="0" w:color="000000"/>
-              <w:left w:val="single" w:sz="4" w:space="0" w:color="000000"/>
-              <w:bottom w:val="single" w:sz="4" w:space="0" w:color="000000"/>
-              <w:right w:val="single" w:sz="4" w:space="0" w:color="000000"/>
+              <w:top w:val="single" w:color="000000" w:themeColor="text2" w:sz="4" w:space="0"/>
+              <w:left w:val="single" w:color="000000" w:themeColor="text2" w:sz="4" w:space="0"/>
+              <w:bottom w:val="single" w:color="000000" w:themeColor="text2" w:sz="4" w:space="0"/>
+              <w:right w:val="single" w:color="000000" w:themeColor="text2" w:sz="4" w:space="0"/>
             </w:tcBorders>
+            <w:tcMar/>
             <w:vAlign w:val="center"/>
           </w:tcPr>
           <w:p>
@@ -3798,30 +3486,33 @@
           <w:tcPr>
             <w:tcW w:w="1899" w:type="dxa"/>
             <w:tcBorders>
-              <w:top w:val="single" w:sz="4" w:space="0" w:color="000000"/>
-              <w:left w:val="single" w:sz="4" w:space="0" w:color="000000"/>
-              <w:bottom w:val="single" w:sz="4" w:space="0" w:color="000000"/>
-              <w:right w:val="single" w:sz="4" w:space="0" w:color="000000"/>
+              <w:top w:val="single" w:color="000000" w:themeColor="text2" w:sz="4" w:space="0"/>
+              <w:left w:val="single" w:color="000000" w:themeColor="text2" w:sz="4" w:space="0"/>
+              <w:bottom w:val="single" w:color="000000" w:themeColor="text2" w:sz="4" w:space="0"/>
+              <w:right w:val="single" w:color="000000" w:themeColor="text2" w:sz="4" w:space="0"/>
             </w:tcBorders>
-            <w:vAlign w:val="center"/>
-          </w:tcPr>
-          <w:p>
-            <w:proofErr w:type="spellStart"/>
-            <w:r>
+            <w:tcMar/>
+            <w:vAlign w:val="center"/>
+          </w:tcPr>
+          <w:p>
+            <w:bookmarkStart w:name="_Int_dCnYqQeT" w:id="697697009"/>
+            <w:r>
+              <w:rPr/>
               <w:t>Traitement</w:t>
             </w:r>
-            <w:proofErr w:type="spellEnd"/>
+            <w:bookmarkEnd w:id="697697009"/>
           </w:p>
         </w:tc>
         <w:tc>
           <w:tcPr>
             <w:tcW w:w="7126" w:type="dxa"/>
             <w:tcBorders>
-              <w:top w:val="single" w:sz="4" w:space="0" w:color="000000"/>
-              <w:left w:val="single" w:sz="4" w:space="0" w:color="000000"/>
-              <w:bottom w:val="single" w:sz="4" w:space="0" w:color="000000"/>
-              <w:right w:val="single" w:sz="4" w:space="0" w:color="000000"/>
+              <w:top w:val="single" w:color="000000" w:themeColor="text2" w:sz="4" w:space="0"/>
+              <w:left w:val="single" w:color="000000" w:themeColor="text2" w:sz="4" w:space="0"/>
+              <w:bottom w:val="single" w:color="000000" w:themeColor="text2" w:sz="4" w:space="0"/>
+              <w:right w:val="single" w:color="000000" w:themeColor="text2" w:sz="4" w:space="0"/>
             </w:tcBorders>
+            <w:tcMar/>
             <w:vAlign w:val="center"/>
           </w:tcPr>
           <w:p>
@@ -3844,11 +3535,12 @@
           <w:tcPr>
             <w:tcW w:w="1899" w:type="dxa"/>
             <w:tcBorders>
-              <w:top w:val="single" w:sz="4" w:space="0" w:color="000000"/>
-              <w:left w:val="single" w:sz="4" w:space="0" w:color="000000"/>
-              <w:bottom w:val="single" w:sz="4" w:space="0" w:color="000000"/>
-              <w:right w:val="single" w:sz="4" w:space="0" w:color="000000"/>
+              <w:top w:val="single" w:color="000000" w:themeColor="text2" w:sz="4" w:space="0"/>
+              <w:left w:val="single" w:color="000000" w:themeColor="text2" w:sz="4" w:space="0"/>
+              <w:bottom w:val="single" w:color="000000" w:themeColor="text2" w:sz="4" w:space="0"/>
+              <w:right w:val="single" w:color="000000" w:themeColor="text2" w:sz="4" w:space="0"/>
             </w:tcBorders>
+            <w:tcMar/>
             <w:vAlign w:val="center"/>
           </w:tcPr>
           <w:p>
@@ -3861,11 +3553,12 @@
           <w:tcPr>
             <w:tcW w:w="7126" w:type="dxa"/>
             <w:tcBorders>
-              <w:top w:val="single" w:sz="4" w:space="0" w:color="000000"/>
-              <w:left w:val="single" w:sz="4" w:space="0" w:color="000000"/>
-              <w:bottom w:val="single" w:sz="4" w:space="0" w:color="000000"/>
-              <w:right w:val="single" w:sz="4" w:space="0" w:color="000000"/>
+              <w:top w:val="single" w:color="000000" w:themeColor="text2" w:sz="4" w:space="0"/>
+              <w:left w:val="single" w:color="000000" w:themeColor="text2" w:sz="4" w:space="0"/>
+              <w:bottom w:val="single" w:color="000000" w:themeColor="text2" w:sz="4" w:space="0"/>
+              <w:right w:val="single" w:color="000000" w:themeColor="text2" w:sz="4" w:space="0"/>
             </w:tcBorders>
+            <w:tcMar/>
             <w:vAlign w:val="center"/>
           </w:tcPr>
           <w:p>
@@ -3888,11 +3581,12 @@
           <w:tcPr>
             <w:tcW w:w="1899" w:type="dxa"/>
             <w:tcBorders>
-              <w:top w:val="single" w:sz="4" w:space="0" w:color="000000"/>
-              <w:left w:val="single" w:sz="4" w:space="0" w:color="000000"/>
-              <w:bottom w:val="single" w:sz="4" w:space="0" w:color="000000"/>
-              <w:right w:val="single" w:sz="4" w:space="0" w:color="000000"/>
+              <w:top w:val="single" w:color="000000" w:themeColor="text2" w:sz="4" w:space="0"/>
+              <w:left w:val="single" w:color="000000" w:themeColor="text2" w:sz="4" w:space="0"/>
+              <w:bottom w:val="single" w:color="000000" w:themeColor="text2" w:sz="4" w:space="0"/>
+              <w:right w:val="single" w:color="000000" w:themeColor="text2" w:sz="4" w:space="0"/>
             </w:tcBorders>
+            <w:tcMar/>
             <w:vAlign w:val="center"/>
           </w:tcPr>
           <w:p>
@@ -3905,11 +3599,12 @@
           <w:tcPr>
             <w:tcW w:w="7126" w:type="dxa"/>
             <w:tcBorders>
-              <w:top w:val="single" w:sz="4" w:space="0" w:color="000000"/>
-              <w:left w:val="single" w:sz="4" w:space="0" w:color="000000"/>
-              <w:bottom w:val="single" w:sz="4" w:space="0" w:color="000000"/>
-              <w:right w:val="single" w:sz="4" w:space="0" w:color="000000"/>
+              <w:top w:val="single" w:color="000000" w:themeColor="text2" w:sz="4" w:space="0"/>
+              <w:left w:val="single" w:color="000000" w:themeColor="text2" w:sz="4" w:space="0"/>
+              <w:bottom w:val="single" w:color="000000" w:themeColor="text2" w:sz="4" w:space="0"/>
+              <w:right w:val="single" w:color="000000" w:themeColor="text2" w:sz="4" w:space="0"/>
             </w:tcBorders>
+            <w:tcMar/>
             <w:vAlign w:val="center"/>
           </w:tcPr>
           <w:p>
@@ -3932,11 +3627,12 @@
           <w:tcPr>
             <w:tcW w:w="1899" w:type="dxa"/>
             <w:tcBorders>
-              <w:top w:val="single" w:sz="4" w:space="0" w:color="000000"/>
-              <w:left w:val="single" w:sz="4" w:space="0" w:color="000000"/>
-              <w:bottom w:val="single" w:sz="4" w:space="0" w:color="000000"/>
-              <w:right w:val="single" w:sz="4" w:space="0" w:color="000000"/>
+              <w:top w:val="single" w:color="000000" w:themeColor="text2" w:sz="4" w:space="0"/>
+              <w:left w:val="single" w:color="000000" w:themeColor="text2" w:sz="4" w:space="0"/>
+              <w:bottom w:val="single" w:color="000000" w:themeColor="text2" w:sz="4" w:space="0"/>
+              <w:right w:val="single" w:color="000000" w:themeColor="text2" w:sz="4" w:space="0"/>
             </w:tcBorders>
+            <w:tcMar/>
             <w:vAlign w:val="center"/>
           </w:tcPr>
           <w:p>
@@ -3951,11 +3647,12 @@
           <w:tcPr>
             <w:tcW w:w="7126" w:type="dxa"/>
             <w:tcBorders>
-              <w:top w:val="single" w:sz="4" w:space="0" w:color="000000"/>
-              <w:left w:val="single" w:sz="4" w:space="0" w:color="000000"/>
-              <w:bottom w:val="single" w:sz="4" w:space="0" w:color="000000"/>
-              <w:right w:val="single" w:sz="4" w:space="0" w:color="000000"/>
+              <w:top w:val="single" w:color="000000" w:themeColor="text2" w:sz="4" w:space="0"/>
+              <w:left w:val="single" w:color="000000" w:themeColor="text2" w:sz="4" w:space="0"/>
+              <w:bottom w:val="single" w:color="000000" w:themeColor="text2" w:sz="4" w:space="0"/>
+              <w:right w:val="single" w:color="000000" w:themeColor="text2" w:sz="4" w:space="0"/>
             </w:tcBorders>
+            <w:tcMar/>
             <w:vAlign w:val="center"/>
           </w:tcPr>
           <w:p>
@@ -3978,20 +3675,23 @@
           <w:tcPr>
             <w:tcW w:w="1899" w:type="dxa"/>
             <w:tcBorders>
-              <w:top w:val="single" w:sz="4" w:space="0" w:color="000000"/>
-              <w:left w:val="single" w:sz="4" w:space="0" w:color="000000"/>
-              <w:bottom w:val="single" w:sz="4" w:space="0" w:color="000000"/>
-              <w:right w:val="single" w:sz="4" w:space="0" w:color="000000"/>
+              <w:top w:val="single" w:color="000000" w:themeColor="text2" w:sz="4" w:space="0"/>
+              <w:left w:val="single" w:color="000000" w:themeColor="text2" w:sz="4" w:space="0"/>
+              <w:bottom w:val="single" w:color="000000" w:themeColor="text2" w:sz="4" w:space="0"/>
+              <w:right w:val="single" w:color="000000" w:themeColor="text2" w:sz="4" w:space="0"/>
             </w:tcBorders>
-            <w:vAlign w:val="center"/>
-          </w:tcPr>
-          <w:p>
-            <w:proofErr w:type="spellStart"/>
-            <w:r>
+            <w:tcMar/>
+            <w:vAlign w:val="center"/>
+          </w:tcPr>
+          <w:p>
+            <w:bookmarkStart w:name="_Int_I4AWnYBw" w:id="1498695976"/>
+            <w:r>
+              <w:rPr/>
               <w:t>Archivage</w:t>
             </w:r>
-            <w:proofErr w:type="spellEnd"/>
-            <w:r>
+            <w:bookmarkEnd w:id="1498695976"/>
+            <w:r>
+              <w:rPr/>
               <w:t xml:space="preserve"> / Suppression</w:t>
             </w:r>
           </w:p>
@@ -4000,11 +3700,12 @@
           <w:tcPr>
             <w:tcW w:w="7126" w:type="dxa"/>
             <w:tcBorders>
-              <w:top w:val="single" w:sz="4" w:space="0" w:color="000000"/>
-              <w:left w:val="single" w:sz="4" w:space="0" w:color="000000"/>
-              <w:bottom w:val="single" w:sz="4" w:space="0" w:color="000000"/>
-              <w:right w:val="single" w:sz="4" w:space="0" w:color="000000"/>
+              <w:top w:val="single" w:color="000000" w:themeColor="text2" w:sz="4" w:space="0"/>
+              <w:left w:val="single" w:color="000000" w:themeColor="text2" w:sz="4" w:space="0"/>
+              <w:bottom w:val="single" w:color="000000" w:themeColor="text2" w:sz="4" w:space="0"/>
+              <w:right w:val="single" w:color="000000" w:themeColor="text2" w:sz="4" w:space="0"/>
             </w:tcBorders>
+            <w:tcMar/>
             <w:vAlign w:val="center"/>
           </w:tcPr>
           <w:p>
@@ -4039,14 +3740,14 @@
           <w:lang w:val="fr-FR"/>
         </w:rPr>
       </w:pPr>
-      <w:bookmarkStart w:id="10" w:name="_Toc241093936"/>
+      <w:bookmarkStart w:name="_Toc2092260255" w:id="778388532"/>
       <w:r>
         <w:rPr>
           <w:lang w:val="fr-FR"/>
         </w:rPr>
         <w:t>5.3 Caractéristiques transverses du flux</w:t>
       </w:r>
-      <w:bookmarkEnd w:id="10"/>
+      <w:bookmarkEnd w:id="778388532"/>
     </w:p>
     <w:p>
       <w:pPr>
@@ -4178,15 +3879,19 @@
           <w:ilvl w:val="0"/>
           <w:numId w:val="1"/>
         </w:numPr>
-        <w:spacing w:after="70"/>
-        <w:rPr>
-          <w:lang w:val="fr-FR"/>
-        </w:rPr>
-      </w:pPr>
-      <w:r>
-        <w:rPr>
-          <w:b/>
-          <w:bCs/>
+        <w:suppressLineNumbers w:val="0"/>
+        <w:bidi w:val="0"/>
+        <w:spacing w:before="0" w:beforeAutospacing="off" w:after="70" w:afterAutospacing="off" w:line="259" w:lineRule="auto"/>
+        <w:ind w:left="720" w:right="0" w:hanging="360"/>
+        <w:jc w:val="left"/>
+        <w:rPr>
+          <w:lang w:val="fr-FR"/>
+        </w:rPr>
+      </w:pPr>
+      <w:r>
+        <w:rPr>
+          <w:b w:val="1"/>
+          <w:bCs w:val="1"/>
           <w:lang w:val="fr-FR"/>
         </w:rPr>
         <w:t xml:space="preserve">Durée de conservation : </w:t>
@@ -4195,7 +3900,31 @@
         <w:rPr>
           <w:lang w:val="fr-FR"/>
         </w:rPr>
-        <w:t>conservation à résolution fine sur une période récente, puis sous forme agrégée au-delà, avant purge définitive — cf. politique de conservation et de suppression.</w:t>
+        <w:t xml:space="preserve">conservation </w:t>
+      </w:r>
+      <w:r>
+        <w:rPr>
+          <w:lang w:val="fr-FR"/>
+        </w:rPr>
+        <w:t>avec un haut niveau de détail</w:t>
+      </w:r>
+      <w:r>
+        <w:rPr>
+          <w:lang w:val="fr-FR"/>
+        </w:rPr>
+        <w:t xml:space="preserve"> sur une période récente, puis </w:t>
+      </w:r>
+      <w:r>
+        <w:rPr>
+          <w:lang w:val="fr-FR"/>
+        </w:rPr>
+        <w:t>moins détaillé</w:t>
+      </w:r>
+      <w:r>
+        <w:rPr>
+          <w:lang w:val="fr-FR"/>
+        </w:rPr>
+        <w:t xml:space="preserve"> au-delà, avant purge définitive — cf. politique de conservation et de suppression.</w:t>
       </w:r>
     </w:p>
     <w:p>
@@ -4260,14 +3989,14 @@
           <w:lang w:val="fr-FR"/>
         </w:rPr>
       </w:pPr>
-      <w:bookmarkStart w:id="11" w:name="_Toc241093937"/>
+      <w:bookmarkStart w:name="_Toc35234099" w:id="1034376312"/>
       <w:r>
         <w:rPr>
           <w:lang w:val="fr-FR"/>
         </w:rPr>
         <w:t>5.4 Préservation et intégrité de la donnée</w:t>
       </w:r>
-      <w:bookmarkEnd w:id="11"/>
+      <w:bookmarkEnd w:id="1034376312"/>
     </w:p>
     <w:p>
       <w:pPr>
@@ -4306,14 +4035,14 @@
           <w:lang w:val="fr-FR"/>
         </w:rPr>
       </w:pPr>
-      <w:bookmarkStart w:id="12" w:name="_Toc241093938"/>
+      <w:bookmarkStart w:name="_Toc611073125" w:id="614371740"/>
       <w:r>
         <w:rPr>
           <w:lang w:val="fr-FR"/>
         </w:rPr>
         <w:t>5.5 Gestion des anomalies et des erreurs de collecte</w:t>
       </w:r>
-      <w:bookmarkEnd w:id="12"/>
+      <w:bookmarkEnd w:id="614371740"/>
     </w:p>
     <w:p>
       <w:pPr>
@@ -4338,14 +4067,14 @@
           <w:lang w:val="fr-FR"/>
         </w:rPr>
       </w:pPr>
-      <w:bookmarkStart w:id="13" w:name="_Toc241093939"/>
+      <w:bookmarkStart w:name="_Toc904464518" w:id="1062872790"/>
       <w:r>
         <w:rPr>
           <w:lang w:val="fr-FR"/>
         </w:rPr>
         <w:t>5.6 Politique de conservation et de suppression</w:t>
       </w:r>
-      <w:bookmarkEnd w:id="13"/>
+      <w:bookmarkEnd w:id="1062872790"/>
     </w:p>
     <w:p>
       <w:pPr>
@@ -4460,18 +4189,22 @@
           <w:lang w:val="fr-FR"/>
         </w:rPr>
       </w:pPr>
-      <w:bookmarkStart w:id="14" w:name="_Toc241093940"/>
+      <w:bookmarkStart w:name="_Toc1182698662" w:id="222064278"/>
       <w:r>
         <w:rPr>
           <w:lang w:val="fr-FR"/>
         </w:rPr>
         <w:t>5.7 Accessibilité de la donnée</w:t>
       </w:r>
-      <w:bookmarkEnd w:id="14"/>
-    </w:p>
-    <w:p>
-      <w:pPr>
-        <w:spacing w:after="150"/>
+      <w:bookmarkEnd w:id="222064278"/>
+    </w:p>
+    <w:p>
+      <w:pPr>
+        <w:pStyle w:val="Normal"/>
+        <w:suppressLineNumbers w:val="0"/>
+        <w:bidi w:val="0"/>
+        <w:spacing w:before="0" w:beforeAutospacing="off" w:after="150" w:afterAutospacing="off" w:line="259" w:lineRule="auto"/>
+        <w:ind w:left="0" w:right="0"/>
         <w:jc w:val="both"/>
         <w:rPr>
           <w:lang w:val="fr-FR"/>
@@ -4481,7 +4214,61 @@
         <w:rPr>
           <w:lang w:val="fr-FR"/>
         </w:rPr>
-        <w:t>Dans le socle minimal du projet, la donnée est rendue accessible exclusivement via l'interface web de l'outil (tableau de bord et fiches équipement) — cf. sécurité, ci-dessus, pour les implications de l'absence d'authentification à ce stade. Un export des données brutes (par exemple au format CSV) pour une analyse externe ponctuelle constitue une piste d'évolution identifiée mais non retenue comme un engagement du socle minimal.</w:t>
+        <w:t xml:space="preserve">Dans le socle minimal du projet, la donnée est rendue accessible exclusivement via l'interface web de l'outil (tableau de bord et fiches équipement) — </w:t>
+      </w:r>
+      <w:r>
+        <w:rPr>
+          <w:lang w:val="fr-FR"/>
+        </w:rPr>
+        <w:t>(</w:t>
+      </w:r>
+      <w:r>
+        <w:rPr>
+          <w:lang w:val="fr-FR"/>
+        </w:rPr>
+        <w:t xml:space="preserve">cf. </w:t>
+      </w:r>
+      <w:r>
+        <w:rPr>
+          <w:lang w:val="fr-FR"/>
+        </w:rPr>
+        <w:t>S</w:t>
+      </w:r>
+      <w:r>
+        <w:rPr>
+          <w:lang w:val="fr-FR"/>
+        </w:rPr>
+        <w:t>écurité</w:t>
+      </w:r>
+      <w:r>
+        <w:rPr>
+          <w:lang w:val="fr-FR"/>
+        </w:rPr>
+        <w:t xml:space="preserve"> ci-dessus</w:t>
+      </w:r>
+      <w:r>
+        <w:rPr>
+          <w:lang w:val="fr-FR"/>
+        </w:rPr>
+        <w:t xml:space="preserve">) </w:t>
+      </w:r>
+      <w:r>
+        <w:rPr>
+          <w:lang w:val="fr-FR"/>
+        </w:rPr>
+        <w:t xml:space="preserve">pour les implications de l'absence d'authentification à ce stade. Un export des données brutes (par exemple au format CSV) pour une analyse externe ponctuelle constitue une piste d'évolution identifiée mais non retenue comme un engagement du socle </w:t>
+      </w:r>
+      <w:r>
+        <w:rPr>
+          <w:lang w:val="fr-FR"/>
+        </w:rPr>
+        <w:t>initial</w:t>
+      </w:r>
+      <w:r>
+        <w:rPr>
+          <w:lang w:val="fr-FR"/>
+        </w:rPr>
+        <w:t>.</w:t>
       </w:r>
     </w:p>
     <w:p>
@@ -4492,14 +4279,14 @@
           <w:lang w:val="fr-FR"/>
         </w:rPr>
       </w:pPr>
-      <w:bookmarkStart w:id="15" w:name="_Toc241093941"/>
+      <w:bookmarkStart w:name="_Toc402482198" w:id="1337956598"/>
       <w:r>
         <w:rPr>
           <w:lang w:val="fr-FR"/>
         </w:rPr>
         <w:t>6. Profils utilisateurs et besoins</w:t>
       </w:r>
-      <w:bookmarkEnd w:id="15"/>
+      <w:bookmarkEnd w:id="1337956598"/>
     </w:p>
     <w:p>
       <w:pPr>
@@ -4509,14 +4296,14 @@
           <w:lang w:val="fr-FR"/>
         </w:rPr>
       </w:pPr>
-      <w:bookmarkStart w:id="16" w:name="_Toc241093942"/>
+      <w:bookmarkStart w:name="_Toc779096501" w:id="1204230599"/>
       <w:r>
         <w:rPr>
           <w:lang w:val="fr-FR"/>
         </w:rPr>
         <w:t>6.1 Profils identifiés</w:t>
       </w:r>
-      <w:bookmarkEnd w:id="16"/>
+      <w:bookmarkEnd w:id="1204230599"/>
     </w:p>
     <w:p>
       <w:pPr>
@@ -4534,7 +4321,13 @@
         <w:rPr>
           <w:lang w:val="fr-FR"/>
         </w:rPr>
-        <w:t>Technicien / ingénieur réseau (profil principal) : consulte l'outil pour suivre l'état du parc au quotidien et diagnostiquer un incident.</w:t>
+        <w:t>Technicien / ingénieur réseau (profil principal) : consulte l'outil pour suivre l'état du parc au quotidien et diagnostiquer un incident</w:t>
+      </w:r>
+      <w:r>
+        <w:rPr>
+          <w:lang w:val="fr-FR"/>
+        </w:rPr>
+        <w:t xml:space="preserve"> &amp; ajustement des seuils si besoin.</w:t>
       </w:r>
     </w:p>
     <w:p>
@@ -4610,27 +4403,44 @@
           <w:lang w:val="fr-FR"/>
         </w:rPr>
       </w:pPr>
-      <w:bookmarkStart w:id="17" w:name="_Toc241093943"/>
+      <w:bookmarkStart w:name="_Toc1858625126" w:id="57785178"/>
       <w:r>
         <w:rPr>
           <w:lang w:val="fr-FR"/>
         </w:rPr>
         <w:t>6.2 Besoins et niveau technique</w:t>
       </w:r>
-      <w:bookmarkEnd w:id="17"/>
-    </w:p>
-    <w:p>
-      <w:pPr>
-        <w:spacing w:after="150"/>
-        <w:rPr>
-          <w:lang w:val="fr-FR"/>
-        </w:rPr>
-      </w:pPr>
-      <w:r>
-        <w:rPr>
-          <w:lang w:val="fr-FR"/>
-        </w:rPr>
-        <w:t>Les utilisateurs visés ont une bonne maîtrise des concepts réseau (adressage IP, interfaces, notions de topologie, protocole SNMP) et sont pour partie déjà familiers avec des outils de supervision existants. L'ergonomie de l'outil peut donc s'appuyer sur un vocabulaire technique réseau usuel, sans nécessiter de vulgarisation particulière à destination d'un public non technique.</w:t>
+      <w:bookmarkEnd w:id="57785178"/>
+    </w:p>
+    <w:p>
+      <w:pPr>
+        <w:pStyle w:val="Normal"/>
+        <w:suppressLineNumbers w:val="0"/>
+        <w:bidi w:val="0"/>
+        <w:spacing w:before="0" w:beforeAutospacing="off" w:after="150" w:afterAutospacing="off" w:line="259" w:lineRule="auto"/>
+        <w:ind w:left="0" w:right="0"/>
+        <w:jc w:val="left"/>
+        <w:rPr>
+          <w:lang w:val="fr-FR"/>
+        </w:rPr>
+      </w:pPr>
+      <w:r>
+        <w:rPr>
+          <w:lang w:val="fr-FR"/>
+        </w:rPr>
+        <w:t xml:space="preserve">Les utilisateurs visés ont une bonne maîtrise des concepts réseau (adressage IP, interfaces, notions de topologie, protocole SNMP) et sont </w:t>
+      </w:r>
+      <w:r>
+        <w:rPr>
+          <w:lang w:val="fr-FR"/>
+        </w:rPr>
+        <w:t xml:space="preserve">en </w:t>
+      </w:r>
+      <w:r>
+        <w:rPr>
+          <w:lang w:val="fr-FR"/>
+        </w:rPr>
+        <w:t>partie déjà familiers avec des outils de supervision existants. L'ergonomie de l'outil peut donc s'appuyer sur un vocabulaire technique réseau usuel, sans nécessiter de vulgarisation particulière à destination d'un public non technique.</w:t>
       </w:r>
     </w:p>
     <w:p>
@@ -4641,14 +4451,14 @@
           <w:lang w:val="fr-FR"/>
         </w:rPr>
       </w:pPr>
-      <w:bookmarkStart w:id="18" w:name="_Toc241093944"/>
+      <w:bookmarkStart w:name="_Toc1735189230" w:id="138714456"/>
       <w:r>
         <w:rPr>
           <w:lang w:val="fr-FR"/>
         </w:rPr>
         <w:t>7. Besoins métiers et parcours utilisateurs</w:t>
       </w:r>
-      <w:bookmarkEnd w:id="18"/>
+      <w:bookmarkEnd w:id="138714456"/>
     </w:p>
     <w:p>
       <w:pPr>
@@ -4694,7 +4504,7 @@
     </w:p>
     <w:tbl>
       <w:tblPr>
-        <w:tblW w:w="9026" w:type="dxa"/>
+        <w:tblW w:w="9773" w:type="dxa"/>
         <w:tblLayout w:type="fixed"/>
         <w:tblCellMar>
           <w:top w:w="80" w:type="dxa"/>
@@ -4706,20 +4516,21 @@
       </w:tblPr>
       <w:tblGrid>
         <w:gridCol w:w="3000"/>
-        <w:gridCol w:w="3013"/>
-        <w:gridCol w:w="3013"/>
+        <w:gridCol w:w="4905"/>
+        <w:gridCol w:w="1868"/>
       </w:tblGrid>
       <w:tr>
         <w:tc>
           <w:tcPr>
             <w:tcW w:w="3000" w:type="dxa"/>
             <w:tcBorders>
-              <w:top w:val="single" w:sz="4" w:space="0" w:color="000000"/>
-              <w:left w:val="single" w:sz="4" w:space="0" w:color="000000"/>
-              <w:bottom w:val="single" w:sz="4" w:space="0" w:color="000000"/>
-              <w:right w:val="single" w:sz="4" w:space="0" w:color="000000"/>
+              <w:top w:val="single" w:color="000000" w:themeColor="text2" w:sz="4" w:space="0"/>
+              <w:left w:val="single" w:color="000000" w:themeColor="text2" w:sz="4" w:space="0"/>
+              <w:bottom w:val="single" w:color="000000" w:themeColor="text2" w:sz="4" w:space="0"/>
+              <w:right w:val="single" w:color="000000" w:themeColor="text2" w:sz="4" w:space="0"/>
             </w:tcBorders>
             <w:shd w:val="clear" w:color="auto" w:fill="1F4E79"/>
+            <w:tcMar/>
             <w:vAlign w:val="center"/>
           </w:tcPr>
           <w:p>
@@ -4745,14 +4556,15 @@
         </w:tc>
         <w:tc>
           <w:tcPr>
-            <w:tcW w:w="3013" w:type="dxa"/>
+            <w:tcW w:w="4905" w:type="dxa"/>
             <w:tcBorders>
-              <w:top w:val="single" w:sz="4" w:space="0" w:color="000000"/>
-              <w:left w:val="single" w:sz="4" w:space="0" w:color="000000"/>
-              <w:bottom w:val="single" w:sz="4" w:space="0" w:color="000000"/>
-              <w:right w:val="single" w:sz="4" w:space="0" w:color="000000"/>
+              <w:top w:val="single" w:color="000000" w:themeColor="text2" w:sz="4" w:space="0"/>
+              <w:left w:val="single" w:color="000000" w:themeColor="text2" w:sz="4" w:space="0"/>
+              <w:bottom w:val="single" w:color="000000" w:themeColor="text2" w:sz="4" w:space="0"/>
+              <w:right w:val="single" w:color="000000" w:themeColor="text2" w:sz="4" w:space="0"/>
             </w:tcBorders>
             <w:shd w:val="clear" w:color="auto" w:fill="1F4E79"/>
+            <w:tcMar/>
             <w:vAlign w:val="center"/>
           </w:tcPr>
           <w:p>
@@ -4788,14 +4600,15 @@
         </w:tc>
         <w:tc>
           <w:tcPr>
-            <w:tcW w:w="3013" w:type="dxa"/>
+            <w:tcW w:w="1868" w:type="dxa"/>
             <w:tcBorders>
-              <w:top w:val="single" w:sz="4" w:space="0" w:color="000000"/>
-              <w:left w:val="single" w:sz="4" w:space="0" w:color="000000"/>
-              <w:bottom w:val="single" w:sz="4" w:space="0" w:color="000000"/>
-              <w:right w:val="single" w:sz="4" w:space="0" w:color="000000"/>
+              <w:top w:val="single" w:color="000000" w:themeColor="text2" w:sz="4" w:space="0"/>
+              <w:left w:val="single" w:color="000000" w:themeColor="text2" w:sz="4" w:space="0"/>
+              <w:bottom w:val="single" w:color="000000" w:themeColor="text2" w:sz="4" w:space="0"/>
+              <w:right w:val="single" w:color="000000" w:themeColor="text2" w:sz="4" w:space="0"/>
             </w:tcBorders>
             <w:shd w:val="clear" w:color="auto" w:fill="1F4E79"/>
+            <w:tcMar/>
             <w:vAlign w:val="center"/>
           </w:tcPr>
           <w:p>
@@ -4835,40 +4648,204 @@
           <w:tcPr>
             <w:tcW w:w="3000" w:type="dxa"/>
             <w:tcBorders>
-              <w:top w:val="single" w:sz="4" w:space="0" w:color="000000"/>
-              <w:left w:val="single" w:sz="4" w:space="0" w:color="000000"/>
-              <w:bottom w:val="single" w:sz="4" w:space="0" w:color="000000"/>
-              <w:right w:val="single" w:sz="4" w:space="0" w:color="000000"/>
+              <w:top w:val="single" w:color="000000" w:themeColor="text2" w:sz="4" w:space="0"/>
+              <w:left w:val="single" w:color="000000" w:themeColor="text2" w:sz="4" w:space="0"/>
+              <w:bottom w:val="single" w:color="000000" w:themeColor="text2" w:sz="4" w:space="0"/>
+              <w:right w:val="single" w:color="000000" w:themeColor="text2" w:sz="4" w:space="0"/>
             </w:tcBorders>
-            <w:vAlign w:val="center"/>
-          </w:tcPr>
+            <w:tcMar/>
+            <w:vAlign w:val="center"/>
+          </w:tcPr>
+          <w:p>
+            <w:r>
+              <w:rPr/>
+              <w:t>Accès</w:t>
+            </w:r>
+            <w:r>
+              <w:rPr/>
+              <w:t xml:space="preserve"> page d’accueil</w:t>
+            </w:r>
+          </w:p>
           <w:p/>
-        </w:tc>
-        <w:tc>
-          <w:tcPr>
-            <w:tcW w:w="3013" w:type="dxa"/>
+          <w:p>
+            <w:pPr>
+              <w:pStyle w:val="Normal"/>
+            </w:pPr>
+          </w:p>
+          <w:p/>
+          <w:p>
+            <w:r>
+              <w:rPr/>
+              <w:t xml:space="preserve">Présence </w:t>
+            </w:r>
+            <w:r>
+              <w:rPr/>
+              <w:t>d’une</w:t>
+            </w:r>
+            <w:r>
+              <w:rPr/>
+              <w:t xml:space="preserve"> liste d’onglets</w:t>
+            </w:r>
+          </w:p>
+        </w:tc>
+        <w:tc>
+          <w:tcPr>
+            <w:tcW w:w="4905" w:type="dxa"/>
             <w:tcBorders>
-              <w:top w:val="single" w:sz="4" w:space="0" w:color="000000"/>
-              <w:left w:val="single" w:sz="4" w:space="0" w:color="000000"/>
-              <w:bottom w:val="single" w:sz="4" w:space="0" w:color="000000"/>
-              <w:right w:val="single" w:sz="4" w:space="0" w:color="000000"/>
+              <w:top w:val="single" w:color="000000" w:themeColor="text2" w:sz="4" w:space="0"/>
+              <w:left w:val="single" w:color="000000" w:themeColor="text2" w:sz="4" w:space="0"/>
+              <w:bottom w:val="single" w:color="000000" w:themeColor="text2" w:sz="4" w:space="0"/>
+              <w:right w:val="single" w:color="000000" w:themeColor="text2" w:sz="4" w:space="0"/>
             </w:tcBorders>
-            <w:vAlign w:val="center"/>
-          </w:tcPr>
+            <w:tcMar/>
+            <w:vAlign w:val="center"/>
+          </w:tcPr>
+          <w:p>
+            <w:pPr>
+              <w:pStyle w:val="Normal"/>
+            </w:pPr>
+          </w:p>
+          <w:p>
+            <w:r>
+              <w:rPr/>
+              <w:t xml:space="preserve">Page </w:t>
+            </w:r>
+            <w:r>
+              <w:rPr/>
+              <w:t>d’accueil</w:t>
+            </w:r>
+            <w:r>
+              <w:rPr/>
+              <w:t xml:space="preserve"> avec</w:t>
+            </w:r>
+            <w:r>
+              <w:rPr/>
+              <w:t xml:space="preserve"> widgets de choix (</w:t>
+            </w:r>
+            <w:r>
+              <w:rPr/>
+              <w:t>équipements</w:t>
+            </w:r>
+            <w:r>
+              <w:rPr/>
+              <w:t xml:space="preserve">, tableau de bord, liste de </w:t>
+            </w:r>
+            <w:r>
+              <w:rPr/>
+              <w:t>seuils</w:t>
+            </w:r>
+            <w:r>
+              <w:rPr/>
+              <w:t>)</w:t>
+            </w:r>
+          </w:p>
           <w:p/>
-        </w:tc>
-        <w:tc>
-          <w:tcPr>
-            <w:tcW w:w="3013" w:type="dxa"/>
+          <w:p>
+            <w:pPr>
+              <w:pStyle w:val="Normal"/>
+            </w:pPr>
+          </w:p>
+          <w:p>
+            <w:pPr>
+              <w:pStyle w:val="Normal"/>
+              <w:suppressLineNumbers w:val="0"/>
+              <w:bidi w:val="0"/>
+              <w:spacing w:before="0" w:beforeAutospacing="off" w:after="0" w:afterAutospacing="off" w:line="259" w:lineRule="auto"/>
+              <w:ind w:left="0" w:right="0"/>
+              <w:jc w:val="left"/>
+            </w:pPr>
+            <w:r>
+              <w:rPr/>
+              <w:t xml:space="preserve">Équipements / </w:t>
+            </w:r>
+            <w:r>
+              <w:rPr/>
+              <w:t>Configuration</w:t>
+            </w:r>
+            <w:r>
+              <w:rPr/>
+              <w:t xml:space="preserve"> </w:t>
+            </w:r>
+            <w:r>
+              <w:rPr/>
+              <w:t xml:space="preserve">/ </w:t>
+            </w:r>
+            <w:r>
+              <w:rPr/>
+              <w:t>Tableau de bord / Rapports / Paramètres</w:t>
+            </w:r>
+          </w:p>
+        </w:tc>
+        <w:tc>
+          <w:tcPr>
+            <w:tcW w:w="1868" w:type="dxa"/>
             <w:tcBorders>
-              <w:top w:val="single" w:sz="4" w:space="0" w:color="000000"/>
-              <w:left w:val="single" w:sz="4" w:space="0" w:color="000000"/>
-              <w:bottom w:val="single" w:sz="4" w:space="0" w:color="000000"/>
-              <w:right w:val="single" w:sz="4" w:space="0" w:color="000000"/>
+              <w:top w:val="single" w:color="000000" w:themeColor="text2" w:sz="4" w:space="0"/>
+              <w:left w:val="single" w:color="000000" w:themeColor="text2" w:sz="4" w:space="0"/>
+              <w:bottom w:val="single" w:color="000000" w:themeColor="text2" w:sz="4" w:space="0"/>
+              <w:right w:val="single" w:color="000000" w:themeColor="text2" w:sz="4" w:space="0"/>
             </w:tcBorders>
-            <w:vAlign w:val="center"/>
-          </w:tcPr>
-          <w:p/>
+            <w:tcMar/>
+            <w:vAlign w:val="center"/>
+          </w:tcPr>
+          <w:p>
+            <w:pPr>
+              <w:pStyle w:val="Normal"/>
+            </w:pPr>
+          </w:p>
+          <w:p>
+            <w:pPr>
+              <w:pStyle w:val="Normal"/>
+            </w:pPr>
+            <w:r>
+              <w:rPr/>
+              <w:t>Déplacement</w:t>
+            </w:r>
+            <w:r>
+              <w:rPr/>
+              <w:t xml:space="preserve"> </w:t>
+            </w:r>
+            <w:r>
+              <w:rPr/>
+              <w:t>facilité</w:t>
+            </w:r>
+            <w:r>
+              <w:rPr/>
+              <w:t xml:space="preserve"> dès l’arrivée</w:t>
+            </w:r>
+          </w:p>
+          <w:p>
+            <w:pPr>
+              <w:pStyle w:val="Normal"/>
+            </w:pPr>
+          </w:p>
+          <w:p>
+            <w:pPr>
+              <w:pStyle w:val="Normal"/>
+            </w:pPr>
+          </w:p>
+          <w:p>
+            <w:pPr>
+              <w:pStyle w:val="Normal"/>
+            </w:pPr>
+            <w:r>
+              <w:rPr/>
+              <w:t>Synthétisation</w:t>
+            </w:r>
+            <w:r>
+              <w:rPr/>
+              <w:t xml:space="preserve"> des </w:t>
+            </w:r>
+            <w:r>
+              <w:rPr/>
+              <w:t>sections</w:t>
+            </w:r>
+          </w:p>
+          <w:p>
+            <w:pPr>
+              <w:pStyle w:val="Normal"/>
+            </w:pPr>
+          </w:p>
         </w:tc>
       </w:tr>
       <w:tr>
@@ -4876,40 +4853,84 @@
           <w:tcPr>
             <w:tcW w:w="3000" w:type="dxa"/>
             <w:tcBorders>
-              <w:top w:val="single" w:sz="4" w:space="0" w:color="000000"/>
-              <w:left w:val="single" w:sz="4" w:space="0" w:color="000000"/>
-              <w:bottom w:val="single" w:sz="4" w:space="0" w:color="000000"/>
-              <w:right w:val="single" w:sz="4" w:space="0" w:color="000000"/>
+              <w:top w:val="single" w:color="000000" w:themeColor="text2" w:sz="4" w:space="0"/>
+              <w:left w:val="single" w:color="000000" w:themeColor="text2" w:sz="4" w:space="0"/>
+              <w:bottom w:val="single" w:color="000000" w:themeColor="text2" w:sz="4" w:space="0"/>
+              <w:right w:val="single" w:color="000000" w:themeColor="text2" w:sz="4" w:space="0"/>
             </w:tcBorders>
-            <w:vAlign w:val="center"/>
-          </w:tcPr>
-          <w:p/>
-        </w:tc>
-        <w:tc>
-          <w:tcPr>
-            <w:tcW w:w="3013" w:type="dxa"/>
+            <w:tcMar/>
+            <w:vAlign w:val="center"/>
+          </w:tcPr>
+          <w:p>
+            <w:pPr>
+              <w:pStyle w:val="Normal"/>
+            </w:pPr>
+          </w:p>
+          <w:p>
+            <w:r>
+              <w:rPr/>
+              <w:t>Equipements</w:t>
+            </w:r>
+          </w:p>
+          <w:p>
+            <w:pPr>
+              <w:pStyle w:val="Normal"/>
+            </w:pPr>
+          </w:p>
+        </w:tc>
+        <w:tc>
+          <w:tcPr>
+            <w:tcW w:w="4905" w:type="dxa"/>
             <w:tcBorders>
-              <w:top w:val="single" w:sz="4" w:space="0" w:color="000000"/>
-              <w:left w:val="single" w:sz="4" w:space="0" w:color="000000"/>
-              <w:bottom w:val="single" w:sz="4" w:space="0" w:color="000000"/>
-              <w:right w:val="single" w:sz="4" w:space="0" w:color="000000"/>
+              <w:top w:val="single" w:color="000000" w:themeColor="text2" w:sz="4" w:space="0"/>
+              <w:left w:val="single" w:color="000000" w:themeColor="text2" w:sz="4" w:space="0"/>
+              <w:bottom w:val="single" w:color="000000" w:themeColor="text2" w:sz="4" w:space="0"/>
+              <w:right w:val="single" w:color="000000" w:themeColor="text2" w:sz="4" w:space="0"/>
             </w:tcBorders>
-            <w:vAlign w:val="center"/>
-          </w:tcPr>
-          <w:p/>
-        </w:tc>
-        <w:tc>
-          <w:tcPr>
-            <w:tcW w:w="3013" w:type="dxa"/>
+            <w:tcMar/>
+            <w:vAlign w:val="center"/>
+          </w:tcPr>
+          <w:p>
+            <w:r>
+              <w:rPr/>
+              <w:t xml:space="preserve">Liste des </w:t>
+            </w:r>
+            <w:r>
+              <w:rPr/>
+              <w:t>équipements</w:t>
+            </w:r>
+            <w:r>
+              <w:rPr/>
+              <w:t xml:space="preserve"> &amp; services / </w:t>
+            </w:r>
+            <w:r>
+              <w:rPr/>
+              <w:t>recensement</w:t>
+            </w:r>
+          </w:p>
+        </w:tc>
+        <w:tc>
+          <w:tcPr>
+            <w:tcW w:w="1868" w:type="dxa"/>
             <w:tcBorders>
-              <w:top w:val="single" w:sz="4" w:space="0" w:color="000000"/>
-              <w:left w:val="single" w:sz="4" w:space="0" w:color="000000"/>
-              <w:bottom w:val="single" w:sz="4" w:space="0" w:color="000000"/>
-              <w:right w:val="single" w:sz="4" w:space="0" w:color="000000"/>
+              <w:top w:val="single" w:color="000000" w:themeColor="text2" w:sz="4" w:space="0"/>
+              <w:left w:val="single" w:color="000000" w:themeColor="text2" w:sz="4" w:space="0"/>
+              <w:bottom w:val="single" w:color="000000" w:themeColor="text2" w:sz="4" w:space="0"/>
+              <w:right w:val="single" w:color="000000" w:themeColor="text2" w:sz="4" w:space="0"/>
             </w:tcBorders>
-            <w:vAlign w:val="center"/>
-          </w:tcPr>
-          <w:p/>
+            <w:tcMar/>
+            <w:vAlign w:val="center"/>
+          </w:tcPr>
+          <w:p>
+            <w:r>
+              <w:rPr/>
+              <w:t>Filtrage</w:t>
+            </w:r>
+            <w:r>
+              <w:rPr/>
+              <w:t xml:space="preserve"> des équipements voulus</w:t>
+            </w:r>
+          </w:p>
         </w:tc>
       </w:tr>
       <w:tr>
@@ -4917,119 +4938,1014 @@
           <w:tcPr>
             <w:tcW w:w="3000" w:type="dxa"/>
             <w:tcBorders>
-              <w:top w:val="single" w:sz="4" w:space="0" w:color="000000"/>
-              <w:left w:val="single" w:sz="4" w:space="0" w:color="000000"/>
-              <w:bottom w:val="single" w:sz="4" w:space="0" w:color="000000"/>
-              <w:right w:val="single" w:sz="4" w:space="0" w:color="000000"/>
+              <w:top w:val="single" w:color="000000" w:themeColor="text2" w:sz="4" w:space="0"/>
+              <w:left w:val="single" w:color="000000" w:themeColor="text2" w:sz="4" w:space="0"/>
+              <w:bottom w:val="single" w:color="000000" w:themeColor="text2" w:sz="4" w:space="0"/>
+              <w:right w:val="single" w:color="000000" w:themeColor="text2" w:sz="4" w:space="0"/>
             </w:tcBorders>
-            <w:vAlign w:val="center"/>
-          </w:tcPr>
-          <w:p/>
-        </w:tc>
-        <w:tc>
-          <w:tcPr>
-            <w:tcW w:w="3013" w:type="dxa"/>
+            <w:tcMar/>
+            <w:vAlign w:val="center"/>
+          </w:tcPr>
+          <w:p>
+            <w:pPr>
+              <w:pStyle w:val="Normal"/>
+            </w:pPr>
+          </w:p>
+          <w:p>
+            <w:r>
+              <w:rPr/>
+              <w:t>Configuration</w:t>
+            </w:r>
+          </w:p>
+          <w:p>
+            <w:pPr>
+              <w:pStyle w:val="Normal"/>
+            </w:pPr>
+          </w:p>
+        </w:tc>
+        <w:tc>
+          <w:tcPr>
+            <w:tcW w:w="4905" w:type="dxa"/>
             <w:tcBorders>
-              <w:top w:val="single" w:sz="4" w:space="0" w:color="000000"/>
-              <w:left w:val="single" w:sz="4" w:space="0" w:color="000000"/>
-              <w:bottom w:val="single" w:sz="4" w:space="0" w:color="000000"/>
-              <w:right w:val="single" w:sz="4" w:space="0" w:color="000000"/>
+              <w:top w:val="single" w:color="000000" w:themeColor="text2" w:sz="4" w:space="0"/>
+              <w:left w:val="single" w:color="000000" w:themeColor="text2" w:sz="4" w:space="0"/>
+              <w:bottom w:val="single" w:color="000000" w:themeColor="text2" w:sz="4" w:space="0"/>
+              <w:right w:val="single" w:color="000000" w:themeColor="text2" w:sz="4" w:space="0"/>
             </w:tcBorders>
-            <w:vAlign w:val="center"/>
-          </w:tcPr>
-          <w:p/>
-        </w:tc>
-        <w:tc>
-          <w:tcPr>
-            <w:tcW w:w="3013" w:type="dxa"/>
+            <w:tcMar/>
+            <w:vAlign w:val="center"/>
+          </w:tcPr>
+          <w:p>
+            <w:pPr>
+              <w:pStyle w:val="Normal"/>
+              <w:suppressLineNumbers w:val="0"/>
+              <w:bidi w:val="0"/>
+              <w:spacing w:before="0" w:beforeAutospacing="off" w:after="0" w:afterAutospacing="off" w:line="259" w:lineRule="auto"/>
+              <w:ind w:left="0" w:right="0"/>
+              <w:jc w:val="left"/>
+            </w:pPr>
+            <w:r>
+              <w:rPr/>
+              <w:t xml:space="preserve">Macros / </w:t>
+            </w:r>
+            <w:r>
+              <w:rPr/>
+              <w:t>Modèles</w:t>
+            </w:r>
+            <w:r>
+              <w:rPr/>
+              <w:t xml:space="preserve"> </w:t>
+            </w:r>
+            <w:r>
+              <w:rPr>
+                <w:lang w:val="fr-FR"/>
+              </w:rPr>
+              <w:t>(cf. Exclusions explicites)</w:t>
+            </w:r>
+            <w:r>
+              <w:rPr/>
+              <w:t xml:space="preserve"> / </w:t>
+            </w:r>
+            <w:r>
+              <w:rPr/>
+              <w:t>Seuils</w:t>
+            </w:r>
+          </w:p>
+        </w:tc>
+        <w:tc>
+          <w:tcPr>
+            <w:tcW w:w="1868" w:type="dxa"/>
             <w:tcBorders>
-              <w:top w:val="single" w:sz="4" w:space="0" w:color="000000"/>
-              <w:left w:val="single" w:sz="4" w:space="0" w:color="000000"/>
-              <w:bottom w:val="single" w:sz="4" w:space="0" w:color="000000"/>
-              <w:right w:val="single" w:sz="4" w:space="0" w:color="000000"/>
+              <w:top w:val="single" w:color="000000" w:themeColor="text2" w:sz="4" w:space="0"/>
+              <w:left w:val="single" w:color="000000" w:themeColor="text2" w:sz="4" w:space="0"/>
+              <w:bottom w:val="single" w:color="000000" w:themeColor="text2" w:sz="4" w:space="0"/>
+              <w:right w:val="single" w:color="000000" w:themeColor="text2" w:sz="4" w:space="0"/>
             </w:tcBorders>
-            <w:vAlign w:val="center"/>
-          </w:tcPr>
-          <w:p/>
+            <w:tcMar/>
+            <w:vAlign w:val="center"/>
+          </w:tcPr>
+          <w:p>
+            <w:pPr>
+              <w:pStyle w:val="Normal"/>
+            </w:pPr>
+          </w:p>
+          <w:p>
+            <w:r>
+              <w:rPr/>
+              <w:t xml:space="preserve">Configuration des différents services </w:t>
+            </w:r>
+          </w:p>
+          <w:p>
+            <w:pPr>
+              <w:pStyle w:val="Normal"/>
+            </w:pPr>
+          </w:p>
+        </w:tc>
+      </w:tr>
+      <w:tr>
+        <w:trPr>
+          <w:trHeight w:val="300"/>
+        </w:trPr>
+        <w:tc>
+          <w:tcPr>
+            <w:tcW w:w="3000" w:type="dxa"/>
+            <w:tcBorders>
+              <w:top w:val="single" w:color="000000" w:themeColor="text2" w:sz="4" w:space="0"/>
+              <w:left w:val="single" w:color="000000" w:themeColor="text2" w:sz="4" w:space="0"/>
+              <w:bottom w:val="single" w:color="000000" w:themeColor="text2" w:sz="4" w:space="0"/>
+              <w:right w:val="single" w:color="000000" w:themeColor="text2" w:sz="4" w:space="0"/>
+            </w:tcBorders>
+            <w:tcMar/>
+            <w:vAlign w:val="center"/>
+          </w:tcPr>
+          <w:p>
+            <w:pPr>
+              <w:pStyle w:val="Normal"/>
+            </w:pPr>
+          </w:p>
+          <w:p>
+            <w:pPr>
+              <w:pStyle w:val="Normal"/>
+            </w:pPr>
+            <w:r>
+              <w:rPr/>
+              <w:t>Tableau de bord</w:t>
+            </w:r>
+          </w:p>
+          <w:p>
+            <w:pPr>
+              <w:pStyle w:val="Normal"/>
+            </w:pPr>
+          </w:p>
+        </w:tc>
+        <w:tc>
+          <w:tcPr>
+            <w:tcW w:w="4905" w:type="dxa"/>
+            <w:tcBorders>
+              <w:top w:val="single" w:color="000000" w:themeColor="text2" w:sz="4" w:space="0"/>
+              <w:left w:val="single" w:color="000000" w:themeColor="text2" w:sz="4" w:space="0"/>
+              <w:bottom w:val="single" w:color="000000" w:themeColor="text2" w:sz="4" w:space="0"/>
+              <w:right w:val="single" w:color="000000" w:themeColor="text2" w:sz="4" w:space="0"/>
+            </w:tcBorders>
+            <w:tcMar/>
+            <w:vAlign w:val="center"/>
+          </w:tcPr>
+          <w:p>
+            <w:pPr>
+              <w:pStyle w:val="Normal"/>
+            </w:pPr>
+            <w:r>
+              <w:rPr/>
+              <w:t>Visualisation</w:t>
+            </w:r>
+            <w:r>
+              <w:rPr/>
+              <w:t xml:space="preserve"> / </w:t>
+            </w:r>
+            <w:r>
+              <w:rPr/>
+              <w:t>Publipostage</w:t>
+            </w:r>
+            <w:r>
+              <w:rPr/>
+              <w:t xml:space="preserve"> / Création</w:t>
+            </w:r>
+          </w:p>
+        </w:tc>
+        <w:tc>
+          <w:tcPr>
+            <w:tcW w:w="1868" w:type="dxa"/>
+            <w:tcBorders>
+              <w:top w:val="single" w:color="000000" w:themeColor="text2" w:sz="4" w:space="0"/>
+              <w:left w:val="single" w:color="000000" w:themeColor="text2" w:sz="4" w:space="0"/>
+              <w:bottom w:val="single" w:color="000000" w:themeColor="text2" w:sz="4" w:space="0"/>
+              <w:right w:val="single" w:color="000000" w:themeColor="text2" w:sz="4" w:space="0"/>
+            </w:tcBorders>
+            <w:tcMar/>
+            <w:vAlign w:val="center"/>
+          </w:tcPr>
+          <w:p>
+            <w:pPr>
+              <w:pStyle w:val="Normal"/>
+            </w:pPr>
+            <w:r>
+              <w:rPr/>
+              <w:t>Gestion des tableaux de bord</w:t>
+            </w:r>
+          </w:p>
+        </w:tc>
+      </w:tr>
+      <w:tr>
+        <w:trPr>
+          <w:trHeight w:val="300"/>
+        </w:trPr>
+        <w:tc>
+          <w:tcPr>
+            <w:tcW w:w="3000" w:type="dxa"/>
+            <w:tcBorders>
+              <w:top w:val="single" w:color="000000" w:themeColor="text2" w:sz="4" w:space="0"/>
+              <w:left w:val="single" w:color="000000" w:themeColor="text2" w:sz="4" w:space="0"/>
+              <w:bottom w:val="single" w:color="000000" w:themeColor="text2" w:sz="4" w:space="0"/>
+              <w:right w:val="single" w:color="000000" w:themeColor="text2" w:sz="4" w:space="0"/>
+            </w:tcBorders>
+            <w:tcMar/>
+            <w:vAlign w:val="center"/>
+          </w:tcPr>
+          <w:p>
+            <w:pPr>
+              <w:pStyle w:val="Normal"/>
+            </w:pPr>
+          </w:p>
+          <w:p>
+            <w:pPr>
+              <w:pStyle w:val="Normal"/>
+            </w:pPr>
+            <w:r>
+              <w:rPr/>
+              <w:t>Rapports</w:t>
+            </w:r>
+          </w:p>
+          <w:p>
+            <w:pPr>
+              <w:pStyle w:val="Normal"/>
+            </w:pPr>
+          </w:p>
+        </w:tc>
+        <w:tc>
+          <w:tcPr>
+            <w:tcW w:w="4905" w:type="dxa"/>
+            <w:tcBorders>
+              <w:top w:val="single" w:color="000000" w:themeColor="text2" w:sz="4" w:space="0"/>
+              <w:left w:val="single" w:color="000000" w:themeColor="text2" w:sz="4" w:space="0"/>
+              <w:bottom w:val="single" w:color="000000" w:themeColor="text2" w:sz="4" w:space="0"/>
+              <w:right w:val="single" w:color="000000" w:themeColor="text2" w:sz="4" w:space="0"/>
+            </w:tcBorders>
+            <w:tcMar/>
+            <w:vAlign w:val="center"/>
+          </w:tcPr>
+          <w:p>
+            <w:pPr>
+              <w:pStyle w:val="Normal"/>
+            </w:pPr>
+            <w:r>
+              <w:rPr/>
+              <w:t>Equipements</w:t>
+            </w:r>
+            <w:r>
+              <w:rPr/>
+              <w:t xml:space="preserve"> / Services / Configuration / Recensement</w:t>
+            </w:r>
+          </w:p>
+        </w:tc>
+        <w:tc>
+          <w:tcPr>
+            <w:tcW w:w="1868" w:type="dxa"/>
+            <w:tcBorders>
+              <w:top w:val="single" w:color="000000" w:themeColor="text2" w:sz="4" w:space="0"/>
+              <w:left w:val="single" w:color="000000" w:themeColor="text2" w:sz="4" w:space="0"/>
+              <w:bottom w:val="single" w:color="000000" w:themeColor="text2" w:sz="4" w:space="0"/>
+              <w:right w:val="single" w:color="000000" w:themeColor="text2" w:sz="4" w:space="0"/>
+            </w:tcBorders>
+            <w:tcMar/>
+            <w:vAlign w:val="center"/>
+          </w:tcPr>
+          <w:p>
+            <w:pPr>
+              <w:pStyle w:val="Normal"/>
+            </w:pPr>
+            <w:r>
+              <w:rPr/>
+              <w:t>Recensement de l’ensemble des évènements / configurations --&gt; dans le format souhaité</w:t>
+            </w:r>
+          </w:p>
+        </w:tc>
+      </w:tr>
+      <w:tr>
+        <w:trPr>
+          <w:trHeight w:val="300"/>
+        </w:trPr>
+        <w:tc>
+          <w:tcPr>
+            <w:tcW w:w="3000" w:type="dxa"/>
+            <w:tcBorders>
+              <w:top w:val="single" w:color="000000" w:themeColor="text2" w:sz="4" w:space="0"/>
+              <w:left w:val="single" w:color="000000" w:themeColor="text2" w:sz="4" w:space="0"/>
+              <w:bottom w:val="single" w:color="000000" w:themeColor="text2" w:sz="4" w:space="0"/>
+              <w:right w:val="single" w:color="000000" w:themeColor="text2" w:sz="4" w:space="0"/>
+            </w:tcBorders>
+            <w:tcMar/>
+            <w:vAlign w:val="center"/>
+          </w:tcPr>
+          <w:p>
+            <w:pPr>
+              <w:pStyle w:val="Normal"/>
+            </w:pPr>
+          </w:p>
+          <w:p>
+            <w:pPr>
+              <w:pStyle w:val="Normal"/>
+            </w:pPr>
+            <w:r>
+              <w:rPr/>
+              <w:t>Paramètres</w:t>
+            </w:r>
+            <w:r>
+              <w:rPr/>
+              <w:t xml:space="preserve"> Systèmes</w:t>
+            </w:r>
+          </w:p>
+          <w:p>
+            <w:pPr>
+              <w:pStyle w:val="Normal"/>
+            </w:pPr>
+          </w:p>
+          <w:p>
+            <w:pPr>
+              <w:pStyle w:val="Normal"/>
+            </w:pPr>
+          </w:p>
+          <w:p>
+            <w:pPr>
+              <w:pStyle w:val="Normal"/>
+            </w:pPr>
+          </w:p>
+        </w:tc>
+        <w:tc>
+          <w:tcPr>
+            <w:tcW w:w="4905" w:type="dxa"/>
+            <w:tcBorders>
+              <w:top w:val="single" w:color="000000" w:themeColor="text2" w:sz="4" w:space="0"/>
+              <w:left w:val="single" w:color="000000" w:themeColor="text2" w:sz="4" w:space="0"/>
+              <w:bottom w:val="single" w:color="000000" w:themeColor="text2" w:sz="4" w:space="0"/>
+              <w:right w:val="single" w:color="000000" w:themeColor="text2" w:sz="4" w:space="0"/>
+            </w:tcBorders>
+            <w:tcMar/>
+            <w:vAlign w:val="center"/>
+          </w:tcPr>
+          <w:p>
+            <w:pPr>
+              <w:pStyle w:val="Normal"/>
+            </w:pPr>
+            <w:r>
+              <w:rPr>
+                <w:lang w:val="fr-FR"/>
+              </w:rPr>
+              <w:t xml:space="preserve">Utilisateurs / Thèmes /  </w:t>
+            </w:r>
+            <w:r>
+              <w:rPr>
+                <w:lang w:val="fr-FR"/>
+              </w:rPr>
+              <w:t>Liaison</w:t>
+            </w:r>
+            <w:r>
+              <w:rPr>
+                <w:lang w:val="fr-FR"/>
+              </w:rPr>
+              <w:t xml:space="preserve"> LDAP / Interface de gestion</w:t>
+            </w:r>
+          </w:p>
+          <w:p>
+            <w:pPr>
+              <w:pStyle w:val="Normal"/>
+              <w:rPr>
+                <w:lang w:val="fr-FR"/>
+              </w:rPr>
+            </w:pPr>
+          </w:p>
+        </w:tc>
+        <w:tc>
+          <w:tcPr>
+            <w:tcW w:w="1868" w:type="dxa"/>
+            <w:tcBorders>
+              <w:top w:val="single" w:color="000000" w:themeColor="text2" w:sz="4" w:space="0"/>
+              <w:left w:val="single" w:color="000000" w:themeColor="text2" w:sz="4" w:space="0"/>
+              <w:bottom w:val="single" w:color="000000" w:themeColor="text2" w:sz="4" w:space="0"/>
+              <w:right w:val="single" w:color="000000" w:themeColor="text2" w:sz="4" w:space="0"/>
+            </w:tcBorders>
+            <w:tcMar/>
+            <w:vAlign w:val="center"/>
+          </w:tcPr>
+          <w:p>
+            <w:pPr>
+              <w:pStyle w:val="Normal"/>
+              <w:rPr>
+                <w:lang w:val="fr-FR"/>
+              </w:rPr>
+            </w:pPr>
+          </w:p>
+          <w:p>
+            <w:pPr>
+              <w:pStyle w:val="Normal"/>
+            </w:pPr>
+            <w:r>
+              <w:rPr>
+                <w:lang w:val="fr-FR"/>
+              </w:rPr>
+              <w:t>Configurations diverses d’accessibilité / authentification</w:t>
+            </w:r>
+          </w:p>
+          <w:p>
+            <w:pPr>
+              <w:pStyle w:val="Normal"/>
+              <w:rPr>
+                <w:lang w:val="fr-FR"/>
+              </w:rPr>
+            </w:pPr>
+          </w:p>
         </w:tc>
       </w:tr>
     </w:tbl>
+    <w:p/>
     <w:p>
       <w:pPr>
         <w:pStyle w:val="Titre1"/>
         <w:spacing w:before="400" w:after="200"/>
       </w:pPr>
-      <w:bookmarkStart w:id="19" w:name="_Toc241093945"/>
-      <w:r>
-        <w:t xml:space="preserve">8. </w:t>
-      </w:r>
-      <w:proofErr w:type="spellStart"/>
-      <w:r>
-        <w:t>Contraintes</w:t>
-      </w:r>
-      <w:proofErr w:type="spellEnd"/>
-      <w:r>
-        <w:t xml:space="preserve"> et </w:t>
-      </w:r>
-      <w:proofErr w:type="spellStart"/>
-      <w:r>
-        <w:t>environnement</w:t>
-      </w:r>
-      <w:proofErr w:type="spellEnd"/>
-      <w:r>
-        <w:t xml:space="preserve"> </w:t>
-      </w:r>
-      <w:proofErr w:type="spellStart"/>
-      <w:r>
-        <w:t>d'exécution</w:t>
-      </w:r>
-      <w:bookmarkEnd w:id="19"/>
-      <w:proofErr w:type="spellEnd"/>
-    </w:p>
-    <w:p>
-      <w:pPr>
-        <w:spacing w:after="200"/>
-        <w:rPr>
-          <w:lang w:val="fr-FR"/>
-        </w:rPr>
-      </w:pPr>
-      <w:r>
-        <w:rPr>
-          <w:b/>
-          <w:bCs/>
-          <w:i/>
-          <w:iCs/>
-          <w:color w:val="8A5B00"/>
-          <w:lang w:val="fr-FR"/>
-        </w:rPr>
-        <w:t xml:space="preserve">À définir / à compléter — </w:t>
-      </w:r>
-      <w:r>
-        <w:rPr>
-          <w:i/>
-          <w:iCs/>
-          <w:color w:val="8A5B00"/>
-          <w:lang w:val="fr-FR"/>
-        </w:rPr>
-        <w:t>non définies précisément à ce stade.</w:t>
-      </w:r>
-    </w:p>
-    <w:p>
-      <w:pPr>
-        <w:pStyle w:val="Titre1"/>
-        <w:spacing w:before="400" w:after="200"/>
-      </w:pPr>
-      <w:bookmarkStart w:id="20" w:name="_Toc241093946"/>
-      <w:r>
+      <w:bookmarkStart w:name="_Toc700362229" w:id="490659680"/>
+      <w:r>
+        <w:rPr/>
         <w:t xml:space="preserve">9. Planning et </w:t>
       </w:r>
-      <w:proofErr w:type="spellStart"/>
-      <w:r>
+      <w:r>
+        <w:rPr/>
         <w:t>jalons</w:t>
       </w:r>
-      <w:bookmarkEnd w:id="20"/>
-      <w:proofErr w:type="spellEnd"/>
-    </w:p>
+      <w:bookmarkEnd w:id="490659680"/>
+    </w:p>
+    <w:p>
+      <w:pPr>
+        <w:pStyle w:val="Normal"/>
+      </w:pPr>
+    </w:p>
+    <w:p>
+      <w:pPr>
+        <w:pStyle w:val="Normal"/>
+      </w:pPr>
+    </w:p>
+    <w:p>
+      <w:pPr>
+        <w:pStyle w:val="Normal"/>
+      </w:pPr>
+    </w:p>
+    <w:p>
+      <w:pPr>
+        <w:pStyle w:val="Normal"/>
+      </w:pPr>
+    </w:p>
+    <w:p>
+      <w:pPr>
+        <w:pStyle w:val="Normal"/>
+      </w:pPr>
+    </w:p>
+    <w:p>
+      <w:pPr>
+        <w:pStyle w:val="Normal"/>
+      </w:pPr>
+    </w:p>
+    <w:tbl>
+      <w:tblPr>
+        <w:tblStyle w:val="TableauNormal"/>
+        <w:bidiVisual w:val="0"/>
+        <w:tblW w:w="0" w:type="auto"/>
+        <w:jc w:val="center"/>
+        <w:tblBorders>
+          <w:top w:val="single" w:color="0070C0" w:sz="12"/>
+          <w:left w:val="single" w:color="0070C0" w:sz="12"/>
+          <w:bottom w:val="single" w:color="0070C0" w:sz="12"/>
+          <w:right w:val="single" w:color="0070C0" w:sz="12"/>
+          <w:insideH w:val="single" w:color="0070C0" w:sz="12"/>
+          <w:insideV w:val="single" w:color="0070C0" w:sz="12"/>
+        </w:tblBorders>
+        <w:tblLook w:val="06A0" w:firstRow="1" w:lastRow="0" w:firstColumn="1" w:lastColumn="0" w:noHBand="1" w:noVBand="1"/>
+      </w:tblPr>
+      <w:tblGrid>
+        <w:gridCol w:w="1185"/>
+        <w:gridCol w:w="1050"/>
+        <w:gridCol w:w="7485"/>
+      </w:tblGrid>
+      <w:tr>
+        <w:trPr>
+          <w:trHeight w:val="300"/>
+        </w:trPr>
+        <w:tc>
+          <w:tcPr>
+            <w:tcW w:w="1185" w:type="dxa"/>
+            <w:tcMar/>
+            <w:vAlign w:val="center"/>
+          </w:tcPr>
+          <w:p>
+            <w:pPr>
+              <w:spacing w:before="0" w:beforeAutospacing="off" w:after="0" w:afterAutospacing="off"/>
+              <w:jc w:val="center"/>
+            </w:pPr>
+            <w:r>
+              <w:rPr>
+                <w:b w:val="1"/>
+                <w:bCs w:val="1"/>
+              </w:rPr>
+              <w:t>Séance</w:t>
+            </w:r>
+          </w:p>
+        </w:tc>
+        <w:tc>
+          <w:tcPr>
+            <w:tcW w:w="1050" w:type="dxa"/>
+            <w:tcMar/>
+            <w:vAlign w:val="center"/>
+          </w:tcPr>
+          <w:p>
+            <w:pPr>
+              <w:spacing w:before="0" w:beforeAutospacing="off" w:after="0" w:afterAutospacing="off"/>
+              <w:jc w:val="center"/>
+            </w:pPr>
+            <w:r>
+              <w:rPr>
+                <w:b w:val="1"/>
+                <w:bCs w:val="1"/>
+              </w:rPr>
+              <w:t>Durée</w:t>
+            </w:r>
+          </w:p>
+        </w:tc>
+        <w:tc>
+          <w:tcPr>
+            <w:tcW w:w="7485" w:type="dxa"/>
+            <w:tcMar/>
+            <w:vAlign w:val="center"/>
+          </w:tcPr>
+          <w:p>
+            <w:pPr>
+              <w:spacing w:before="0" w:beforeAutospacing="off" w:after="0" w:afterAutospacing="off"/>
+              <w:jc w:val="center"/>
+            </w:pPr>
+            <w:r>
+              <w:rPr>
+                <w:b w:val="1"/>
+                <w:bCs w:val="1"/>
+              </w:rPr>
+              <w:t>Travail prévu</w:t>
+            </w:r>
+          </w:p>
+        </w:tc>
+      </w:tr>
+      <w:tr>
+        <w:trPr>
+          <w:trHeight w:val="300"/>
+        </w:trPr>
+        <w:tc>
+          <w:tcPr>
+            <w:tcW w:w="1185" w:type="dxa"/>
+            <w:tcMar/>
+            <w:vAlign w:val="center"/>
+          </w:tcPr>
+          <w:p>
+            <w:pPr>
+              <w:spacing w:before="0" w:beforeAutospacing="off" w:after="0" w:afterAutospacing="off"/>
+            </w:pPr>
+            <w:r>
+              <w:rPr>
+                <w:b w:val="1"/>
+                <w:bCs w:val="1"/>
+              </w:rPr>
+              <w:t>Séance 1</w:t>
+            </w:r>
+          </w:p>
+        </w:tc>
+        <w:tc>
+          <w:tcPr>
+            <w:tcW w:w="1050" w:type="dxa"/>
+            <w:tcMar/>
+            <w:vAlign w:val="center"/>
+          </w:tcPr>
+          <w:p>
+            <w:pPr>
+              <w:spacing w:before="0" w:beforeAutospacing="off" w:after="0" w:afterAutospacing="off"/>
+              <w:jc w:val="center"/>
+            </w:pPr>
+            <w:r>
+              <w:rPr/>
+              <w:t>4 h</w:t>
+            </w:r>
+          </w:p>
+        </w:tc>
+        <w:tc>
+          <w:tcPr>
+            <w:tcW w:w="7485" w:type="dxa"/>
+            <w:tcMar/>
+            <w:vAlign w:val="center"/>
+          </w:tcPr>
+          <w:p>
+            <w:pPr>
+              <w:spacing w:before="0" w:beforeAutospacing="off" w:after="0" w:afterAutospacing="off"/>
+            </w:pPr>
+            <w:r>
+              <w:rPr/>
+              <w:t>Étude de l'existant : solutions de supervision, fonctionnalités, comparaison</w:t>
+            </w:r>
+          </w:p>
+        </w:tc>
+      </w:tr>
+      <w:tr>
+        <w:trPr>
+          <w:trHeight w:val="540"/>
+        </w:trPr>
+        <w:tc>
+          <w:tcPr>
+            <w:tcW w:w="1185" w:type="dxa"/>
+            <w:tcMar/>
+            <w:vAlign w:val="center"/>
+          </w:tcPr>
+          <w:p>
+            <w:pPr>
+              <w:spacing w:before="0" w:beforeAutospacing="off" w:after="0" w:afterAutospacing="off"/>
+            </w:pPr>
+            <w:r>
+              <w:rPr>
+                <w:b w:val="1"/>
+                <w:bCs w:val="1"/>
+              </w:rPr>
+              <w:t>Séance 2</w:t>
+            </w:r>
+          </w:p>
+        </w:tc>
+        <w:tc>
+          <w:tcPr>
+            <w:tcW w:w="1050" w:type="dxa"/>
+            <w:tcMar/>
+            <w:vAlign w:val="center"/>
+          </w:tcPr>
+          <w:p>
+            <w:pPr>
+              <w:spacing w:before="0" w:beforeAutospacing="off" w:after="0" w:afterAutospacing="off"/>
+              <w:jc w:val="center"/>
+            </w:pPr>
+            <w:r>
+              <w:rPr/>
+              <w:t>4 h</w:t>
+            </w:r>
+          </w:p>
+        </w:tc>
+        <w:tc>
+          <w:tcPr>
+            <w:tcW w:w="7485" w:type="dxa"/>
+            <w:tcMar/>
+            <w:vAlign w:val="center"/>
+          </w:tcPr>
+          <w:p>
+            <w:pPr>
+              <w:spacing w:before="0" w:beforeAutospacing="off" w:after="0" w:afterAutospacing="off"/>
+            </w:pPr>
+            <w:r>
+              <w:rPr/>
+              <w:t>Finalisation de l'étude de l'existant + cahier des charges fonctionnel et technique</w:t>
+            </w:r>
+          </w:p>
+        </w:tc>
+      </w:tr>
+      <w:tr>
+        <w:trPr>
+          <w:trHeight w:val="300"/>
+        </w:trPr>
+        <w:tc>
+          <w:tcPr>
+            <w:tcW w:w="1185" w:type="dxa"/>
+            <w:tcMar/>
+            <w:vAlign w:val="center"/>
+          </w:tcPr>
+          <w:p>
+            <w:pPr>
+              <w:spacing w:before="0" w:beforeAutospacing="off" w:after="0" w:afterAutospacing="off"/>
+            </w:pPr>
+            <w:r>
+              <w:rPr>
+                <w:b w:val="1"/>
+                <w:bCs w:val="1"/>
+              </w:rPr>
+              <w:t>Séance 3</w:t>
+            </w:r>
+          </w:p>
+        </w:tc>
+        <w:tc>
+          <w:tcPr>
+            <w:tcW w:w="1050" w:type="dxa"/>
+            <w:tcMar/>
+            <w:vAlign w:val="center"/>
+          </w:tcPr>
+          <w:p>
+            <w:pPr>
+              <w:spacing w:before="0" w:beforeAutospacing="off" w:after="0" w:afterAutospacing="off"/>
+              <w:jc w:val="center"/>
+            </w:pPr>
+            <w:r>
+              <w:rPr/>
+              <w:t>4 h</w:t>
+            </w:r>
+          </w:p>
+        </w:tc>
+        <w:tc>
+          <w:tcPr>
+            <w:tcW w:w="7485" w:type="dxa"/>
+            <w:tcMar/>
+            <w:vAlign w:val="center"/>
+          </w:tcPr>
+          <w:p>
+            <w:pPr>
+              <w:spacing w:before="0" w:beforeAutospacing="off" w:after="0" w:afterAutospacing="off"/>
+            </w:pPr>
+            <w:r>
+              <w:rPr/>
+              <w:t>Architecture logicielle, modélisation BDD, choix technologiques définitifs, initialisation du projet Git/Docker</w:t>
+            </w:r>
+          </w:p>
+        </w:tc>
+      </w:tr>
+      <w:tr>
+        <w:trPr>
+          <w:trHeight w:val="300"/>
+        </w:trPr>
+        <w:tc>
+          <w:tcPr>
+            <w:tcW w:w="1185" w:type="dxa"/>
+            <w:tcMar/>
+            <w:vAlign w:val="center"/>
+          </w:tcPr>
+          <w:p>
+            <w:pPr>
+              <w:spacing w:before="0" w:beforeAutospacing="off" w:after="0" w:afterAutospacing="off"/>
+            </w:pPr>
+            <w:r>
+              <w:rPr>
+                <w:b w:val="1"/>
+                <w:bCs w:val="1"/>
+              </w:rPr>
+              <w:t>Séance 4</w:t>
+            </w:r>
+          </w:p>
+        </w:tc>
+        <w:tc>
+          <w:tcPr>
+            <w:tcW w:w="1050" w:type="dxa"/>
+            <w:tcMar/>
+            <w:vAlign w:val="center"/>
+          </w:tcPr>
+          <w:p>
+            <w:pPr>
+              <w:spacing w:before="0" w:beforeAutospacing="off" w:after="0" w:afterAutospacing="off"/>
+              <w:jc w:val="center"/>
+            </w:pPr>
+            <w:r>
+              <w:rPr/>
+              <w:t>4 h</w:t>
+            </w:r>
+          </w:p>
+        </w:tc>
+        <w:tc>
+          <w:tcPr>
+            <w:tcW w:w="7485" w:type="dxa"/>
+            <w:tcMar/>
+            <w:vAlign w:val="center"/>
+          </w:tcPr>
+          <w:p>
+            <w:pPr>
+              <w:spacing w:before="0" w:beforeAutospacing="off" w:after="0" w:afterAutospacing="off"/>
+            </w:pPr>
+            <w:r>
+              <w:rPr/>
+              <w:t>Développement du module SNMP + premiers tests sur équipements réels/maquette</w:t>
+            </w:r>
+          </w:p>
+        </w:tc>
+      </w:tr>
+      <w:tr>
+        <w:trPr>
+          <w:trHeight w:val="300"/>
+        </w:trPr>
+        <w:tc>
+          <w:tcPr>
+            <w:tcW w:w="1185" w:type="dxa"/>
+            <w:tcMar/>
+            <w:vAlign w:val="center"/>
+          </w:tcPr>
+          <w:p>
+            <w:pPr>
+              <w:spacing w:before="0" w:beforeAutospacing="off" w:after="0" w:afterAutospacing="off"/>
+            </w:pPr>
+            <w:r>
+              <w:rPr>
+                <w:b w:val="1"/>
+                <w:bCs w:val="1"/>
+              </w:rPr>
+              <w:t>Séance 5</w:t>
+            </w:r>
+          </w:p>
+        </w:tc>
+        <w:tc>
+          <w:tcPr>
+            <w:tcW w:w="1050" w:type="dxa"/>
+            <w:tcMar/>
+            <w:vAlign w:val="center"/>
+          </w:tcPr>
+          <w:p>
+            <w:pPr>
+              <w:spacing w:before="0" w:beforeAutospacing="off" w:after="0" w:afterAutospacing="off"/>
+              <w:jc w:val="center"/>
+            </w:pPr>
+            <w:r>
+              <w:rPr/>
+              <w:t>4 h</w:t>
+            </w:r>
+          </w:p>
+        </w:tc>
+        <w:tc>
+          <w:tcPr>
+            <w:tcW w:w="7485" w:type="dxa"/>
+            <w:tcMar/>
+            <w:vAlign w:val="center"/>
+          </w:tcPr>
+          <w:p>
+            <w:pPr>
+              <w:spacing w:before="0" w:beforeAutospacing="off" w:after="0" w:afterAutospacing="off"/>
+            </w:pPr>
+            <w:r>
+              <w:rPr/>
+              <w:t>Développement du moteur de polling + historisation des données</w:t>
+            </w:r>
+          </w:p>
+        </w:tc>
+      </w:tr>
+      <w:tr>
+        <w:trPr>
+          <w:trHeight w:val="300"/>
+        </w:trPr>
+        <w:tc>
+          <w:tcPr>
+            <w:tcW w:w="1185" w:type="dxa"/>
+            <w:tcMar/>
+            <w:vAlign w:val="center"/>
+          </w:tcPr>
+          <w:p>
+            <w:pPr>
+              <w:spacing w:before="0" w:beforeAutospacing="off" w:after="0" w:afterAutospacing="off"/>
+            </w:pPr>
+            <w:r>
+              <w:rPr>
+                <w:b w:val="1"/>
+                <w:bCs w:val="1"/>
+              </w:rPr>
+              <w:t>Séance 6</w:t>
+            </w:r>
+          </w:p>
+        </w:tc>
+        <w:tc>
+          <w:tcPr>
+            <w:tcW w:w="1050" w:type="dxa"/>
+            <w:tcMar/>
+            <w:vAlign w:val="center"/>
+          </w:tcPr>
+          <w:p>
+            <w:pPr>
+              <w:spacing w:before="0" w:beforeAutospacing="off" w:after="0" w:afterAutospacing="off"/>
+              <w:jc w:val="center"/>
+            </w:pPr>
+            <w:r>
+              <w:rPr/>
+              <w:t>4 h</w:t>
+            </w:r>
+          </w:p>
+        </w:tc>
+        <w:tc>
+          <w:tcPr>
+            <w:tcW w:w="7485" w:type="dxa"/>
+            <w:tcMar/>
+            <w:vAlign w:val="center"/>
+          </w:tcPr>
+          <w:p>
+            <w:pPr>
+              <w:spacing w:before="0" w:beforeAutospacing="off" w:after="0" w:afterAutospacing="off"/>
+            </w:pPr>
+            <w:r>
+              <w:rPr/>
+              <w:t>Développement backend FastAPI + gestion de l'inventaire</w:t>
+            </w:r>
+          </w:p>
+        </w:tc>
+      </w:tr>
+      <w:tr>
+        <w:trPr>
+          <w:trHeight w:val="300"/>
+        </w:trPr>
+        <w:tc>
+          <w:tcPr>
+            <w:tcW w:w="1185" w:type="dxa"/>
+            <w:tcMar/>
+            <w:vAlign w:val="center"/>
+          </w:tcPr>
+          <w:p>
+            <w:pPr>
+              <w:spacing w:before="0" w:beforeAutospacing="off" w:after="0" w:afterAutospacing="off"/>
+            </w:pPr>
+            <w:r>
+              <w:rPr>
+                <w:b w:val="1"/>
+                <w:bCs w:val="1"/>
+              </w:rPr>
+              <w:t>Séance 7</w:t>
+            </w:r>
+          </w:p>
+        </w:tc>
+        <w:tc>
+          <w:tcPr>
+            <w:tcW w:w="1050" w:type="dxa"/>
+            <w:tcMar/>
+            <w:vAlign w:val="center"/>
+          </w:tcPr>
+          <w:p>
+            <w:pPr>
+              <w:spacing w:before="0" w:beforeAutospacing="off" w:after="0" w:afterAutospacing="off"/>
+              <w:jc w:val="center"/>
+            </w:pPr>
+            <w:r>
+              <w:rPr/>
+              <w:t>4 h</w:t>
+            </w:r>
+          </w:p>
+        </w:tc>
+        <w:tc>
+          <w:tcPr>
+            <w:tcW w:w="7485" w:type="dxa"/>
+            <w:tcMar/>
+            <w:vAlign w:val="center"/>
+          </w:tcPr>
+          <w:p>
+            <w:pPr>
+              <w:spacing w:before="0" w:beforeAutospacing="off" w:after="0" w:afterAutospacing="off"/>
+            </w:pPr>
+            <w:r>
+              <w:rPr/>
+              <w:t>Développement interface Web + dashboard + graphiques + alertes</w:t>
+            </w:r>
+          </w:p>
+        </w:tc>
+      </w:tr>
+      <w:tr>
+        <w:trPr>
+          <w:trHeight w:val="300"/>
+        </w:trPr>
+        <w:tc>
+          <w:tcPr>
+            <w:tcW w:w="1185" w:type="dxa"/>
+            <w:tcMar/>
+            <w:vAlign w:val="center"/>
+          </w:tcPr>
+          <w:p>
+            <w:pPr>
+              <w:spacing w:before="0" w:beforeAutospacing="off" w:after="0" w:afterAutospacing="off"/>
+            </w:pPr>
+            <w:r>
+              <w:rPr>
+                <w:b w:val="1"/>
+                <w:bCs w:val="1"/>
+              </w:rPr>
+              <w:t>Séance 8</w:t>
+            </w:r>
+          </w:p>
+        </w:tc>
+        <w:tc>
+          <w:tcPr>
+            <w:tcW w:w="1050" w:type="dxa"/>
+            <w:tcMar/>
+            <w:vAlign w:val="center"/>
+          </w:tcPr>
+          <w:p>
+            <w:pPr>
+              <w:spacing w:before="0" w:beforeAutospacing="off" w:after="0" w:afterAutospacing="off"/>
+              <w:jc w:val="center"/>
+            </w:pPr>
+            <w:r>
+              <w:rPr/>
+              <w:t>4 h</w:t>
+            </w:r>
+          </w:p>
+        </w:tc>
+        <w:tc>
+          <w:tcPr>
+            <w:tcW w:w="7485" w:type="dxa"/>
+            <w:tcMar/>
+            <w:vAlign w:val="center"/>
+          </w:tcPr>
+          <w:p>
+            <w:pPr>
+              <w:spacing w:before="0" w:beforeAutospacing="off" w:after="0" w:afterAutospacing="off"/>
+            </w:pPr>
+            <w:r>
+              <w:rPr/>
+              <w:t>Intégration, tests, corrections, documentation et préparation de la soutenance</w:t>
+            </w:r>
+          </w:p>
+        </w:tc>
+      </w:tr>
+    </w:tbl>
     <w:p>
       <w:pPr>
         <w:spacing w:after="150"/>
@@ -5042,7 +5958,7 @@
       <w:footerReference w:type="default" r:id="rId11"/>
       <w:headerReference w:type="first" r:id="rId12"/>
       <w:footerReference w:type="first" r:id="rId13"/>
-      <w:pgSz w:w="11906" w:h="16838"/>
+      <w:pgSz w:w="11906" w:h="16838" w:orient="portrait"/>
       <w:pgMar w:top="1134" w:right="1134" w:bottom="1134" w:left="1134" w:header="708" w:footer="708" w:gutter="0"/>
       <w:cols w:space="720"/>
       <w:formProt w:val="0"/>
@@ -5408,6 +6324,23 @@
 </w:hdr>
 </file>
 
+<file path=word/intelligence2.xml><?xml version="1.0" encoding="utf-8"?>
+<int2:intelligence xmlns:int2="http://schemas.microsoft.com/office/intelligence/2020/intelligence">
+  <int2:observations>
+    <int2:textHash int2:hashCode="1Q3PnGjih6LBMD" int2:id="tvDnRjfH">
+      <int2:state int2:type="spell" int2:value="Rejected"/>
+    </int2:textHash>
+    <int2:bookmark int2:bookmarkName="_Int_I4AWnYBw" int2:invalidationBookmarkName="" int2:hashCode="DxWBy4VWBB0Cb2" int2:id="61U5v5qs">
+      <int2:state int2:type="spell" int2:value="Rejected"/>
+    </int2:bookmark>
+    <int2:bookmark int2:bookmarkName="_Int_dCnYqQeT" int2:invalidationBookmarkName="" int2:hashCode="Il01t0kNrmXX+R" int2:id="dNhhEafe">
+      <int2:state int2:type="spell" int2:value="Rejected"/>
+    </int2:bookmark>
+  </int2:observations>
+  <int2:intelligenceSettings/>
+</int2:intelligence>
+</file>
+
 <file path=word/numbering.xml><?xml version="1.0" encoding="utf-8"?>
 <w:numbering xmlns:wpc="http://schemas.microsoft.com/office/word/2010/wordprocessingCanvas" xmlns:cx="http://schemas.microsoft.com/office/drawing/2014/chartex" xmlns:cx1="http://schemas.microsoft.com/office/drawing/2015/9/8/chartex" xmlns:cx2="http://schemas.microsoft.com/office/drawing/2015/10/21/chartex" xmlns:cx3="http://schemas.microsoft.com/office/drawing/2016/5/9/chartex" xmlns:cx4="http://schemas.microsoft.com/office/drawing/2016/5/10/chartex" xmlns:cx5="http://schemas.microsoft.com/office/drawing/2016/5/11/chartex" xmlns:cx6="http://schemas.microsoft.com/office/drawing/2016/5/12/chartex" xmlns:cx7="http://schemas.microsoft.com/office/drawing/2016/5/13/chartex" xmlns:cx8="http://schemas.microsoft.com/office/drawing/2016/5/14/chartex" xmlns:mc="http://schemas.openxmlformats.org/markup-compatibility/2006" xmlns:aink="http://schemas.microsoft.com/office/drawing/2016/ink" xmlns:am3d="http://schemas.microsoft.com/office/drawing/2017/model3d" xmlns:o="urn:schemas-microsoft-com:office:office" xmlns:oel="http://schemas.microsoft.com/office/2019/extlst" xmlns:r="http://schemas.openxmlformats.org/officeDocument/2006/relationships" xmlns:m="http://schemas.openxmlformats.org/officeDocument/2006/math" xmlns:v="urn:schemas-microsoft-com:vml" xmlns:wp14="http://schemas.microsoft.com/office/word/2010/wordprocessingDrawing" xmlns:wp="http://schemas.openxmlformats.org/drawingml/2006/wordprocessingDrawing" xmlns:w10="urn:schemas-microsoft-com:office:word" xmlns:w="http://schemas.openxmlformats.org/wordprocessingml/2006/main" xmlns:w14="http://schemas.microsoft.com/office/word/2010/wordml" xmlns:w15="http://schemas.microsoft.com/office/word/2012/wordml" xmlns:w16cex="http://schemas.microsoft.com/office/word/2018/wordml/cex" xmlns:w16cid="http://schemas.microsoft.com/office/word/2016/wordml/cid" xmlns:w16="http://schemas.microsoft.com/office/word/2018/wordml" xmlns:w16du="http://schemas.microsoft.com/office/word/2023/wordml/word16du" xmlns:w16sdtdh="http://schemas.microsoft.com/office/word/2020/wordml/sdtdatahash" xmlns:w16sdtfl="http://schemas.microsoft.com/office/word/2024/wordml/sdtformatlock" xmlns:w16se="http://schemas.microsoft.com/office/word/2015/wordml/symex" xmlns:wpg="http://schemas.microsoft.com/office/word/2010/wordprocessingGroup" xmlns:wpi="http://schemas.microsoft.com/office/word/2010/wordprocessingInk" xmlns:wne="http://schemas.microsoft.com/office/word/2006/wordml" xmlns:wps="http://schemas.microsoft.com/office/word/2010/wordprocessingShape" mc:Ignorable="w14 w15 w16se w16cid w16 w16cex w16sdtdh w16sdtfl w16du wp14">
   <w:abstractNum w:abstractNumId="0" w15:restartNumberingAfterBreak="0">
@@ -5539,7 +6472,7 @@
         <w:ind w:left="720" w:hanging="360"/>
       </w:pPr>
       <w:rPr>
-        <w:rFonts w:ascii="Wingdings" w:hAnsi="Wingdings" w:cs="Wingdings" w:hint="default"/>
+        <w:rFonts w:hint="default" w:ascii="Wingdings" w:hAnsi="Wingdings" w:cs="Wingdings"/>
       </w:rPr>
     </w:lvl>
     <w:lvl w:ilvl="1">
@@ -5554,7 +6487,7 @@
         <w:ind w:left="1440" w:hanging="360"/>
       </w:pPr>
       <w:rPr>
-        <w:rFonts w:ascii="Wingdings 2" w:hAnsi="Wingdings 2" w:cs="Wingdings 2" w:hint="default"/>
+        <w:rFonts w:hint="default" w:ascii="Wingdings 2" w:hAnsi="Wingdings 2" w:cs="Wingdings 2"/>
       </w:rPr>
     </w:lvl>
     <w:lvl w:ilvl="2">
@@ -5569,7 +6502,7 @@
         <w:ind w:left="2160" w:hanging="360"/>
       </w:pPr>
       <w:rPr>
-        <w:rFonts w:ascii="OpenSymbol" w:hAnsi="OpenSymbol" w:cs="OpenSymbol" w:hint="default"/>
+        <w:rFonts w:hint="default" w:ascii="OpenSymbol" w:hAnsi="OpenSymbol" w:cs="OpenSymbol"/>
       </w:rPr>
     </w:lvl>
     <w:lvl w:ilvl="3">
@@ -5584,7 +6517,7 @@
         <w:ind w:left="2880" w:hanging="360"/>
       </w:pPr>
       <w:rPr>
-        <w:rFonts w:ascii="Wingdings" w:hAnsi="Wingdings" w:cs="Wingdings" w:hint="default"/>
+        <w:rFonts w:hint="default" w:ascii="Wingdings" w:hAnsi="Wingdings" w:cs="Wingdings"/>
       </w:rPr>
     </w:lvl>
     <w:lvl w:ilvl="4">
@@ -5599,7 +6532,7 @@
         <w:ind w:left="3600" w:hanging="360"/>
       </w:pPr>
       <w:rPr>
-        <w:rFonts w:ascii="Wingdings 2" w:hAnsi="Wingdings 2" w:cs="Wingdings 2" w:hint="default"/>
+        <w:rFonts w:hint="default" w:ascii="Wingdings 2" w:hAnsi="Wingdings 2" w:cs="Wingdings 2"/>
       </w:rPr>
     </w:lvl>
     <w:lvl w:ilvl="5">
@@ -5614,7 +6547,7 @@
         <w:ind w:left="4320" w:hanging="360"/>
       </w:pPr>
       <w:rPr>
-        <w:rFonts w:ascii="OpenSymbol" w:hAnsi="OpenSymbol" w:cs="OpenSymbol" w:hint="default"/>
+        <w:rFonts w:hint="default" w:ascii="OpenSymbol" w:hAnsi="OpenSymbol" w:cs="OpenSymbol"/>
       </w:rPr>
     </w:lvl>
     <w:lvl w:ilvl="6">
@@ -5629,7 +6562,7 @@
         <w:ind w:left="5040" w:hanging="360"/>
       </w:pPr>
       <w:rPr>
-        <w:rFonts w:ascii="Wingdings" w:hAnsi="Wingdings" w:cs="Wingdings" w:hint="default"/>
+        <w:rFonts w:hint="default" w:ascii="Wingdings" w:hAnsi="Wingdings" w:cs="Wingdings"/>
       </w:rPr>
     </w:lvl>
     <w:lvl w:ilvl="7">
@@ -5644,7 +6577,7 @@
         <w:ind w:left="5760" w:hanging="360"/>
       </w:pPr>
       <w:rPr>
-        <w:rFonts w:ascii="Wingdings" w:hAnsi="Wingdings" w:cs="Wingdings" w:hint="default"/>
+        <w:rFonts w:hint="default" w:ascii="Wingdings" w:hAnsi="Wingdings" w:cs="Wingdings"/>
       </w:rPr>
     </w:lvl>
     <w:lvl w:ilvl="8">
@@ -5659,7 +6592,7 @@
         <w:ind w:left="6480" w:hanging="360"/>
       </w:pPr>
       <w:rPr>
-        <w:rFonts w:ascii="Wingdings" w:hAnsi="Wingdings" w:cs="Wingdings" w:hint="default"/>
+        <w:rFonts w:hint="default" w:ascii="Wingdings" w:hAnsi="Wingdings" w:cs="Wingdings"/>
       </w:rPr>
     </w:lvl>
   </w:abstractNum>
@@ -5814,7 +6747,7 @@
   <w:docDefaults>
     <w:rPrDefault>
       <w:rPr>
-        <w:rFonts w:ascii="Calibri" w:eastAsia="Calibri" w:hAnsi="Calibri" w:cs="Calibri"/>
+        <w:rFonts w:ascii="Calibri" w:hAnsi="Calibri" w:eastAsia="Calibri" w:cs="Calibri"/>
         <w:sz w:val="22"/>
         <w:szCs w:val="22"/>
         <w:lang w:val="en-US" w:eastAsia="zh-CN" w:bidi="hi-IN"/>
@@ -5829,14 +6762,14 @@
   <w:latentStyles w:defLockedState="0" w:defUIPriority="99" w:defSemiHidden="0" w:defUnhideWhenUsed="0" w:defQFormat="0" w:count="376">
     <w:lsdException w:name="Normal" w:uiPriority="0" w:qFormat="1"/>
     <w:lsdException w:name="heading 1" w:uiPriority="9" w:qFormat="1"/>
-    <w:lsdException w:name="heading 2" w:semiHidden="1" w:uiPriority="9" w:unhideWhenUsed="1" w:qFormat="1"/>
-    <w:lsdException w:name="heading 3" w:semiHidden="1" w:uiPriority="9" w:unhideWhenUsed="1" w:qFormat="1"/>
-    <w:lsdException w:name="heading 4" w:semiHidden="1" w:uiPriority="9" w:unhideWhenUsed="1" w:qFormat="1"/>
-    <w:lsdException w:name="heading 5" w:semiHidden="1" w:uiPriority="9" w:unhideWhenUsed="1" w:qFormat="1"/>
-    <w:lsdException w:name="heading 6" w:semiHidden="1" w:uiPriority="9" w:unhideWhenUsed="1" w:qFormat="1"/>
-    <w:lsdException w:name="heading 7" w:semiHidden="1" w:uiPriority="9" w:unhideWhenUsed="1" w:qFormat="1"/>
-    <w:lsdException w:name="heading 8" w:semiHidden="1" w:uiPriority="9" w:unhideWhenUsed="1" w:qFormat="1"/>
-    <w:lsdException w:name="heading 9" w:semiHidden="1" w:uiPriority="9" w:unhideWhenUsed="1" w:qFormat="1"/>
+    <w:lsdException w:name="heading 2" w:uiPriority="9" w:semiHidden="1" w:unhideWhenUsed="1" w:qFormat="1"/>
+    <w:lsdException w:name="heading 3" w:uiPriority="9" w:semiHidden="1" w:unhideWhenUsed="1" w:qFormat="1"/>
+    <w:lsdException w:name="heading 4" w:uiPriority="9" w:semiHidden="1" w:unhideWhenUsed="1" w:qFormat="1"/>
+    <w:lsdException w:name="heading 5" w:uiPriority="9" w:semiHidden="1" w:unhideWhenUsed="1" w:qFormat="1"/>
+    <w:lsdException w:name="heading 6" w:uiPriority="9" w:semiHidden="1" w:unhideWhenUsed="1" w:qFormat="1"/>
+    <w:lsdException w:name="heading 7" w:uiPriority="9" w:semiHidden="1" w:unhideWhenUsed="1" w:qFormat="1"/>
+    <w:lsdException w:name="heading 8" w:uiPriority="9" w:semiHidden="1" w:unhideWhenUsed="1" w:qFormat="1"/>
+    <w:lsdException w:name="heading 9" w:uiPriority="9" w:semiHidden="1" w:unhideWhenUsed="1" w:qFormat="1"/>
     <w:lsdException w:name="index 1" w:semiHidden="1" w:unhideWhenUsed="1"/>
     <w:lsdException w:name="index 2" w:semiHidden="1" w:unhideWhenUsed="1"/>
     <w:lsdException w:name="index 3" w:semiHidden="1" w:unhideWhenUsed="1"/>
@@ -5846,22 +6779,22 @@
     <w:lsdException w:name="index 7" w:semiHidden="1" w:unhideWhenUsed="1"/>
     <w:lsdException w:name="index 8" w:semiHidden="1" w:unhideWhenUsed="1"/>
     <w:lsdException w:name="index 9" w:semiHidden="1" w:unhideWhenUsed="1"/>
-    <w:lsdException w:name="toc 1" w:semiHidden="1" w:uiPriority="39" w:unhideWhenUsed="1"/>
-    <w:lsdException w:name="toc 2" w:semiHidden="1" w:uiPriority="39" w:unhideWhenUsed="1"/>
-    <w:lsdException w:name="toc 3" w:semiHidden="1" w:uiPriority="39" w:unhideWhenUsed="1"/>
-    <w:lsdException w:name="toc 4" w:semiHidden="1" w:uiPriority="39" w:unhideWhenUsed="1"/>
-    <w:lsdException w:name="toc 5" w:semiHidden="1" w:uiPriority="39" w:unhideWhenUsed="1"/>
-    <w:lsdException w:name="toc 6" w:semiHidden="1" w:uiPriority="39" w:unhideWhenUsed="1"/>
-    <w:lsdException w:name="toc 7" w:semiHidden="1" w:uiPriority="39" w:unhideWhenUsed="1"/>
-    <w:lsdException w:name="toc 8" w:semiHidden="1" w:uiPriority="39" w:unhideWhenUsed="1"/>
-    <w:lsdException w:name="toc 9" w:semiHidden="1" w:uiPriority="39" w:unhideWhenUsed="1"/>
+    <w:lsdException w:name="toc 1" w:uiPriority="39" w:semiHidden="1" w:unhideWhenUsed="1"/>
+    <w:lsdException w:name="toc 2" w:uiPriority="39" w:semiHidden="1" w:unhideWhenUsed="1"/>
+    <w:lsdException w:name="toc 3" w:uiPriority="39" w:semiHidden="1" w:unhideWhenUsed="1"/>
+    <w:lsdException w:name="toc 4" w:uiPriority="39" w:semiHidden="1" w:unhideWhenUsed="1"/>
+    <w:lsdException w:name="toc 5" w:uiPriority="39" w:semiHidden="1" w:unhideWhenUsed="1"/>
+    <w:lsdException w:name="toc 6" w:uiPriority="39" w:semiHidden="1" w:unhideWhenUsed="1"/>
+    <w:lsdException w:name="toc 7" w:uiPriority="39" w:semiHidden="1" w:unhideWhenUsed="1"/>
+    <w:lsdException w:name="toc 8" w:uiPriority="39" w:semiHidden="1" w:unhideWhenUsed="1"/>
+    <w:lsdException w:name="toc 9" w:uiPriority="39" w:semiHidden="1" w:unhideWhenUsed="1"/>
     <w:lsdException w:name="Normal Indent" w:semiHidden="1" w:unhideWhenUsed="1"/>
     <w:lsdException w:name="footnote text" w:semiHidden="1" w:unhideWhenUsed="1"/>
     <w:lsdException w:name="annotation text" w:semiHidden="1" w:unhideWhenUsed="1"/>
     <w:lsdException w:name="header" w:semiHidden="1" w:unhideWhenUsed="1"/>
     <w:lsdException w:name="footer" w:semiHidden="1" w:unhideWhenUsed="1"/>
     <w:lsdException w:name="index heading" w:semiHidden="1" w:unhideWhenUsed="1"/>
-    <w:lsdException w:name="caption" w:semiHidden="1" w:uiPriority="35" w:unhideWhenUsed="1" w:qFormat="1"/>
+    <w:lsdException w:name="caption" w:uiPriority="35" w:semiHidden="1" w:unhideWhenUsed="1" w:qFormat="1"/>
     <w:lsdException w:name="table of figures" w:semiHidden="1" w:unhideWhenUsed="1"/>
     <w:lsdException w:name="envelope address" w:semiHidden="1" w:unhideWhenUsed="1"/>
     <w:lsdException w:name="envelope return" w:semiHidden="1" w:unhideWhenUsed="1"/>
@@ -5892,7 +6825,7 @@
     <w:lsdException w:name="Title" w:uiPriority="10" w:qFormat="1"/>
     <w:lsdException w:name="Closing" w:semiHidden="1" w:unhideWhenUsed="1"/>
     <w:lsdException w:name="Signature" w:semiHidden="1" w:unhideWhenUsed="1"/>
-    <w:lsdException w:name="Default Paragraph Font" w:semiHidden="1" w:uiPriority="1" w:unhideWhenUsed="1"/>
+    <w:lsdException w:name="Default Paragraph Font" w:uiPriority="1" w:semiHidden="1" w:unhideWhenUsed="1"/>
     <w:lsdException w:name="Body Text" w:semiHidden="1" w:unhideWhenUsed="1"/>
     <w:lsdException w:name="Body Text Indent" w:semiHidden="1" w:unhideWhenUsed="1"/>
     <w:lsdException w:name="List Continue" w:semiHidden="1" w:unhideWhenUsed="1"/>
@@ -6092,8 +7025,8 @@
     <w:lsdException w:name="Subtle Reference" w:uiPriority="31" w:qFormat="1"/>
     <w:lsdException w:name="Intense Reference" w:uiPriority="32" w:qFormat="1"/>
     <w:lsdException w:name="Book Title" w:uiPriority="33" w:qFormat="1"/>
-    <w:lsdException w:name="Bibliography" w:semiHidden="1" w:uiPriority="37" w:unhideWhenUsed="1"/>
-    <w:lsdException w:name="TOC Heading" w:semiHidden="1" w:uiPriority="39" w:unhideWhenUsed="1" w:qFormat="1"/>
+    <w:lsdException w:name="Bibliography" w:uiPriority="37" w:semiHidden="1" w:unhideWhenUsed="1"/>
+    <w:lsdException w:name="TOC Heading" w:uiPriority="39" w:semiHidden="1" w:unhideWhenUsed="1" w:qFormat="1"/>
     <w:lsdException w:name="Plain Table 1" w:uiPriority="41"/>
     <w:lsdException w:name="Plain Table 2" w:uiPriority="42"/>
     <w:lsdException w:name="Plain Table 3" w:uiPriority="43"/>
@@ -6204,7 +7137,7 @@
     <w:lsdException w:name="Unresolved Mention" w:semiHidden="1" w:unhideWhenUsed="1"/>
     <w:lsdException w:name="Smart Link" w:semiHidden="1" w:unhideWhenUsed="1"/>
   </w:latentStyles>
-  <w:style w:type="paragraph" w:default="1" w:styleId="Normal">
+  <w:style w:type="paragraph" w:styleId="Normal" w:default="1">
     <w:name w:val="Normal"/>
     <w:qFormat/>
   </w:style>
@@ -6303,12 +7236,12 @@
       <w:color w:val="1F4D78"/>
     </w:rPr>
   </w:style>
-  <w:style w:type="character" w:default="1" w:styleId="Policepardfaut">
+  <w:style w:type="character" w:styleId="Policepardfaut" w:default="1">
     <w:name w:val="Default Paragraph Font"/>
     <w:uiPriority w:val="1"/>
     <w:unhideWhenUsed/>
   </w:style>
-  <w:style w:type="table" w:default="1" w:styleId="TableauNormal">
+  <w:style w:type="table" w:styleId="TableauNormal" w:default="1">
     <w:name w:val="Normal Table"/>
     <w:uiPriority w:val="99"/>
     <w:semiHidden/>
@@ -6323,7 +7256,7 @@
       </w:tblCellMar>
     </w:tblPr>
   </w:style>
-  <w:style w:type="numbering" w:default="1" w:styleId="Aucuneliste">
+  <w:style w:type="numbering" w:styleId="Aucuneliste" w:default="1">
     <w:name w:val="No List"/>
     <w:uiPriority w:val="99"/>
     <w:semiHidden/>
@@ -6338,7 +7271,7 @@
       <w:u w:val="single"/>
     </w:rPr>
   </w:style>
-  <w:style w:type="character" w:customStyle="1" w:styleId="FootnoteCharacters">
+  <w:style w:type="character" w:styleId="FootnoteCharacters" w:customStyle="1">
     <w:name w:val="Footnote Characters"/>
     <w:uiPriority w:val="99"/>
     <w:semiHidden/>
@@ -6354,7 +7287,7 @@
       <w:vertAlign w:val="superscript"/>
     </w:rPr>
   </w:style>
-  <w:style w:type="character" w:customStyle="1" w:styleId="NotedebasdepageCar">
+  <w:style w:type="character" w:styleId="NotedebasdepageCar" w:customStyle="1">
     <w:name w:val="Note de bas de page Car"/>
     <w:link w:val="Notedebasdepage"/>
     <w:uiPriority w:val="99"/>
@@ -6366,7 +7299,7 @@
       <w:szCs w:val="20"/>
     </w:rPr>
   </w:style>
-  <w:style w:type="character" w:customStyle="1" w:styleId="EndnoteCharacters">
+  <w:style w:type="character" w:styleId="EndnoteCharacters" w:customStyle="1">
     <w:name w:val="Endnote Characters"/>
     <w:uiPriority w:val="99"/>
     <w:semiHidden/>
@@ -6382,7 +7315,7 @@
       <w:vertAlign w:val="superscript"/>
     </w:rPr>
   </w:style>
-  <w:style w:type="character" w:customStyle="1" w:styleId="NotedefinCar">
+  <w:style w:type="character" w:styleId="NotedefinCar" w:customStyle="1">
     <w:name w:val="Note de fin Car"/>
     <w:link w:val="Notedefin"/>
     <w:uiPriority w:val="99"/>
@@ -6394,11 +7327,11 @@
       <w:szCs w:val="20"/>
     </w:rPr>
   </w:style>
-  <w:style w:type="character" w:customStyle="1" w:styleId="IndexLink">
+  <w:style w:type="character" w:styleId="IndexLink" w:customStyle="1">
     <w:name w:val="Index Link"/>
     <w:qFormat/>
   </w:style>
-  <w:style w:type="paragraph" w:customStyle="1" w:styleId="Heading">
+  <w:style w:type="paragraph" w:styleId="Heading" w:customStyle="1">
     <w:name w:val="Heading"/>
     <w:basedOn w:val="Normal"/>
     <w:next w:val="Corpsdetexte"/>
@@ -6408,7 +7341,7 @@
       <w:spacing w:before="240" w:after="120"/>
     </w:pPr>
     <w:rPr>
-      <w:rFonts w:ascii="Liberation Sans" w:eastAsia="Noto Sans CJK SC" w:hAnsi="Liberation Sans" w:cs="FreeSans"/>
+      <w:rFonts w:ascii="Liberation Sans" w:hAnsi="Liberation Sans" w:eastAsia="Noto Sans CJK SC" w:cs="FreeSans"/>
       <w:sz w:val="28"/>
       <w:szCs w:val="28"/>
     </w:rPr>
@@ -6443,7 +7376,7 @@
       <w:szCs w:val="24"/>
     </w:rPr>
   </w:style>
-  <w:style w:type="paragraph" w:customStyle="1" w:styleId="Index">
+  <w:style w:type="paragraph" w:styleId="Index" w:customStyle="1">
     <w:name w:val="Index"/>
     <w:basedOn w:val="Normal"/>
     <w:qFormat/>
@@ -6465,7 +7398,7 @@
       <w:szCs w:val="56"/>
     </w:rPr>
   </w:style>
-  <w:style w:type="paragraph" w:customStyle="1" w:styleId="StrongEmphasis">
+  <w:style w:type="paragraph" w:styleId="StrongEmphasis" w:customStyle="1">
     <w:name w:val="Strong Emphasis"/>
     <w:basedOn w:val="Normal"/>
     <w:next w:val="Normal"/>
@@ -6504,14 +7437,14 @@
       <w:szCs w:val="20"/>
     </w:rPr>
   </w:style>
-  <w:style w:type="paragraph" w:customStyle="1" w:styleId="heading10">
+  <w:style w:type="paragraph" w:styleId="heading10" w:customStyle="1">
     <w:name w:val="heading 10"/>
     <w:basedOn w:val="Normal"/>
     <w:next w:val="Normal"/>
     <w:qFormat/>
     <w:pPr>
       <w:pBdr>
-        <w:bottom w:val="single" w:sz="6" w:space="4" w:color="1F4E79"/>
+        <w:bottom w:val="single" w:color="1F4E79" w:sz="6" w:space="4"/>
       </w:pBdr>
       <w:spacing w:before="400" w:after="200"/>
     </w:pPr>
@@ -6523,7 +7456,7 @@
       <w:szCs w:val="30"/>
     </w:rPr>
   </w:style>
-  <w:style w:type="paragraph" w:customStyle="1" w:styleId="heading20">
+  <w:style w:type="paragraph" w:styleId="heading20" w:customStyle="1">
     <w:name w:val="heading 20"/>
     <w:basedOn w:val="Normal"/>
     <w:next w:val="Normal"/>
@@ -6536,7 +7469,7 @@
       <w:szCs w:val="25"/>
     </w:rPr>
   </w:style>
-  <w:style w:type="paragraph" w:customStyle="1" w:styleId="HeaderandFooter">
+  <w:style w:type="paragraph" w:styleId="HeaderandFooter" w:customStyle="1">
     <w:name w:val="Header and Footer"/>
     <w:basedOn w:val="Normal"/>
     <w:qFormat/>
@@ -6569,6 +7502,32 @@
       </w:tabs>
       <w:ind w:left="283"/>
     </w:pPr>
+  </w:style>
+  <w:style xmlns:w="http://schemas.openxmlformats.org/wordprocessingml/2006/main" w:type="table" w:styleId="TableGrid">
+    <w:name xmlns:w="http://schemas.openxmlformats.org/wordprocessingml/2006/main" w:val="Table Grid"/>
+    <w:basedOn xmlns:w="http://schemas.openxmlformats.org/wordprocessingml/2006/main" w:val="TableauNormal"/>
+    <w:uiPriority xmlns:w="http://schemas.openxmlformats.org/wordprocessingml/2006/main" w:val="59"/>
+    <w:rsid xmlns:w="http://schemas.openxmlformats.org/wordprocessingml/2006/main" w:val="00FB4123"/>
+    <w:pPr xmlns:w="http://schemas.openxmlformats.org/wordprocessingml/2006/main">
+      <w:spacing w:after="0" w:line="240" w:lineRule="auto"/>
+    </w:pPr>
+    <w:tblPr xmlns:w="http://schemas.openxmlformats.org/wordprocessingml/2006/main">
+      <w:tblInd w:w="0" w:type="dxa"/>
+      <w:tblBorders>
+        <w:top w:val="single" w:color="000000" w:themeColor="text1" w:sz="4" w:space="0"/>
+        <w:left w:val="single" w:color="000000" w:themeColor="text1" w:sz="4" w:space="0"/>
+        <w:bottom w:val="single" w:color="000000" w:themeColor="text1" w:sz="4" w:space="0"/>
+        <w:right w:val="single" w:color="000000" w:themeColor="text1" w:sz="4" w:space="0"/>
+        <w:insideH w:val="single" w:color="000000" w:themeColor="text1" w:sz="4" w:space="0"/>
+        <w:insideV w:val="single" w:color="000000" w:themeColor="text1" w:sz="4" w:space="0"/>
+      </w:tblBorders>
+      <w:tblCellMar>
+        <w:top w:w="0" w:type="dxa"/>
+        <w:left w:w="108" w:type="dxa"/>
+        <w:bottom w:w="0" w:type="dxa"/>
+        <w:right w:w="108" w:type="dxa"/>
+      </w:tblCellMar>
+    </w:tblPr>
   </w:style>
 </w:styles>
 </file>
